--- a/docs/G9-IPTS_Executive_Briefing.docx
+++ b/docs/G9-IPTS_Executive_Briefing.docx
@@ -153,7 +153,7 @@
           <w:sz w:val="24"/>
           <w:szCs w:val="24"/>
         </w:rPr>
-        <w:t xml:space="preserve">April 2026</w:t>
+        <w:t xml:space="preserve">Version 4.0  |  April 2026</w:t>
       </w:r>
     </w:p>
     <w:p>
@@ -284,7 +284,7 @@
           <w:sz w:val="22"/>
           <w:szCs w:val="22"/>
         </w:rPr>
-        <w:t xml:space="preserve">4</w:t>
+        <w:t xml:space="preserve">5</w:t>
       </w:r>
     </w:p>
     <w:p>
@@ -318,7 +318,7 @@
           <w:sz w:val="22"/>
           <w:szCs w:val="22"/>
         </w:rPr>
-        <w:t xml:space="preserve">6</w:t>
+        <w:t xml:space="preserve">7</w:t>
       </w:r>
     </w:p>
     <w:p>
@@ -352,7 +352,7 @@
           <w:sz w:val="22"/>
           <w:szCs w:val="22"/>
         </w:rPr>
-        <w:t xml:space="preserve">12</w:t>
+        <w:t xml:space="preserve">13</w:t>
       </w:r>
     </w:p>
     <w:p>
@@ -369,7 +369,7 @@
           <w:sz w:val="22"/>
           <w:szCs w:val="22"/>
         </w:rPr>
-        <w:t xml:space="preserve">5.  AI/ML Capabilities</w:t>
+        <w:t xml:space="preserve">5.  AI/ML Capabilities &amp; Explainability</w:t>
       </w:r>
       <w:r>
         <w:rPr>
@@ -386,7 +386,7 @@
           <w:sz w:val="22"/>
           <w:szCs w:val="22"/>
         </w:rPr>
-        <w:t xml:space="preserve">16</w:t>
+        <w:t xml:space="preserve">19</w:t>
       </w:r>
     </w:p>
     <w:p>
@@ -403,7 +403,7 @@
           <w:sz w:val="22"/>
           <w:szCs w:val="22"/>
         </w:rPr>
-        <w:t xml:space="preserve">6.  Security &amp; Compliance</w:t>
+        <w:t xml:space="preserve">6.  Four-Eyes Approval &amp; Operational Controls</w:t>
       </w:r>
       <w:r>
         <w:rPr>
@@ -420,7 +420,7 @@
           <w:sz w:val="22"/>
           <w:szCs w:val="22"/>
         </w:rPr>
-        <w:t xml:space="preserve">18</w:t>
+        <w:t xml:space="preserve">22</w:t>
       </w:r>
     </w:p>
     <w:p>
@@ -437,7 +437,7 @@
           <w:sz w:val="22"/>
           <w:szCs w:val="22"/>
         </w:rPr>
-        <w:t xml:space="preserve">7.  ROI Analysis</w:t>
+        <w:t xml:space="preserve">7.  Multi-Currency FX Engine</w:t>
       </w:r>
       <w:r>
         <w:rPr>
@@ -454,7 +454,7 @@
           <w:sz w:val="22"/>
           <w:szCs w:val="22"/>
         </w:rPr>
-        <w:t xml:space="preserve">20</w:t>
+        <w:t xml:space="preserve">24</w:t>
       </w:r>
     </w:p>
     <w:p>
@@ -471,7 +471,7 @@
           <w:sz w:val="22"/>
           <w:szCs w:val="22"/>
         </w:rPr>
-        <w:t xml:space="preserve">8.  Total Cost of Ownership (TCO)</w:t>
+        <w:t xml:space="preserve">8.  Security &amp; Compliance</w:t>
       </w:r>
       <w:r>
         <w:rPr>
@@ -488,7 +488,7 @@
           <w:sz w:val="22"/>
           <w:szCs w:val="22"/>
         </w:rPr>
-        <w:t xml:space="preserve">21</w:t>
+        <w:t xml:space="preserve">25</w:t>
       </w:r>
     </w:p>
     <w:p>
@@ -505,7 +505,7 @@
           <w:sz w:val="22"/>
           <w:szCs w:val="22"/>
         </w:rPr>
-        <w:t xml:space="preserve">9.  Business Impact</w:t>
+        <w:t xml:space="preserve">9.  ROI Analysis</w:t>
       </w:r>
       <w:r>
         <w:rPr>
@@ -522,7 +522,7 @@
           <w:sz w:val="22"/>
           <w:szCs w:val="22"/>
         </w:rPr>
-        <w:t xml:space="preserve">22</w:t>
+        <w:t xml:space="preserve">27</w:t>
       </w:r>
     </w:p>
     <w:p>
@@ -539,7 +539,7 @@
           <w:sz w:val="22"/>
           <w:szCs w:val="22"/>
         </w:rPr>
-        <w:t xml:space="preserve">10.  Risk Assessment</w:t>
+        <w:t xml:space="preserve">10.  Total Cost of Ownership (TCO)</w:t>
       </w:r>
       <w:r>
         <w:rPr>
@@ -556,7 +556,7 @@
           <w:sz w:val="22"/>
           <w:szCs w:val="22"/>
         </w:rPr>
-        <w:t xml:space="preserve">23</w:t>
+        <w:t xml:space="preserve">28</w:t>
       </w:r>
     </w:p>
     <w:p>
@@ -573,7 +573,7 @@
           <w:sz w:val="22"/>
           <w:szCs w:val="22"/>
         </w:rPr>
-        <w:t xml:space="preserve">11.  Implementation Roadmap</w:t>
+        <w:t xml:space="preserve">11.  Business Impact</w:t>
       </w:r>
       <w:r>
         <w:rPr>
@@ -590,7 +590,7 @@
           <w:sz w:val="22"/>
           <w:szCs w:val="22"/>
         </w:rPr>
-        <w:t xml:space="preserve">24</w:t>
+        <w:t xml:space="preserve">29</w:t>
       </w:r>
     </w:p>
     <w:p>
@@ -607,7 +607,7 @@
           <w:sz w:val="22"/>
           <w:szCs w:val="22"/>
         </w:rPr>
-        <w:t xml:space="preserve">12.  Conclusion &amp; Recommendations</w:t>
+        <w:t xml:space="preserve">12.  Risk Assessment</w:t>
       </w:r>
       <w:r>
         <w:rPr>
@@ -624,7 +624,75 @@
           <w:sz w:val="22"/>
           <w:szCs w:val="22"/>
         </w:rPr>
-        <w:t xml:space="preserve">25</w:t>
+        <w:t xml:space="preserve">31</w:t>
+      </w:r>
+    </w:p>
+    <w:p>
+      <w:pPr>
+        <w:tabs>
+          <w:tab w:val="right" w:pos="9360" w:leader="dot"/>
+        </w:tabs>
+        <w:spacing w:after="100"/>
+      </w:pPr>
+      <w:r>
+        <w:rPr>
+          <w:rFonts w:ascii="Calibri" w:cs="Calibri" w:eastAsia="Calibri" w:hAnsi="Calibri"/>
+          <w:color w:val="1A2332"/>
+          <w:sz w:val="22"/>
+          <w:szCs w:val="22"/>
+        </w:rPr>
+        <w:t xml:space="preserve">13.  Implementation Roadmap</w:t>
+      </w:r>
+      <w:r>
+        <w:rPr>
+          <w:rFonts w:ascii="Calibri" w:cs="Calibri" w:eastAsia="Calibri" w:hAnsi="Calibri"/>
+          <w:sz w:val="22"/>
+          <w:szCs w:val="22"/>
+        </w:rPr>
+        <w:t xml:space="preserve">	</w:t>
+      </w:r>
+      <w:r>
+        <w:rPr>
+          <w:rFonts w:ascii="Calibri" w:cs="Calibri" w:eastAsia="Calibri" w:hAnsi="Calibri"/>
+          <w:color w:val="666666"/>
+          <w:sz w:val="22"/>
+          <w:szCs w:val="22"/>
+        </w:rPr>
+        <w:t xml:space="preserve">32</w:t>
+      </w:r>
+    </w:p>
+    <w:p>
+      <w:pPr>
+        <w:tabs>
+          <w:tab w:val="right" w:pos="9360" w:leader="dot"/>
+        </w:tabs>
+        <w:spacing w:after="100"/>
+      </w:pPr>
+      <w:r>
+        <w:rPr>
+          <w:rFonts w:ascii="Calibri" w:cs="Calibri" w:eastAsia="Calibri" w:hAnsi="Calibri"/>
+          <w:color w:val="1A2332"/>
+          <w:sz w:val="22"/>
+          <w:szCs w:val="22"/>
+        </w:rPr>
+        <w:t xml:space="preserve">14.  Conclusion &amp; Recommendations</w:t>
+      </w:r>
+      <w:r>
+        <w:rPr>
+          <w:rFonts w:ascii="Calibri" w:cs="Calibri" w:eastAsia="Calibri" w:hAnsi="Calibri"/>
+          <w:sz w:val="22"/>
+          <w:szCs w:val="22"/>
+        </w:rPr>
+        <w:t xml:space="preserve">	</w:t>
+      </w:r>
+      <w:r>
+        <w:rPr>
+          <w:rFonts w:ascii="Calibri" w:cs="Calibri" w:eastAsia="Calibri" w:hAnsi="Calibri"/>
+          <w:color w:val="666666"/>
+          <w:sz w:val="22"/>
+          <w:szCs w:val="22"/>
+        </w:rPr>
+        <w:t xml:space="preserve">33</w:t>
       </w:r>
     </w:p>
     <w:p>
@@ -661,7 +729,7 @@
           <w:sz w:val="22"/>
           <w:szCs w:val="22"/>
         </w:rPr>
-        <w:t xml:space="preserve">The Integrated Payment Transformation System (IPTS) is an enterprise-grade financial settlement platform that collapses cross-border payment cycles from the traditional T+2 to T+5 window to near-real-time settlement in under 10 seconds. Built on a 7-layer convergent architecture, IPTS integrates blockchain-based atomic settlement, a 4-model AI/ML fraud detection ensemble, Zero Trust security, and GDPR-compliant data sovereignty into a unified platform.</w:t>
+        <w:t xml:space="preserve">The Integrated Payment Transformation System (IPTS) is an enterprise-grade financial settlement platform that collapses cross-border payment cycles from the traditional T+2 to T+5 window to near-real-time settlement in under 10 seconds. Built on a 7-layer convergent architecture, IPTS integrates blockchain-based atomic settlement, a 5-model AI/ML fraud detection ensemble with SHAP explainability, four-eyes dual approval for high-value transactions, multi-currency FX conversion, Zero Trust security, and GDPR-compliant data sovereignty into a unified platform.</w:t>
       </w:r>
     </w:p>
     <w:p>
@@ -681,7 +749,7 @@
           <w:sz w:val="22"/>
           <w:szCs w:val="22"/>
         </w:rPr>
-        <w:t xml:space="preserve">This briefing provides senior leadership with a comprehensive overview of IPTS capabilities, financial impact, risk posture, and implementation roadmap. The following KPI comparison summarizes the transformational impact:</w:t>
+        <w:t xml:space="preserve">This briefing provides senior leadership with a comprehensive overview of IPTS capabilities, including the significant enhancements delivered in Version 4.0: explainable AI, dual-approval controls, real-time velocity tracking, multi-currency support, SLA monitoring, and local deployment capability.</w:t>
       </w:r>
     </w:p>
     <w:p>
@@ -816,7 +884,7 @@
                 <w:sz w:val="20"/>
                 <w:szCs w:val="20"/>
               </w:rPr>
-              <w:t xml:space="preserve">After IPTS</w:t>
+              <w:t xml:space="preserve">After IPTS v4.0</w:t>
             </w:r>
           </w:p>
         </w:tc>
@@ -1021,7 +1089,7 @@
                 <w:sz w:val="20"/>
                 <w:szCs w:val="20"/>
               </w:rPr>
-              <w:t xml:space="preserve">98-100% (4-model ensemble)</w:t>
+              <w:t xml:space="preserve">98-100% (5-model ensemble)</w:t>
             </w:r>
           </w:p>
         </w:tc>
@@ -1160,7 +1228,7 @@
                 <w:sz w:val="20"/>
                 <w:szCs w:val="20"/>
               </w:rPr>
-              <w:t xml:space="preserve">Compliance Cost</w:t>
+              <w:t xml:space="preserve">AI Explainability</w:t>
             </w:r>
           </w:p>
         </w:tc>
@@ -1193,7 +1261,7 @@
                 <w:sz w:val="20"/>
                 <w:szCs w:val="20"/>
               </w:rPr>
-              <w:t xml:space="preserve">$10.2M annually</w:t>
+              <w:t xml:space="preserve">None (black box)</w:t>
             </w:r>
           </w:p>
         </w:tc>
@@ -1226,7 +1294,7 @@
                 <w:sz w:val="20"/>
                 <w:szCs w:val="20"/>
               </w:rPr>
-              <w:t xml:space="preserve">$2.55M annually</w:t>
+              <w:t xml:space="preserve">Full SHAP per transaction</w:t>
             </w:r>
           </w:p>
         </w:tc>
@@ -1262,7 +1330,7 @@
                 <w:sz w:val="20"/>
                 <w:szCs w:val="20"/>
               </w:rPr>
-              <w:t xml:space="preserve">Annual Net Savings</w:t>
+              <w:t xml:space="preserve">Compliance Cost</w:t>
             </w:r>
           </w:p>
         </w:tc>
@@ -1296,7 +1364,7 @@
                 <w:sz w:val="20"/>
                 <w:szCs w:val="20"/>
               </w:rPr>
-              <w:t xml:space="preserve">Baseline</w:t>
+              <w:t xml:space="preserve">$10.2M annually</w:t>
             </w:r>
           </w:p>
         </w:tc>
@@ -1330,7 +1398,7 @@
                 <w:sz w:val="20"/>
                 <w:szCs w:val="20"/>
               </w:rPr>
-              <w:t xml:space="preserve">$7.65M per year</w:t>
+              <w:t xml:space="preserve">$2.55M annually</w:t>
             </w:r>
           </w:p>
         </w:tc>
@@ -1365,7 +1433,7 @@
                 <w:sz w:val="20"/>
                 <w:szCs w:val="20"/>
               </w:rPr>
-              <w:t xml:space="preserve">3-Year ROI</w:t>
+              <w:t xml:space="preserve">Annual Net Savings</w:t>
             </w:r>
           </w:p>
         </w:tc>
@@ -1398,6 +1466,314 @@
                 <w:sz w:val="20"/>
                 <w:szCs w:val="20"/>
               </w:rPr>
+              <w:t xml:space="preserve">Baseline</w:t>
+            </w:r>
+          </w:p>
+        </w:tc>
+        <w:tc>
+          <w:tcPr>
+            <w:tcW w:type="dxa" w:w="3080"/>
+            <w:tcBorders>
+              <w:top w:val="single" w:color="CCCCCC" w:sz="1"/>
+              <w:left w:val="single" w:color="CCCCCC" w:sz="1"/>
+              <w:bottom w:val="single" w:color="CCCCCC" w:sz="1"/>
+              <w:right w:val="single" w:color="CCCCCC" w:sz="1"/>
+            </w:tcBorders>
+            <w:tcMar>
+              <w:top w:type="dxa" w:w="60"/>
+              <w:left w:type="dxa" w:w="100"/>
+              <w:bottom w:type="dxa" w:w="60"/>
+              <w:right w:type="dxa" w:w="100"/>
+            </w:tcMar>
+          </w:tcPr>
+          <w:p>
+            <w:pPr>
+              <w:jc w:val="left"/>
+            </w:pPr>
+            <w:r>
+              <w:rPr>
+                <w:rFonts w:ascii="Calibri" w:cs="Calibri" w:eastAsia="Calibri" w:hAnsi="Calibri"/>
+                <w:b/>
+                <w:bCs/>
+                <w:color w:val="10B981"/>
+                <w:sz w:val="20"/>
+                <w:szCs w:val="20"/>
+              </w:rPr>
+              <w:t xml:space="preserve">$7.65M per year</w:t>
+            </w:r>
+          </w:p>
+        </w:tc>
+      </w:tr>
+      <w:tr>
+        <w:tc>
+          <w:tcPr>
+            <w:tcW w:type="dxa" w:w="3200"/>
+            <w:tcBorders>
+              <w:top w:val="single" w:color="CCCCCC" w:sz="1"/>
+              <w:left w:val="single" w:color="CCCCCC" w:sz="1"/>
+              <w:bottom w:val="single" w:color="CCCCCC" w:sz="1"/>
+              <w:right w:val="single" w:color="CCCCCC" w:sz="1"/>
+            </w:tcBorders>
+            <w:shd w:fill="EDF2F7" w:val="clear"/>
+            <w:tcMar>
+              <w:top w:type="dxa" w:w="60"/>
+              <w:left w:type="dxa" w:w="100"/>
+              <w:bottom w:type="dxa" w:w="60"/>
+              <w:right w:type="dxa" w:w="100"/>
+            </w:tcMar>
+          </w:tcPr>
+          <w:p>
+            <w:pPr>
+              <w:jc w:val="left"/>
+            </w:pPr>
+            <w:r>
+              <w:rPr>
+                <w:rFonts w:ascii="Calibri" w:cs="Calibri" w:eastAsia="Calibri" w:hAnsi="Calibri"/>
+                <w:b/>
+                <w:bCs/>
+                <w:color w:val="333333"/>
+                <w:sz w:val="20"/>
+                <w:szCs w:val="20"/>
+              </w:rPr>
+              <w:t xml:space="preserve">Currency Support</w:t>
+            </w:r>
+          </w:p>
+        </w:tc>
+        <w:tc>
+          <w:tcPr>
+            <w:tcW w:type="dxa" w:w="3080"/>
+            <w:tcBorders>
+              <w:top w:val="single" w:color="CCCCCC" w:sz="1"/>
+              <w:left w:val="single" w:color="CCCCCC" w:sz="1"/>
+              <w:bottom w:val="single" w:color="CCCCCC" w:sz="1"/>
+              <w:right w:val="single" w:color="CCCCCC" w:sz="1"/>
+            </w:tcBorders>
+            <w:shd w:fill="EDF2F7" w:val="clear"/>
+            <w:tcMar>
+              <w:top w:type="dxa" w:w="60"/>
+              <w:left w:type="dxa" w:w="100"/>
+              <w:bottom w:type="dxa" w:w="60"/>
+              <w:right w:type="dxa" w:w="100"/>
+            </w:tcMar>
+          </w:tcPr>
+          <w:p>
+            <w:pPr>
+              <w:jc w:val="left"/>
+            </w:pPr>
+            <w:r>
+              <w:rPr>
+                <w:rFonts w:ascii="Calibri" w:cs="Calibri" w:eastAsia="Calibri" w:hAnsi="Calibri"/>
+                <w:b w:val="false"/>
+                <w:bCs w:val="false"/>
+                <w:color w:val="333333"/>
+                <w:sz w:val="20"/>
+                <w:szCs w:val="20"/>
+              </w:rPr>
+              <w:t xml:space="preserve">USD only</w:t>
+            </w:r>
+          </w:p>
+        </w:tc>
+        <w:tc>
+          <w:tcPr>
+            <w:tcW w:type="dxa" w:w="3080"/>
+            <w:tcBorders>
+              <w:top w:val="single" w:color="CCCCCC" w:sz="1"/>
+              <w:left w:val="single" w:color="CCCCCC" w:sz="1"/>
+              <w:bottom w:val="single" w:color="CCCCCC" w:sz="1"/>
+              <w:right w:val="single" w:color="CCCCCC" w:sz="1"/>
+            </w:tcBorders>
+            <w:shd w:fill="EDF2F7" w:val="clear"/>
+            <w:tcMar>
+              <w:top w:type="dxa" w:w="60"/>
+              <w:left w:type="dxa" w:w="100"/>
+              <w:bottom w:type="dxa" w:w="60"/>
+              <w:right w:type="dxa" w:w="100"/>
+            </w:tcMar>
+          </w:tcPr>
+          <w:p>
+            <w:pPr>
+              <w:jc w:val="left"/>
+            </w:pPr>
+            <w:r>
+              <w:rPr>
+                <w:rFonts w:ascii="Calibri" w:cs="Calibri" w:eastAsia="Calibri" w:hAnsi="Calibri"/>
+                <w:b/>
+                <w:bCs/>
+                <w:color w:val="10B981"/>
+                <w:sz w:val="20"/>
+                <w:szCs w:val="20"/>
+              </w:rPr>
+              <w:t xml:space="preserve">13 currencies with FX</w:t>
+            </w:r>
+          </w:p>
+        </w:tc>
+      </w:tr>
+      <w:tr>
+        <w:tc>
+          <w:tcPr>
+            <w:tcW w:type="dxa" w:w="3200"/>
+            <w:tcBorders>
+              <w:top w:val="single" w:color="CCCCCC" w:sz="1"/>
+              <w:left w:val="single" w:color="CCCCCC" w:sz="1"/>
+              <w:bottom w:val="single" w:color="CCCCCC" w:sz="1"/>
+              <w:right w:val="single" w:color="CCCCCC" w:sz="1"/>
+            </w:tcBorders>
+            <w:tcMar>
+              <w:top w:type="dxa" w:w="60"/>
+              <w:left w:type="dxa" w:w="100"/>
+              <w:bottom w:type="dxa" w:w="60"/>
+              <w:right w:type="dxa" w:w="100"/>
+            </w:tcMar>
+          </w:tcPr>
+          <w:p>
+            <w:pPr>
+              <w:jc w:val="left"/>
+            </w:pPr>
+            <w:r>
+              <w:rPr>
+                <w:rFonts w:ascii="Calibri" w:cs="Calibri" w:eastAsia="Calibri" w:hAnsi="Calibri"/>
+                <w:b/>
+                <w:bCs/>
+                <w:color w:val="333333"/>
+                <w:sz w:val="20"/>
+                <w:szCs w:val="20"/>
+              </w:rPr>
+              <w:t xml:space="preserve">Approval Controls</w:t>
+            </w:r>
+          </w:p>
+        </w:tc>
+        <w:tc>
+          <w:tcPr>
+            <w:tcW w:type="dxa" w:w="3080"/>
+            <w:tcBorders>
+              <w:top w:val="single" w:color="CCCCCC" w:sz="1"/>
+              <w:left w:val="single" w:color="CCCCCC" w:sz="1"/>
+              <w:bottom w:val="single" w:color="CCCCCC" w:sz="1"/>
+              <w:right w:val="single" w:color="CCCCCC" w:sz="1"/>
+            </w:tcBorders>
+            <w:tcMar>
+              <w:top w:type="dxa" w:w="60"/>
+              <w:left w:type="dxa" w:w="100"/>
+              <w:bottom w:type="dxa" w:w="60"/>
+              <w:right w:type="dxa" w:w="100"/>
+            </w:tcMar>
+          </w:tcPr>
+          <w:p>
+            <w:pPr>
+              <w:jc w:val="left"/>
+            </w:pPr>
+            <w:r>
+              <w:rPr>
+                <w:rFonts w:ascii="Calibri" w:cs="Calibri" w:eastAsia="Calibri" w:hAnsi="Calibri"/>
+                <w:b w:val="false"/>
+                <w:bCs w:val="false"/>
+                <w:color w:val="333333"/>
+                <w:sz w:val="20"/>
+                <w:szCs w:val="20"/>
+              </w:rPr>
+              <w:t xml:space="preserve">Single approver</w:t>
+            </w:r>
+          </w:p>
+        </w:tc>
+        <w:tc>
+          <w:tcPr>
+            <w:tcW w:type="dxa" w:w="3080"/>
+            <w:tcBorders>
+              <w:top w:val="single" w:color="CCCCCC" w:sz="1"/>
+              <w:left w:val="single" w:color="CCCCCC" w:sz="1"/>
+              <w:bottom w:val="single" w:color="CCCCCC" w:sz="1"/>
+              <w:right w:val="single" w:color="CCCCCC" w:sz="1"/>
+            </w:tcBorders>
+            <w:tcMar>
+              <w:top w:type="dxa" w:w="60"/>
+              <w:left w:type="dxa" w:w="100"/>
+              <w:bottom w:type="dxa" w:w="60"/>
+              <w:right w:type="dxa" w:w="100"/>
+            </w:tcMar>
+          </w:tcPr>
+          <w:p>
+            <w:pPr>
+              <w:jc w:val="left"/>
+            </w:pPr>
+            <w:r>
+              <w:rPr>
+                <w:rFonts w:ascii="Calibri" w:cs="Calibri" w:eastAsia="Calibri" w:hAnsi="Calibri"/>
+                <w:b/>
+                <w:bCs/>
+                <w:color w:val="10B981"/>
+                <w:sz w:val="20"/>
+                <w:szCs w:val="20"/>
+              </w:rPr>
+              <w:t xml:space="preserve">Four-eyes dual approval</w:t>
+            </w:r>
+          </w:p>
+        </w:tc>
+      </w:tr>
+      <w:tr>
+        <w:tc>
+          <w:tcPr>
+            <w:tcW w:type="dxa" w:w="3200"/>
+            <w:tcBorders>
+              <w:top w:val="single" w:color="CCCCCC" w:sz="1"/>
+              <w:left w:val="single" w:color="CCCCCC" w:sz="1"/>
+              <w:bottom w:val="single" w:color="CCCCCC" w:sz="1"/>
+              <w:right w:val="single" w:color="CCCCCC" w:sz="1"/>
+            </w:tcBorders>
+            <w:shd w:fill="EDF2F7" w:val="clear"/>
+            <w:tcMar>
+              <w:top w:type="dxa" w:w="60"/>
+              <w:left w:type="dxa" w:w="100"/>
+              <w:bottom w:type="dxa" w:w="60"/>
+              <w:right w:type="dxa" w:w="100"/>
+            </w:tcMar>
+          </w:tcPr>
+          <w:p>
+            <w:pPr>
+              <w:jc w:val="left"/>
+            </w:pPr>
+            <w:r>
+              <w:rPr>
+                <w:rFonts w:ascii="Calibri" w:cs="Calibri" w:eastAsia="Calibri" w:hAnsi="Calibri"/>
+                <w:b/>
+                <w:bCs/>
+                <w:color w:val="333333"/>
+                <w:sz w:val="20"/>
+                <w:szCs w:val="20"/>
+              </w:rPr>
+              <w:t xml:space="preserve">3-Year ROI</w:t>
+            </w:r>
+          </w:p>
+        </w:tc>
+        <w:tc>
+          <w:tcPr>
+            <w:tcW w:type="dxa" w:w="3080"/>
+            <w:tcBorders>
+              <w:top w:val="single" w:color="CCCCCC" w:sz="1"/>
+              <w:left w:val="single" w:color="CCCCCC" w:sz="1"/>
+              <w:bottom w:val="single" w:color="CCCCCC" w:sz="1"/>
+              <w:right w:val="single" w:color="CCCCCC" w:sz="1"/>
+            </w:tcBorders>
+            <w:shd w:fill="EDF2F7" w:val="clear"/>
+            <w:tcMar>
+              <w:top w:type="dxa" w:w="60"/>
+              <w:left w:type="dxa" w:w="100"/>
+              <w:bottom w:type="dxa" w:w="60"/>
+              <w:right w:type="dxa" w:w="100"/>
+            </w:tcMar>
+          </w:tcPr>
+          <w:p>
+            <w:pPr>
+              <w:jc w:val="left"/>
+            </w:pPr>
+            <w:r>
+              <w:rPr>
+                <w:rFonts w:ascii="Calibri" w:cs="Calibri" w:eastAsia="Calibri" w:hAnsi="Calibri"/>
+                <w:b w:val="false"/>
+                <w:bCs w:val="false"/>
+                <w:color w:val="333333"/>
+                <w:sz w:val="20"/>
+                <w:szCs w:val="20"/>
+              </w:rPr>
               <w:t xml:space="preserve">N/A</w:t>
             </w:r>
           </w:p>
@@ -1411,6 +1787,7 @@
               <w:bottom w:val="single" w:color="CCCCCC" w:sz="1"/>
               <w:right w:val="single" w:color="CCCCCC" w:sz="1"/>
             </w:tcBorders>
+            <w:shd w:fill="EDF2F7" w:val="clear"/>
             <w:tcMar>
               <w:top w:type="dxa" w:w="60"/>
               <w:left w:type="dxa" w:w="100"/>
@@ -1565,7 +1942,7 @@
           <w:sz w:val="22"/>
           <w:szCs w:val="22"/>
         </w:rPr>
-        <w:t xml:space="preserve">An estimated $27 trillion sits locked in Nostro/Vostro accounts globally. Correspondent banks must pre-fund these accounts to facilitate cross-border flows, creating massive opportunity costs. Every dollar sitting in a Nostro account is a dollar that cannot be deployed in higher-yielding activities. For mid-tier banks, Nostro funding requirements can represent 5-8% of total assets.</w:t>
+        <w:t xml:space="preserve">An estimated $27 trillion sits locked in Nostro/Vostro accounts globally. Correspondent banks must pre-fund these accounts to facilitate cross-border flows, creating massive opportunity costs. For mid-tier banks, Nostro funding requirements can represent 5-8% of total assets.</w:t>
       </w:r>
     </w:p>
     <w:p>
@@ -1602,7 +1979,7 @@
           <w:sz w:val="22"/>
           <w:szCs w:val="22"/>
         </w:rPr>
-        <w:t xml:space="preserve">Financial institutions spend an average of $10.2 million annually on AML/KYC compliance operations. Manual transaction monitoring generates false positive rates of 15-25%, requiring large compliance teams to triage alerts. Each false positive costs an estimated $30-$50 in analyst time. Regulatory fines for AML failures have exceeded $36 billion globally since 2008, creating existential risk for non-compliant institutions.</w:t>
+        <w:t xml:space="preserve">Financial institutions spend an average of $10.2 million annually on AML/KYC compliance operations. Manual transaction monitoring generates false positive rates of 15-25%, requiring large compliance teams to triage alerts. Regulatory fines for AML failures have exceeded $36 billion globally since 2008, creating existential risk for non-compliant institutions.</w:t>
       </w:r>
     </w:p>
     <w:p>
@@ -1624,7 +2001,7 @@
           <w:sz w:val="26"/>
           <w:szCs w:val="26"/>
         </w:rPr>
-        <w:t xml:space="preserve">2.4 Fragmented Infrastructure</w:t>
+        <w:t xml:space="preserve">2.4 Explainability Gap</w:t>
       </w:r>
     </w:p>
     <w:p>
@@ -1639,7 +2016,7 @@
           <w:sz w:val="22"/>
           <w:szCs w:val="22"/>
         </w:rPr>
-        <w:t xml:space="preserve">The current cross-border settlement ecosystem involves multiple intermediaries: originating banks, correspondent banks, clearing houses, SWIFT messaging, local payment rails, and beneficiary banks. Each intermediary adds cost ($25-$65 per transaction in fees), latency (hours to days), and opacity (limited end-to-end tracking). The absence of a unified platform means reconciliation is manual, error-prone, and resource-intensive.</w:t>
+        <w:t xml:space="preserve">A critical emerging challenge is the regulatory demand for algorithmic explainability. As financial institutions adopt AI/ML for fraud detection, regulators including the EU AI Act, FinCEN, and MAS increasingly require that automated risk decisions be transparent and auditable. Legacy ML implementations operate as 'black boxes', making it impossible to explain why a specific transaction was blocked. This creates regulatory risk and undermines trust in automated systems. IPTS addresses this directly with per-transaction SHAP explainability.</w:t>
       </w:r>
     </w:p>
     <w:p>
@@ -1661,7 +2038,7 @@
           <w:sz w:val="26"/>
           <w:szCs w:val="26"/>
         </w:rPr>
-        <w:t xml:space="preserve">2.5 Regulatory Pressure</w:t>
+        <w:t xml:space="preserve">2.5 Fragmented Infrastructure</w:t>
       </w:r>
     </w:p>
     <w:p>
@@ -1676,7 +2053,7 @@
           <w:sz w:val="22"/>
           <w:szCs w:val="22"/>
         </w:rPr>
-        <w:t xml:space="preserve">Regulators worldwide are tightening oversight of cross-border payments. The Financial Action Task Force (FATF) Travel Rule, the EU's 6th Anti-Money Laundering Directive (6AMLD), FinCEN's evolving requirements, and GDPR's data sovereignty mandates create a complex, overlapping compliance landscape. Institutions must simultaneously satisfy multiple jurisdictions with conflicting requirements while maintaining operational efficiency.</w:t>
+        <w:t xml:space="preserve">The current ecosystem involves multiple intermediaries adding cost ($25-$65 per transaction), latency, and opacity. The absence of a unified platform means reconciliation is manual, error-prone, and resource-intensive.</w:t>
       </w:r>
     </w:p>
     <w:p>
@@ -1713,7 +2090,7 @@
           <w:sz w:val="22"/>
           <w:szCs w:val="22"/>
         </w:rPr>
-        <w:t xml:space="preserve">The $190 trillion cross-border payments market is at an inflection point. Institutions that modernize their settlement infrastructure will capture market share from slower incumbents, reduce operational costs by 60-75%, and position themselves for the next decade of financial services innovation. IPTS directly addresses each of these pain points through its 7-layer convergent architecture.</w:t>
+        <w:t xml:space="preserve">The $190 trillion cross-border payments market is at an inflection point. Institutions that modernize their settlement infrastructure will capture market share, reduce operational costs by 60-75%, and position themselves for the next decade of financial services innovation. IPTS directly addresses each of these pain points.</w:t>
       </w:r>
     </w:p>
     <w:p>
@@ -1750,7 +2127,7 @@
           <w:sz w:val="22"/>
           <w:szCs w:val="22"/>
         </w:rPr>
-        <w:t xml:space="preserve">IPTS implements a 7-Layer Convergent Architecture where each layer encapsulates a specific domain concern. This separation enables independent scaling, testing, and regulatory auditing while maintaining cohesive end-to-end transaction processing. The layers are organized into three logical tiers: Interaction and Intelligence (Layers 1-3), Security and Compliance (Layers 4-5), and Settlement Infrastructure (Layers 6-7).</w:t>
+        <w:t xml:space="preserve">IPTS implements a 7-Layer Convergent Architecture where each layer encapsulates a specific domain concern. This separation enables independent scaling, testing, and regulatory auditing while maintaining cohesive end-to-end transaction processing.</w:t>
       </w:r>
     </w:p>
     <w:p>
@@ -1777,21 +2154,6 @@
     </w:p>
     <w:p>
       <w:pPr>
-        <w:spacing w:after="120"/>
-        <w:jc w:val="both"/>
-      </w:pPr>
-      <w:r>
-        <w:rPr>
-          <w:rFonts w:ascii="Calibri" w:cs="Calibri" w:eastAsia="Calibri" w:hAnsi="Calibri"/>
-          <w:color w:val="333333"/>
-          <w:sz w:val="22"/>
-          <w:szCs w:val="22"/>
-        </w:rPr>
-        <w:t xml:space="preserve">The complete IPTS architecture integrates seven distinct layers, each responsible for a critical domain of the settlement lifecycle. The following diagram provides the full architectural overview:</w:t>
-      </w:r>
-    </w:p>
-    <w:p>
-      <w:pPr>
         <w:spacing w:after="80" w:before="200"/>
         <w:jc w:val="center"/>
       </w:pPr>
@@ -1800,7 +2162,7 @@
           <wp:inline distT="0" distB="0" distL="0" distR="0">
             <wp:extent cx="5524500" cy="6667500"/>
             <wp:effectExtent t="0" r="0" b="0" l="0"/>
-            <wp:docPr id="1" name="ipts_seven_layer_convergent_architecture" descr="Complete overview of the IPTS 7-layer architecture showing all layers from Interaction through Infrastructure" title="IPTS Seven-Layer Convergent Architecture"/>
+            <wp:docPr id="1" name="ipts_seven_layer_convergent_architecture" descr="Complete overview of the IPTS 7-layer architecture" title="IPTS Seven-Layer Convergent Architecture"/>
             <wp:cNvGraphicFramePr>
               <a:graphicFrameLocks xmlns:a="http://schemas.openxmlformats.org/drawingml/2006/main" noChangeAspect="1"/>
             </wp:cNvGraphicFramePr>
@@ -1968,7 +2330,7 @@
                 <w:sz w:val="20"/>
                 <w:szCs w:val="20"/>
               </w:rPr>
-              <w:t xml:space="preserve">Description</w:t>
+              <w:t xml:space="preserve">Key Capabilities (v4.0)</w:t>
             </w:r>
           </w:p>
         </w:tc>
@@ -2072,7 +2434,7 @@
                 <w:sz w:val="20"/>
                 <w:szCs w:val="20"/>
               </w:rPr>
-              <w:t xml:space="preserve">Digital portals, wallets, and automated triggers serving as entry points for all transaction requests</w:t>
+              <w:t xml:space="preserve">Digital portals, multi-currency payment forms, SHAP charts, SLA tracking, health monitoring</w:t>
             </w:r>
           </w:p>
         </w:tc>
@@ -2173,7 +2535,7 @@
                 <w:sz w:val="20"/>
                 <w:szCs w:val="20"/>
               </w:rPr>
-              <w:t xml:space="preserve">ISO 20022 message formatting, core banking connectivity, RTGS interfacing, and API gateway</w:t>
+              <w:t xml:space="preserve">ISO 20022 messaging, API gateway, FX engine with 13 currencies, rate limiting</w:t>
             </w:r>
           </w:p>
         </w:tc>
@@ -2277,7 +2639,7 @@
                 <w:sz w:val="20"/>
                 <w:szCs w:val="20"/>
               </w:rPr>
-              <w:t xml:space="preserve">4-model ML ensemble, AML/KYC screening engine, graph analytics, and NLP sanctions screening</w:t>
+              <w:t xml:space="preserve">5-model ML ensemble, 16-feature vector, SHAP explainability, VelocityTracker, NLP sanctions</w:t>
             </w:r>
           </w:p>
         </w:tc>
@@ -2378,7 +2740,7 @@
                 <w:sz w:val="20"/>
                 <w:szCs w:val="20"/>
               </w:rPr>
-              <w:t xml:space="preserve">Zero Trust perimeter with JWT authentication, RBAC, AES-256 encryption, and HSM key management</w:t>
+              <w:t xml:space="preserve">Zero Trust JWT auth, RBAC, four-eyes dual approval ($100K+), rate limiting, security headers</w:t>
             </w:r>
           </w:p>
         </w:tc>
@@ -2482,7 +2844,7 @@
                 <w:sz w:val="20"/>
                 <w:szCs w:val="20"/>
               </w:rPr>
-              <w:t xml:space="preserve">HITL triage queue, case management lifecycle, SAR reporting, and real-time sanctions screening</w:t>
+              <w:t xml:space="preserve">HITL triage with SLA countdown, case management, SAR filing, sanctions DB, SWIFT GPI</w:t>
             </w:r>
           </w:p>
         </w:tc>
@@ -2583,7 +2945,7 @@
                 <w:sz w:val="20"/>
                 <w:szCs w:val="20"/>
               </w:rPr>
-              <w:t xml:space="preserve">Atomic swap engine, smart contract execution, Nostro/Vostro management, multi-signature approvals</w:t>
+              <w:t xml:space="preserve">7 smart contracts, atomic swaps, Nostro/Vostro, multi-sig approval, compliance oracle</w:t>
             </w:r>
           </w:p>
         </w:tc>
@@ -2687,7 +3049,7 @@
                 <w:sz w:val="20"/>
                 <w:szCs w:val="20"/>
               </w:rPr>
-              <w:t xml:space="preserve">Hash anchoring, Merkle tree verification, GDPR PII vault, hybrid cloud backbone, observability stack</w:t>
+              <w:t xml:space="preserve">Hash anchoring, GDPR PII vault, health monitoring, local macOS + Colab deployment</w:t>
             </w:r>
           </w:p>
         </w:tc>
@@ -2727,7 +3089,7 @@
           <w:sz w:val="22"/>
           <w:szCs w:val="22"/>
         </w:rPr>
-        <w:t xml:space="preserve">The Interaction Layer serves as the primary interface between external users and the IPTS platform. It defines three categories of interaction entry points: digital portals (web-based dashboards and administrative consoles), wallet integrations (for direct blockchain-based transaction initiation), and automated triggers (scheduled batch processing and event-driven transaction flows). Each entry point feeds into a unified request pipeline that normalizes input formats before passing them to the Integration Layer. The architecture ensures that regardless of the originating channel, all transactions undergo identical validation, authentication, and enrichment before entering the processing pipeline.</w:t>
+        <w:t xml:space="preserve">The Interaction Layer serves as the primary interface with digital portals, wallet integrations, and automated triggers feeding into a unified request pipeline.</w:t>
       </w:r>
     </w:p>
     <w:p>
@@ -2740,7 +3102,7 @@
           <wp:inline distT="0" distB="0" distL="0" distR="0">
             <wp:extent cx="4762500" cy="2857500"/>
             <wp:effectExtent t="0" r="0" b="0" l="0"/>
-            <wp:docPr id="1" name="ipts_layer1_interaction_architecture" descr="Layer 1 Interaction architecture showing digital portals, wallet integrations, and automated triggers" title="IPTS Interaction Layer Architecture"/>
+            <wp:docPr id="1" name="ipts_layer1_interaction_architecture" descr="Layer 1 architecture" title="Interaction Layer"/>
             <wp:cNvGraphicFramePr>
               <a:graphicFrameLocks xmlns:a="http://schemas.openxmlformats.org/drawingml/2006/main" noChangeAspect="1"/>
             </wp:cNvGraphicFramePr>
@@ -2827,7 +3189,7 @@
           <w:sz w:val="22"/>
           <w:szCs w:val="22"/>
         </w:rPr>
-        <w:t xml:space="preserve">The Integration Layer connects IPTS with the broader financial ecosystem. External systems including originating banks, beneficiary banks, regulatory bodies, and FX/liquidity providers communicate through a centralized API Gateway that enforces rate limiting, authentication validation, request routing, and schema validation. Incoming messages pass through a Message Transformer that provides ISO 20022 parsing, format adaptation between legacy and modern message standards, and data enrichment with reference data. Transformed messages are then dispatched to internal services via an event bus, ensuring loose coupling between the integration boundary and core processing logic. This architecture enables IPTS to interface with SWIFT, SEPA, Fedwire, and proprietary banking protocols without modifying internal settlement logic.</w:t>
+        <w:t xml:space="preserve">The Integration Layer connects IPTS with the financial ecosystem through an API Gateway with ISO 20022 parsing, format adaptation, and data enrichment via an event bus.</w:t>
       </w:r>
     </w:p>
     <w:p>
@@ -2840,7 +3202,7 @@
           <wp:inline distT="0" distB="0" distL="0" distR="0">
             <wp:extent cx="4762500" cy="3143250"/>
             <wp:effectExtent t="0" r="0" b="0" l="0"/>
-            <wp:docPr id="1" name="ipts_layer1_integration_architecture" descr="Layer 2 Integration architecture showing external systems connecting through API Gateway and Message Transformer" title="IPTS Integration Layer Architecture"/>
+            <wp:docPr id="1" name="ipts_layer1_integration_architecture" descr="Layer 2 architecture" title="Integration Layer"/>
             <wp:cNvGraphicFramePr>
               <a:graphicFrameLocks xmlns:a="http://schemas.openxmlformats.org/drawingml/2006/main" noChangeAspect="1"/>
             </wp:cNvGraphicFramePr>
@@ -2927,7 +3289,7 @@
           <w:sz w:val="22"/>
           <w:szCs w:val="22"/>
         </w:rPr>
-        <w:t xml:space="preserve">The Intelligence Layer is the cognitive core of IPTS. It houses the 4-model machine learning ensemble (Isolation Forest, Random Forest, XGBoost, Autoencoder) that provides real-time risk scoring for every transaction. The AML/KYC screening engine applies a weighted composite scoring system combining rule-based checks (30%), ML ensemble predictions (40%), NLP watchlist screening (15%), and graph analytics (15%). PageRank centrality analysis identifies high-influence nodes in the transaction network, while label propagation detects suspicious community clusters. Force-override triggers automatically block transactions exceeding critical thresholds ($100K+ AML threshold, sanctions matches, structuring patterns). The layer operates in real-time, returning risk scores within milliseconds of transaction submission.</w:t>
+        <w:t xml:space="preserve">The Intelligence Layer houses the 5-model ML ensemble with SHAP explainability. The AML/KYC screening engine applies a weighted composite scoring system: rule-based (30%), ML ensemble (40%), NLP watchlist (15%), and graph analytics (15%). The VelocityTracker provides real-time behavioral features, and force-override triggers automatically block high-risk transactions.</w:t>
       </w:r>
     </w:p>
     <w:p>
@@ -2949,7 +3311,7 @@
           <w:sz w:val="26"/>
           <w:szCs w:val="26"/>
         </w:rPr>
-        <w:t xml:space="preserve">3.5 Layer 4 — Zero Trust Security Architecture</w:t>
+        <w:t xml:space="preserve">3.5 Layer 4 — Zero Trust Security</w:t>
       </w:r>
     </w:p>
     <w:p>
@@ -2964,7 +3326,7 @@
           <w:sz w:val="22"/>
           <w:szCs w:val="22"/>
         </w:rPr>
-        <w:t xml:space="preserve">The Security Layer implements a comprehensive Zero Trust model where no request is implicitly trusted regardless of origin. The architecture provides Identity and Access Management with zero-knowledge proof verification and multi-factor authentication; Micro-segmentation for network isolation and lateral movement prevention; Continuous Verification ensuring trust is re-evaluated at every request boundary; a Cryptographic Layer with PKI infrastructure, HSM integration, and TLS 1.3 mutual authentication; and Threat Intelligence integrating SIEM monitoring, anomaly detection, and external threat feeds for proactive defense.</w:t>
+        <w:t xml:space="preserve">Implements Zero Trust with JWT authentication, RBAC, four-eyes dual approval for transactions &gt;= $100K, Continuous Verification, and Threat Intelligence integration.</w:t>
       </w:r>
     </w:p>
     <w:p>
@@ -2977,7 +3339,7 @@
           <wp:inline distT="0" distB="0" distL="0" distR="0">
             <wp:extent cx="4762500" cy="3048000"/>
             <wp:effectExtent t="0" r="0" b="0" l="0"/>
-            <wp:docPr id="1" name="ipts_layer2_security_architecture" descr="Layer 4 Security architecture showing Identity Management, Micro-segmentation, Continuous Verification, and Threat Intelligence" title="IPTS Zero Trust Security Architecture"/>
+            <wp:docPr id="1" name="ipts_layer2_security_architecture" descr="Layer 4 architecture" title="Security Layer"/>
             <wp:cNvGraphicFramePr>
               <a:graphicFrameLocks xmlns:a="http://schemas.openxmlformats.org/drawingml/2006/main" noChangeAspect="1"/>
             </wp:cNvGraphicFramePr>
@@ -3064,18 +3426,13 @@
           <w:sz w:val="22"/>
           <w:szCs w:val="22"/>
         </w:rPr>
-        <w:t xml:space="preserve">The Compliance Layer provides the human-in-the-loop (HITL) triage queue for blocked transactions, a full case management lifecycle (Open, Investigating, Escalated, Resolved, Closed), SAR filing workflows, and real-time screening against global sanctions databases. When a transaction is blocked by the Intelligence Layer, a compliance case is automatically created in CASE-2026-XXXX format with severity classification. Compliance officers can investigate, add findings, assign cases, escalate to senior compliance, and file Suspicious Activity Reports directly from the platform. The layer supports FATF Travel Rule compliance, 6AMLD reporting requirements, and FinCEN BSA obligations.</w:t>
+        <w:t xml:space="preserve">Provides HITL triage with SLA countdown tracking (Critical 4h, High 24h, Medium 72h, Low 7d), full case management lifecycle, SAR filing workflows, and real-time sanctions screening.</w:t>
       </w:r>
     </w:p>
     <w:p>
       <w:pPr>
         <w:spacing w:after="80"/>
       </w:pPr>
-    </w:p>
-    <w:p>
-      <w:r>
-        <w:br w:type="page"/>
-      </w:r>
     </w:p>
     <w:p>
       <w:pPr>
@@ -3106,7 +3463,7 @@
           <w:sz w:val="22"/>
           <w:szCs w:val="22"/>
         </w:rPr>
-        <w:t xml:space="preserve">The Data Layer ensures the integrity, immutability, and regulatory compliance of all settlement data. The Hash Anchoring subsystem computes SHA-256 hashes of transaction payloads and anchors Merkle tree roots on-chain, creating a cryptographic proof chain verifiable without exposing raw data. The Tamper-Evident Audit Trail maintains immutable logs with cryptographic timestamps and chain of custody records. The GDPR Compliance Vault stores encrypted PII in a segregated database with consent management and right-to-erasure implementation. A Reconciliation Engine continuously verifies consistency between on-chain records, off-chain vault data, and the audit trail.</w:t>
+        <w:t xml:space="preserve">Ensures data integrity with SHA-256 hash anchoring, tamper-evident audit trails, GDPR Compliance Vault with right-to-erasure, and a four_eyes_approvals table for dual-approval tracking.</w:t>
       </w:r>
     </w:p>
     <w:p>
@@ -3119,7 +3476,7 @@
           <wp:inline distT="0" distB="0" distL="0" distR="0">
             <wp:extent cx="4762500" cy="3048000"/>
             <wp:effectExtent t="0" r="0" b="0" l="0"/>
-            <wp:docPr id="1" name="ipts_layer6_data_architecture" descr="Layer 6 Data architecture showing Hash Anchoring, Audit Trail, GDPR Vault, and Reconciliation Engine" title="IPTS Data Layer Architecture"/>
+            <wp:docPr id="1" name="ipts_layer6_data_architecture" descr="Layer 6 architecture" title="Data Layer"/>
             <wp:cNvGraphicFramePr>
               <a:graphicFrameLocks xmlns:a="http://schemas.openxmlformats.org/drawingml/2006/main" noChangeAspect="1"/>
             </wp:cNvGraphicFramePr>
@@ -3191,7 +3548,7 @@
           <w:sz w:val="26"/>
           <w:szCs w:val="26"/>
         </w:rPr>
-        <w:t xml:space="preserve">3.8 Layer 7 — Infrastructure Architecture</w:t>
+        <w:t xml:space="preserve">3.8 Layer 7 — Infrastructure</w:t>
       </w:r>
     </w:p>
     <w:p>
@@ -3206,7 +3563,7 @@
           <w:sz w:val="22"/>
           <w:szCs w:val="22"/>
         </w:rPr>
-        <w:t xml:space="preserve">The Infrastructure Layer provides the runtime foundation for the IPTS platform. The Hybrid Cloud Backbone orchestrates workloads across private and public cloud infrastructure through Kubernetes. Validator Nodes form the consensus layer with Byzantine Fault Tolerance (BFT) threshold configurations. The Observability Stack provides Prometheus metrics, distributed tracing, and centralized log aggregation. The Disaster Recovery subsystem ensures business continuity with geo-replicated data stores, automatic failover, RPO &lt; 1 minute, and RTO &lt; 5 minutes for full service restoration.</w:t>
+        <w:t xml:space="preserve">Runtime foundation with Ganache blockchain, Flask API, health monitoring (/api/health polled every 30s), local macOS deployment via run_local.sh, and Google Colab support.</w:t>
       </w:r>
     </w:p>
     <w:p>
@@ -3219,7 +3576,7 @@
           <wp:inline distT="0" distB="0" distL="0" distR="0">
             <wp:extent cx="4762500" cy="3048000"/>
             <wp:effectExtent t="0" r="0" b="0" l="0"/>
-            <wp:docPr id="1" name="ipts_layer7_infrastructure_architecture" descr="Layer 7 Infrastructure showing Hybrid Cloud Backbone, Validator Nodes, Observability Stack, and Disaster Recovery" title="IPTS Infrastructure Architecture"/>
+            <wp:docPr id="1" name="ipts_layer7_infrastructure_architecture" descr="Layer 7 architecture" title="Infrastructure Layer"/>
             <wp:cNvGraphicFramePr>
               <a:graphicFrameLocks xmlns:a="http://schemas.openxmlformats.org/drawingml/2006/main" noChangeAspect="1"/>
             </wp:cNvGraphicFramePr>
@@ -3306,7 +3663,7 @@
           <w:sz w:val="22"/>
           <w:szCs w:val="22"/>
         </w:rPr>
-        <w:t xml:space="preserve">The following screenshots demonstrate the fully operational IPTS platform, covering all major functional areas from the real-time dashboard through case management lifecycle. Each screenshot is captured from the live system deployed on Google Colab.</w:t>
+        <w:t xml:space="preserve">The following screenshots demonstrate the fully operational IPTS platform v4.0, captured from the live system running locally on macOS. Each screenshot highlights a key functional area including the new SHAP explainability, four-eyes approval, FX conversion, and SLA tracking features.</w:t>
       </w:r>
     </w:p>
     <w:p>
@@ -3328,7 +3685,7 @@
           <w:sz w:val="26"/>
           <w:szCs w:val="26"/>
         </w:rPr>
-        <w:t xml:space="preserve">4.1 Dashboard — KPIs &amp; Telemetry</w:t>
+        <w:t xml:space="preserve">4.1 Dashboard — KPIs &amp; Health Monitoring</w:t>
       </w:r>
     </w:p>
     <w:p>
@@ -3343,7 +3700,7 @@
           <w:sz w:val="22"/>
           <w:szCs w:val="22"/>
         </w:rPr>
-        <w:t xml:space="preserve">The main operational dashboard provides at-a-glance system health with KPI cards (Total Settlements, Blocked, Flagged, Nostro Liquidity), settlement volume charting, and color-coded status indicators. Auto-refresh via Server-Sent Events ensures real-time data streaming every 6 seconds.</w:t>
+        <w:t xml:space="preserve">The main dashboard provides KPI cards, settlement volume charting, AML telemetry, and a health status dot (green/yellow/red) polled every 30 seconds.</w:t>
       </w:r>
     </w:p>
     <w:p>
@@ -3356,7 +3713,7 @@
           <wp:inline distT="0" distB="0" distL="0" distR="0">
             <wp:extent cx="5524500" cy="2952750"/>
             <wp:effectExtent t="0" r="0" b="0" l="0"/>
-            <wp:docPr id="1" name="01_dashboard_kpi" descr="Dashboard view showing KPI cards and settlement volume chart" title="Dashboard KPI Cards"/>
+            <wp:docPr id="1" name="Screenshot 2026-04-09 at 11.01.04 AM" descr="Dashboard with KPIs, volume chart, and health status" title="Dashboard"/>
             <wp:cNvGraphicFramePr>
               <a:graphicFrameLocks xmlns:a="http://schemas.openxmlformats.org/drawingml/2006/main" noChangeAspect="1"/>
             </wp:cNvGraphicFramePr>
@@ -3406,7 +3763,7 @@
           <w:sz w:val="18"/>
           <w:szCs w:val="18"/>
         </w:rPr>
-        <w:t xml:space="preserve">Figure 7: Dashboard — KPI Cards and Settlement Volume Chart</w:t>
+        <w:t xml:space="preserve">Figure 7: Dashboard — KPI Cards, Settlement Volume, and Health Status</w:t>
       </w:r>
     </w:p>
     <w:p>
@@ -3428,7 +3785,7 @@
           <w:sz w:val="26"/>
           <w:szCs w:val="26"/>
         </w:rPr>
-        <w:t xml:space="preserve">4.2 Dashboard — Payment Execution</w:t>
+        <w:t xml:space="preserve">4.2 Payments — Multi-Currency Settlement</w:t>
       </w:r>
     </w:p>
     <w:p>
@@ -3443,7 +3800,7 @@
           <w:sz w:val="22"/>
           <w:szCs w:val="22"/>
         </w:rPr>
-        <w:t xml:space="preserve">The AML Telemetry Live Ledger displays all processed transactions with sender name, beneficiary, amount, risk score, settlement status, and blockchain hash. Color-coded rows indicate transaction status: green (settled), yellow (flagged), red (blocked), and purple (pending).</w:t>
+        <w:t xml:space="preserve">The payment form now includes a currency selector with 13 currencies, FX preview showing the USD equivalent, and AML jurisdiction warnings for high-risk currencies. Post-settlement, SHAP feature contributions are displayed inline.</w:t>
       </w:r>
     </w:p>
     <w:p>
@@ -3456,7 +3813,7 @@
           <wp:inline distT="0" distB="0" distL="0" distR="0">
             <wp:extent cx="5524500" cy="2952750"/>
             <wp:effectExtent t="0" r="0" b="0" l="0"/>
-            <wp:docPr id="1" name="02_dashboard_telemetry" descr="Dashboard scrolled down showing the AML Telemetry Live Ledger table" title="Dashboard AML Telemetry"/>
+            <wp:docPr id="1" name="Screenshot 2026-04-09 at 11.02.13 AM" descr="Payment execution with multi-currency and SHAP" title="Payment Settlement"/>
             <wp:cNvGraphicFramePr>
               <a:graphicFrameLocks xmlns:a="http://schemas.openxmlformats.org/drawingml/2006/main" noChangeAspect="1"/>
             </wp:cNvGraphicFramePr>
@@ -3506,7 +3863,7 @@
           <w:sz w:val="18"/>
           <w:szCs w:val="18"/>
         </w:rPr>
-        <w:t xml:space="preserve">Figure 8: Dashboard — AML Telemetry Live Ledger</w:t>
+        <w:t xml:space="preserve">Figure 8: Payments — Settlement with FX Preview and SHAP Contributions</w:t>
       </w:r>
     </w:p>
     <w:p>
@@ -3528,7 +3885,7 @@
           <w:sz w:val="26"/>
           <w:szCs w:val="26"/>
         </w:rPr>
-        <w:t xml:space="preserve">4.3 Settlement Result &amp; Risk Breakdown</w:t>
+        <w:t xml:space="preserve">4.3 SHAP Feature Contributions</w:t>
       </w:r>
     </w:p>
     <w:p>
@@ -3543,7 +3900,7 @@
           <w:sz w:val="22"/>
           <w:szCs w:val="22"/>
         </w:rPr>
-        <w:t xml:space="preserve">The Payments tab enables cross-border payment execution with real-time risk assessment. Post-settlement, a detailed risk breakdown visualization displays individual component scores (rules, ML ensemble, NLP watchlist, graph analytics) alongside the composite risk score and settlement time.</w:t>
+        <w:t xml:space="preserve">Every settlement returns per-transaction SHAP values showing how each of the 16 features contributed to the risk score. Positive values (red) increase risk; negative values (green) decrease risk. This provides full regulatory explainability for every AI-driven decision.</w:t>
       </w:r>
     </w:p>
     <w:p>
@@ -3554,9 +3911,9 @@
       <w:r>
         <w:drawing>
           <wp:inline distT="0" distB="0" distL="0" distR="0">
-            <wp:extent cx="5524500" cy="2952750"/>
+            <wp:extent cx="5238750" cy="2857500"/>
             <wp:effectExtent t="0" r="0" b="0" l="0"/>
-            <wp:docPr id="1" name="03_payments_settlement" descr="Payments tab showing settlement result with risk score and breakdown bars" title="Payments Settlement Interface"/>
+            <wp:docPr id="1" name="Screenshot 2026-04-09 at 11.01.42 AM" descr="SHAP feature values for a transaction" title="SHAP Contributions"/>
             <wp:cNvGraphicFramePr>
               <a:graphicFrameLocks xmlns:a="http://schemas.openxmlformats.org/drawingml/2006/main" noChangeAspect="1"/>
             </wp:cNvGraphicFramePr>
@@ -3579,7 +3936,7 @@
                   <pic:spPr bwMode="auto">
                     <a:xfrm>
                       <a:off x="0" y="0"/>
-                      <a:ext cx="5524500" cy="2952750"/>
+                      <a:ext cx="5238750" cy="2857500"/>
                     </a:xfrm>
                     <a:prstGeom prst="rect">
                       <a:avLst/>
@@ -3606,13 +3963,13 @@
           <w:sz w:val="18"/>
           <w:szCs w:val="18"/>
         </w:rPr>
-        <w:t xml:space="preserve">Figure 9: Payments — Settlement Execution with Risk Breakdown</w:t>
-      </w:r>
-    </w:p>
-    <w:p>
-      <w:r>
-        <w:br w:type="page"/>
-      </w:r>
+        <w:t xml:space="preserve">Figure 9: SHAP Feature Contributions — Per-Transaction Explainability</w:t>
+      </w:r>
+    </w:p>
+    <w:p>
+      <w:pPr>
+        <w:spacing w:after="80"/>
+      </w:pPr>
     </w:p>
     <w:p>
       <w:pPr>
@@ -3628,7 +3985,7 @@
           <w:sz w:val="26"/>
           <w:szCs w:val="26"/>
         </w:rPr>
-        <w:t xml:space="preserve">4.4 AI/ML Model Performance</w:t>
+        <w:t xml:space="preserve">4.4 Risk Score Breakdown</w:t>
       </w:r>
     </w:p>
     <w:p>
@@ -3643,7 +4000,7 @@
           <w:sz w:val="22"/>
           <w:szCs w:val="22"/>
         </w:rPr>
-        <w:t xml:space="preserve">The AI/ML tab displays performance metrics for all four ensemble models, including F1 scores and accuracy. Feature importance charts show the relative contribution of each feature to fraud detection. Model retraining can be triggered by authorized users directly from the interface.</w:t>
+        <w:t xml:space="preserve">The composite risk score is decomposed into its four components: Rules (deterministic checks), ML (5-model ensemble), NLP (watchlist screening), and Graph (PageRank centrality).</w:t>
       </w:r>
     </w:p>
     <w:p>
@@ -3654,9 +4011,9 @@
       <w:r>
         <w:drawing>
           <wp:inline distT="0" distB="0" distL="0" distR="0">
-            <wp:extent cx="5524500" cy="3238500"/>
+            <wp:extent cx="3810000" cy="1905000"/>
             <wp:effectExtent t="0" r="0" b="0" l="0"/>
-            <wp:docPr id="1" name="04_aiml_models" descr="AI/ML tab showing 4 model cards and Feature Importance chart" title="AI/ML Model Performance"/>
+            <wp:docPr id="1" name="Screenshot 2026-04-09 at 11.01.48 AM" descr="Risk score component breakdown" title="Score Breakdown"/>
             <wp:cNvGraphicFramePr>
               <a:graphicFrameLocks xmlns:a="http://schemas.openxmlformats.org/drawingml/2006/main" noChangeAspect="1"/>
             </wp:cNvGraphicFramePr>
@@ -3679,7 +4036,7 @@
                   <pic:spPr bwMode="auto">
                     <a:xfrm>
                       <a:off x="0" y="0"/>
-                      <a:ext cx="5524500" cy="3238500"/>
+                      <a:ext cx="3810000" cy="1905000"/>
                     </a:xfrm>
                     <a:prstGeom prst="rect">
                       <a:avLst/>
@@ -3706,13 +4063,13 @@
           <w:sz w:val="18"/>
           <w:szCs w:val="18"/>
         </w:rPr>
-        <w:t xml:space="preserve">Figure 10: AI/ML — Model Performance Cards and Feature Importance</w:t>
-      </w:r>
-    </w:p>
-    <w:p>
-      <w:pPr>
-        <w:spacing w:after="80"/>
-      </w:pPr>
+        <w:t xml:space="preserve">Figure 10: Risk Score Breakdown — Rules, ML, NLP, Graph Components</w:t>
+      </w:r>
+    </w:p>
+    <w:p>
+      <w:r>
+        <w:br w:type="page"/>
+      </w:r>
     </w:p>
     <w:p>
       <w:pPr>
@@ -3728,7 +4085,7 @@
           <w:sz w:val="26"/>
           <w:szCs w:val="26"/>
         </w:rPr>
-        <w:t xml:space="preserve">4.5 Network Graph</w:t>
+        <w:t xml:space="preserve">4.5 AI/ML — Five Model Cards</w:t>
       </w:r>
     </w:p>
     <w:p>
@@ -3743,7 +4100,7 @@
           <w:sz w:val="22"/>
           <w:szCs w:val="22"/>
         </w:rPr>
-        <w:t xml:space="preserve">The interactive D3.js force-directed graph visualizes the transaction network with node size proportional to PageRank centrality, color-coded communities via label propagation, edge thickness reflecting transaction volume, and cycle highlighting to identify potential laundering rings.</w:t>
+        <w:t xml:space="preserve">The AI/ML tab now displays five model cards including the new Sequence Detector, each showing F1 score and accuracy. Below, the SHAP explainability chart renders a horizontal bar chart for the last transaction.</w:t>
       </w:r>
     </w:p>
     <w:p>
@@ -3754,9 +4111,9 @@
       <w:r>
         <w:drawing>
           <wp:inline distT="0" distB="0" distL="0" distR="0">
-            <wp:extent cx="5524500" cy="2476500"/>
+            <wp:extent cx="5524500" cy="3238500"/>
             <wp:effectExtent t="0" r="0" b="0" l="0"/>
-            <wp:docPr id="1" name="05_network_graph" descr="Network Graph tab showing D3.js force-directed graph with colored nodes" title="Network Graph Visualization"/>
+            <wp:docPr id="1" name="Screenshot 2026-04-09 at 11.02.24 AM" descr="AI/ML tab with 5 model performance cards" title="5 Model Cards"/>
             <wp:cNvGraphicFramePr>
               <a:graphicFrameLocks xmlns:a="http://schemas.openxmlformats.org/drawingml/2006/main" noChangeAspect="1"/>
             </wp:cNvGraphicFramePr>
@@ -3779,7 +4136,7 @@
                   <pic:spPr bwMode="auto">
                     <a:xfrm>
                       <a:off x="0" y="0"/>
-                      <a:ext cx="5524500" cy="2476500"/>
+                      <a:ext cx="5524500" cy="3238500"/>
                     </a:xfrm>
                     <a:prstGeom prst="rect">
                       <a:avLst/>
@@ -3806,7 +4163,7 @@
           <w:sz w:val="18"/>
           <w:szCs w:val="18"/>
         </w:rPr>
-        <w:t xml:space="preserve">Figure 11: Network Graph — D3.js Force-Directed Transaction Network</w:t>
+        <w:t xml:space="preserve">Figure 11: AI/ML — Five Model Performance Cards (Including Sequence Detector)</w:t>
       </w:r>
     </w:p>
     <w:p>
@@ -3828,7 +4185,7 @@
           <w:sz w:val="26"/>
           <w:szCs w:val="26"/>
         </w:rPr>
-        <w:t xml:space="preserve">4.6 Admin — HITL Queue &amp; Audit</w:t>
+        <w:t xml:space="preserve">4.6 SHAP Explainability Chart</w:t>
       </w:r>
     </w:p>
     <w:p>
@@ -3843,7 +4200,7 @@
           <w:sz w:val="22"/>
           <w:szCs w:val="22"/>
         </w:rPr>
-        <w:t xml:space="preserve">The Admin tab provides the Human-in-the-Loop queue for reviewing blocked transactions with full risk details, approve/reject controls, and comprehensive audit logging. The GDPR Erasure tool enables compliant data anonymization on request.</w:t>
+        <w:t xml:space="preserve">The SHAP chart in the AI/ML tab provides a visual breakdown of feature contributions, enabling compliance officers and data scientists to understand which features drove the risk assessment.</w:t>
       </w:r>
     </w:p>
     <w:p>
@@ -3854,9 +4211,9 @@
       <w:r>
         <w:drawing>
           <wp:inline distT="0" distB="0" distL="0" distR="0">
-            <wp:extent cx="5524500" cy="3143250"/>
+            <wp:extent cx="5238750" cy="2857500"/>
             <wp:effectExtent t="0" r="0" b="0" l="0"/>
-            <wp:docPr id="1" name="06_admin_hitl" descr="Admin tab showing HITL Queue with blocked transactions, Audit Log, and GDPR Erasure" title="Admin HITL Queue"/>
+            <wp:docPr id="1" name="Screenshot 2026-04-09 at 11.02.28 AM" descr="SHAP horizontal bar chart" title="SHAP Chart"/>
             <wp:cNvGraphicFramePr>
               <a:graphicFrameLocks xmlns:a="http://schemas.openxmlformats.org/drawingml/2006/main" noChangeAspect="1"/>
             </wp:cNvGraphicFramePr>
@@ -3879,7 +4236,7 @@
                   <pic:spPr bwMode="auto">
                     <a:xfrm>
                       <a:off x="0" y="0"/>
-                      <a:ext cx="5524500" cy="3143250"/>
+                      <a:ext cx="5238750" cy="2857500"/>
                     </a:xfrm>
                     <a:prstGeom prst="rect">
                       <a:avLst/>
@@ -3906,7 +4263,7 @@
           <w:sz w:val="18"/>
           <w:szCs w:val="18"/>
         </w:rPr>
-        <w:t xml:space="preserve">Figure 12: Admin — HITL Queue, Audit Log, and GDPR Erasure</w:t>
+        <w:t xml:space="preserve">Figure 12: SHAP Explainability Chart — Feature Impact on Risk Score</w:t>
       </w:r>
     </w:p>
     <w:p>
@@ -3928,7 +4285,7 @@
           <w:sz w:val="26"/>
           <w:szCs w:val="26"/>
         </w:rPr>
-        <w:t xml:space="preserve">4.7 Compliance — Sanctions &amp; SWIFT GPI</w:t>
+        <w:t xml:space="preserve">4.7 HITL Queue — Four-Eyes Approval</w:t>
       </w:r>
     </w:p>
     <w:p>
@@ -3943,7 +4300,7 @@
           <w:sz w:val="22"/>
           <w:szCs w:val="22"/>
         </w:rPr>
-        <w:t xml:space="preserve">The Compliance tab provides sanctions list management, SWIFT GPI payment tracking by UETR reference, and Nostro balance monitoring. Compliance officers can add and remove entities from the sanctions screening database in real time.</w:t>
+        <w:t xml:space="preserve">The HITL queue now displays four-eyes approval badges (Required/1 of 2/2 of 2) for transactions &gt;= $100K. Two independent compliance officers must approve before settlement proceeds.</w:t>
       </w:r>
     </w:p>
     <w:p>
@@ -3954,9 +4311,9 @@
       <w:r>
         <w:drawing>
           <wp:inline distT="0" distB="0" distL="0" distR="0">
-            <wp:extent cx="5524500" cy="2476500"/>
+            <wp:extent cx="5524500" cy="2952750"/>
             <wp:effectExtent t="0" r="0" b="0" l="0"/>
-            <wp:docPr id="1" name="07_compliance" descr="Compliance tab showing Sanctions Management, SWIFT GPI Tracker, and Nostro Balances" title="Compliance Tab"/>
+            <wp:docPr id="1" name="Screenshot 2026-04-09 at 11.02.44 AM" descr="HITL queue with four-eyes badges" title="HITL Four-Eyes"/>
             <wp:cNvGraphicFramePr>
               <a:graphicFrameLocks xmlns:a="http://schemas.openxmlformats.org/drawingml/2006/main" noChangeAspect="1"/>
             </wp:cNvGraphicFramePr>
@@ -3979,7 +4336,7 @@
                   <pic:spPr bwMode="auto">
                     <a:xfrm>
                       <a:off x="0" y="0"/>
-                      <a:ext cx="5524500" cy="2476500"/>
+                      <a:ext cx="5524500" cy="2952750"/>
                     </a:xfrm>
                     <a:prstGeom prst="rect">
                       <a:avLst/>
@@ -4006,45 +4363,13 @@
           <w:sz w:val="18"/>
           <w:szCs w:val="18"/>
         </w:rPr>
-        <w:t xml:space="preserve">Figure 13: Compliance — Sanctions, SWIFT GPI, and Nostro Balances</w:t>
-      </w:r>
-    </w:p>
-    <w:p>
-      <w:r>
-        <w:br w:type="page"/>
-      </w:r>
-    </w:p>
-    <w:p>
-      <w:pPr>
-        <w:pStyle w:val="Heading2"/>
-        <w:spacing w:after="160" w:before="280"/>
-      </w:pPr>
-      <w:r>
-        <w:rPr>
-          <w:rFonts w:ascii="Calibri" w:cs="Calibri" w:eastAsia="Calibri" w:hAnsi="Calibri"/>
-          <w:b/>
-          <w:bCs/>
-          <w:color w:val="1A2332"/>
-          <w:sz w:val="26"/>
-          <w:szCs w:val="26"/>
-        </w:rPr>
-        <w:t xml:space="preserve">4.8 Case Management Dashboard</w:t>
-      </w:r>
-    </w:p>
-    <w:p>
-      <w:pPr>
-        <w:spacing w:after="120"/>
-        <w:jc w:val="both"/>
-      </w:pPr>
-      <w:r>
-        <w:rPr>
-          <w:rFonts w:ascii="Calibri" w:cs="Calibri" w:eastAsia="Calibri" w:hAnsi="Calibri"/>
-          <w:color w:val="333333"/>
-          <w:sz w:val="22"/>
-          <w:szCs w:val="22"/>
-        </w:rPr>
-        <w:t xml:space="preserve">The Case Management interface provides full compliance case lifecycle tracking with summary cards (Open, Investigating, Escalated, Resolved), filterable case tables by status, severity, and type, and support for case types including AML, Sanctions, Fraud, Structuring, PEP, and Terrorist Financing.</w:t>
-      </w:r>
+        <w:t xml:space="preserve">Figure 13: HITL Queue — Four-Eyes Dual Approval Badges</w:t>
+      </w:r>
+    </w:p>
+    <w:p>
+      <w:pPr>
+        <w:spacing w:after="80"/>
+      </w:pPr>
     </w:p>
     <w:p>
       <w:pPr>
@@ -4054,9 +4379,9 @@
       <w:r>
         <w:drawing>
           <wp:inline distT="0" distB="0" distL="0" distR="0">
-            <wp:extent cx="5524500" cy="2667000"/>
+            <wp:extent cx="4286250" cy="1905000"/>
             <wp:effectExtent t="0" r="0" b="0" l="0"/>
-            <wp:docPr id="1" name="08_case_management" descr="Case Management tab showing summary cards and case table" title="Case Management Overview"/>
+            <wp:docPr id="1" name="Screenshot 2026-04-09 at 12.55.04 AM" descr="Four-eyes approval enforcement dialog" title="Four-Eyes Dialog"/>
             <wp:cNvGraphicFramePr>
               <a:graphicFrameLocks xmlns:a="http://schemas.openxmlformats.org/drawingml/2006/main" noChangeAspect="1"/>
             </wp:cNvGraphicFramePr>
@@ -4079,7 +4404,7 @@
                   <pic:spPr bwMode="auto">
                     <a:xfrm>
                       <a:off x="0" y="0"/>
-                      <a:ext cx="5524500" cy="2667000"/>
+                      <a:ext cx="4286250" cy="1905000"/>
                     </a:xfrm>
                     <a:prstGeom prst="rect">
                       <a:avLst/>
@@ -4106,7 +4431,7 @@
           <w:sz w:val="18"/>
           <w:szCs w:val="18"/>
         </w:rPr>
-        <w:t xml:space="preserve">Figure 14: Case Management — Overview with Summary Cards</w:t>
+        <w:t xml:space="preserve">Figure 14: Four-Eyes Enforcement — Second Approver Required</w:t>
       </w:r>
     </w:p>
     <w:p>
@@ -4128,7 +4453,7 @@
           <w:sz w:val="26"/>
           <w:szCs w:val="26"/>
         </w:rPr>
-        <w:t xml:space="preserve">4.9 Case Detail Modal</w:t>
+        <w:t xml:space="preserve">4.8 Compliance — FX Converter &amp; Sanctions</w:t>
       </w:r>
     </w:p>
     <w:p>
@@ -4143,7 +4468,7 @@
           <w:sz w:val="22"/>
           <w:szCs w:val="22"/>
         </w:rPr>
-        <w:t xml:space="preserve">Each case opens in a detailed modal showing full case information: status, type, risk score, associated transaction details (sender, beneficiary, amount), and action buttons for investigation, escalation, assignment, findings entry, and SAR filing.</w:t>
+        <w:t xml:space="preserve">The Compliance tab now includes an FX Converter tool supporting 13 currencies, alongside sanctions management, SWIFT GPI tracking, and Nostro balance monitoring.</w:t>
       </w:r>
     </w:p>
     <w:p>
@@ -4154,9 +4479,9 @@
       <w:r>
         <w:drawing>
           <wp:inline distT="0" distB="0" distL="0" distR="0">
-            <wp:extent cx="4191000" cy="3619500"/>
+            <wp:extent cx="4286250" cy="2381250"/>
             <wp:effectExtent t="0" r="0" b="0" l="0"/>
-            <wp:docPr id="1" name="09_case_detail" descr="Case detail modal showing status, type, risk score, and action buttons" title="Case Detail Modal"/>
+            <wp:docPr id="1" name="Screenshot 2026-04-09 at 11.03.15 AM" descr="FX conversion tool" title="FX Converter"/>
             <wp:cNvGraphicFramePr>
               <a:graphicFrameLocks xmlns:a="http://schemas.openxmlformats.org/drawingml/2006/main" noChangeAspect="1"/>
             </wp:cNvGraphicFramePr>
@@ -4179,7 +4504,7 @@
                   <pic:spPr bwMode="auto">
                     <a:xfrm>
                       <a:off x="0" y="0"/>
-                      <a:ext cx="4191000" cy="3619500"/>
+                      <a:ext cx="4286250" cy="2381250"/>
                     </a:xfrm>
                     <a:prstGeom prst="rect">
                       <a:avLst/>
@@ -4206,45 +4531,13 @@
           <w:sz w:val="18"/>
           <w:szCs w:val="18"/>
         </w:rPr>
-        <w:t xml:space="preserve">Figure 15: Case Detail — Full Case View with Action Buttons</w:t>
+        <w:t xml:space="preserve">Figure 15: Compliance — FX Converter Tool (13 Currencies)</w:t>
       </w:r>
     </w:p>
     <w:p>
       <w:pPr>
         <w:spacing w:after="80"/>
       </w:pPr>
-    </w:p>
-    <w:p>
-      <w:pPr>
-        <w:pStyle w:val="Heading2"/>
-        <w:spacing w:after="160" w:before="280"/>
-      </w:pPr>
-      <w:r>
-        <w:rPr>
-          <w:rFonts w:ascii="Calibri" w:cs="Calibri" w:eastAsia="Calibri" w:hAnsi="Calibri"/>
-          <w:b/>
-          <w:bCs/>
-          <w:color w:val="1A2332"/>
-          <w:sz w:val="26"/>
-          <w:szCs w:val="26"/>
-        </w:rPr>
-        <w:t xml:space="preserve">4.10 Case Assignment</w:t>
-      </w:r>
-    </w:p>
-    <w:p>
-      <w:pPr>
-        <w:spacing w:after="120"/>
-        <w:jc w:val="both"/>
-      </w:pPr>
-      <w:r>
-        <w:rPr>
-          <w:rFonts w:ascii="Calibri" w:cs="Calibri" w:eastAsia="Calibri" w:hAnsi="Calibri"/>
-          <w:color w:val="333333"/>
-          <w:sz w:val="22"/>
-          <w:szCs w:val="22"/>
-        </w:rPr>
-        <w:t xml:space="preserve">Cases can be assigned to specific compliance officers through the assignment dialog. Assignment actions are logged to the audit trail, maintaining full chain-of-custody documentation for regulatory review.</w:t>
-      </w:r>
     </w:p>
     <w:p>
       <w:pPr>
@@ -4254,9 +4547,9 @@
       <w:r>
         <w:drawing>
           <wp:inline distT="0" distB="0" distL="0" distR="0">
-            <wp:extent cx="4191000" cy="3238500"/>
+            <wp:extent cx="5238750" cy="2857500"/>
             <wp:effectExtent t="0" r="0" b="0" l="0"/>
-            <wp:docPr id="1" name="10_case_assign" descr="Case assign dialog for assigning compliance officers" title="Case Assignment Dialog"/>
+            <wp:docPr id="1" name="Screenshot 2026-04-09 at 11.03.19 AM" descr="Nostro account positions" title="Nostro Balances"/>
             <wp:cNvGraphicFramePr>
               <a:graphicFrameLocks xmlns:a="http://schemas.openxmlformats.org/drawingml/2006/main" noChangeAspect="1"/>
             </wp:cNvGraphicFramePr>
@@ -4279,7 +4572,7 @@
                   <pic:spPr bwMode="auto">
                     <a:xfrm>
                       <a:off x="0" y="0"/>
-                      <a:ext cx="4191000" cy="3238500"/>
+                      <a:ext cx="5238750" cy="2857500"/>
                     </a:xfrm>
                     <a:prstGeom prst="rect">
                       <a:avLst/>
@@ -4306,13 +4599,13 @@
           <w:sz w:val="18"/>
           <w:szCs w:val="18"/>
         </w:rPr>
-        <w:t xml:space="preserve">Figure 16: Case Management — Compliance Officer Assignment</w:t>
-      </w:r>
-    </w:p>
-    <w:p>
-      <w:pPr>
-        <w:spacing w:after="80"/>
-      </w:pPr>
+        <w:t xml:space="preserve">Figure 16: Compliance — Nostro Balances and Account Positions</w:t>
+      </w:r>
+    </w:p>
+    <w:p>
+      <w:r>
+        <w:br w:type="page"/>
+      </w:r>
     </w:p>
     <w:p>
       <w:pPr>
@@ -4328,7 +4621,7 @@
           <w:sz w:val="26"/>
           <w:szCs w:val="26"/>
         </w:rPr>
-        <w:t xml:space="preserve">4.11 Cases Under Investigation</w:t>
+        <w:t xml:space="preserve">4.9 Case Management — SLA Tracking</w:t>
       </w:r>
     </w:p>
     <w:p>
@@ -4343,7 +4636,7 @@
           <w:sz w:val="22"/>
           <w:szCs w:val="22"/>
         </w:rPr>
-        <w:t xml:space="preserve">The investigation view tracks cases actively being reviewed, showing updated status indicators, assigned officers, and investigation timelines. The workflow supports multi-step investigation with progressive findings accumulation.</w:t>
+        <w:t xml:space="preserve">The Case Management dashboard now includes SLA countdown badges per case, color-coded by urgency. Critical cases (4h SLA) show red countdown; cases approaching breach are highlighted.</w:t>
       </w:r>
     </w:p>
     <w:p>
@@ -4354,9 +4647,9 @@
       <w:r>
         <w:drawing>
           <wp:inline distT="0" distB="0" distL="0" distR="0">
-            <wp:extent cx="5524500" cy="2667000"/>
+            <wp:extent cx="5524500" cy="2952750"/>
             <wp:effectExtent t="0" r="0" b="0" l="0"/>
-            <wp:docPr id="1" name="11_case_investigating" descr="Case Management showing cases in investigating state with assigned officers" title="Cases Under Investigation"/>
+            <wp:docPr id="1" name="Screenshot 2026-04-09 at 11.03.33 AM" descr="Case management with SLA countdown" title="Case Management SLA"/>
             <wp:cNvGraphicFramePr>
               <a:graphicFrameLocks xmlns:a="http://schemas.openxmlformats.org/drawingml/2006/main" noChangeAspect="1"/>
             </wp:cNvGraphicFramePr>
@@ -4379,7 +4672,7 @@
                   <pic:spPr bwMode="auto">
                     <a:xfrm>
                       <a:off x="0" y="0"/>
-                      <a:ext cx="5524500" cy="2667000"/>
+                      <a:ext cx="5524500" cy="2952750"/>
                     </a:xfrm>
                     <a:prstGeom prst="rect">
                       <a:avLst/>
@@ -4406,7 +4699,7 @@
           <w:sz w:val="18"/>
           <w:szCs w:val="18"/>
         </w:rPr>
-        <w:t xml:space="preserve">Figure 17: Case Management — Cases Under Investigation</w:t>
+        <w:t xml:space="preserve">Figure 17: Case Management — SLA Countdown Tracking</w:t>
       </w:r>
     </w:p>
     <w:p>
@@ -4428,7 +4721,7 @@
           <w:sz w:val="26"/>
           <w:szCs w:val="26"/>
         </w:rPr>
-        <w:t xml:space="preserve">4.12 Resolved Cases</w:t>
+        <w:t xml:space="preserve">4.10 Case Detail</w:t>
       </w:r>
     </w:p>
     <w:p>
@@ -4443,7 +4736,7 @@
           <w:sz w:val="22"/>
           <w:szCs w:val="22"/>
         </w:rPr>
-        <w:t xml:space="preserve">The resolved view demonstrates the full case lifecycle progression from Open through Investigating, Escalated, and Resolved states. All state transitions, findings, and resolutions are permanently recorded in the audit trail.</w:t>
+        <w:t xml:space="preserve">Case detail modals show full case information with severity, type, associated transaction data, and action buttons for investigation, escalation, assignment, findings, and SAR filing.</w:t>
       </w:r>
     </w:p>
     <w:p>
@@ -4454,9 +4747,9 @@
       <w:r>
         <w:drawing>
           <wp:inline distT="0" distB="0" distL="0" distR="0">
-            <wp:extent cx="5524500" cy="2667000"/>
+            <wp:extent cx="5238750" cy="3238500"/>
             <wp:effectExtent t="0" r="0" b="0" l="0"/>
-            <wp:docPr id="1" name="12_case_resolved" descr="Case Management showing full lifecycle with resolved cases" title="Resolved Cases"/>
+            <wp:docPr id="1" name="Screenshot 2026-04-09 at 11.03.58 AM" descr="Case detail modal" title="Case Detail"/>
             <wp:cNvGraphicFramePr>
               <a:graphicFrameLocks xmlns:a="http://schemas.openxmlformats.org/drawingml/2006/main" noChangeAspect="1"/>
             </wp:cNvGraphicFramePr>
@@ -4470,7 +4763,7 @@
                     </pic:cNvPicPr>
                   </pic:nvPicPr>
                   <pic:blipFill>
-                    <a:blip r:embed="rId24" cstate="none"/>
+                    <a:blip r:embed="rId26" cstate="none"/>
                     <a:srcRect/>
                     <a:stretch>
                       <a:fillRect/>
@@ -4479,7 +4772,7 @@
                   <pic:spPr bwMode="auto">
                     <a:xfrm>
                       <a:off x="0" y="0"/>
-                      <a:ext cx="5524500" cy="2667000"/>
+                      <a:ext cx="5238750" cy="3238500"/>
                     </a:xfrm>
                     <a:prstGeom prst="rect">
                       <a:avLst/>
@@ -4506,7 +4799,7 @@
           <w:sz w:val="18"/>
           <w:szCs w:val="18"/>
         </w:rPr>
-        <w:t xml:space="preserve">Figure 18: Case Management — Full Lifecycle (Open, Investigating, Escalated, Resolved)</w:t>
+        <w:t xml:space="preserve">Figure 18: Case Detail — SANCTIONS Case with CRITICAL Severity</w:t>
       </w:r>
     </w:p>
     <w:p>
@@ -4528,7 +4821,7 @@
           <w:sz w:val="32"/>
           <w:szCs w:val="32"/>
         </w:rPr>
-        <w:t xml:space="preserve">5. AI/ML Capabilities</w:t>
+        <w:t xml:space="preserve">5. AI/ML Capabilities &amp; Explainability</w:t>
       </w:r>
     </w:p>
     <w:p>
@@ -4543,7 +4836,7 @@
           <w:sz w:val="22"/>
           <w:szCs w:val="22"/>
         </w:rPr>
-        <w:t xml:space="preserve">The IPTS Intelligence Layer deploys a 4-model machine learning ensemble trained on 15,000 synthetic transactions (97% legitimate, 3% fraudulent). The models operate as a weighted ensemble providing real-time risk scoring on every transaction within milliseconds.</w:t>
+        <w:t xml:space="preserve">IPTS v4.0 deploys a 5-model machine learning ensemble trained on 15,000 synthetic transactions using a 16-dimensional feature vector that includes 8 real-time velocity features computed by the VelocityTracker. This represents a significant upgrade from the previous 4-model, 8-feature architecture.</w:t>
       </w:r>
     </w:p>
     <w:p>
@@ -4565,7 +4858,7 @@
           <w:sz w:val="26"/>
           <w:szCs w:val="26"/>
         </w:rPr>
-        <w:t xml:space="preserve">5.1 Model Ensemble Performance</w:t>
+        <w:t xml:space="preserve">5.1 Five-Model Ensemble</w:t>
       </w:r>
     </w:p>
     <w:tbl>
@@ -4581,16 +4874,16 @@
         </w:tblBorders>
       </w:tblPr>
       <w:tblGrid>
-        <w:gridCol w:w="2000"/>
         <w:gridCol w:w="1800"/>
-        <w:gridCol w:w="2000"/>
+        <w:gridCol w:w="1500"/>
+        <w:gridCol w:w="2200"/>
         <w:gridCol w:w="1800"/>
-        <w:gridCol w:w="1760"/>
+        <w:gridCol w:w="2060"/>
       </w:tblGrid>
       <w:tr>
         <w:tc>
           <w:tcPr>
-            <w:tcW w:type="dxa" w:w="2000"/>
+            <w:tcW w:type="dxa" w:w="1800"/>
             <w:tcBorders>
               <w:top w:val="single" w:color="CCCCCC" w:sz="1"/>
               <w:left w:val="single" w:color="CCCCCC" w:sz="1"/>
@@ -4622,6 +4915,70 @@
         </w:tc>
         <w:tc>
           <w:tcPr>
+            <w:tcW w:type="dxa" w:w="1500"/>
+            <w:tcBorders>
+              <w:top w:val="single" w:color="CCCCCC" w:sz="1"/>
+              <w:left w:val="single" w:color="CCCCCC" w:sz="1"/>
+              <w:bottom w:val="single" w:color="CCCCCC" w:sz="1"/>
+              <w:right w:val="single" w:color="CCCCCC" w:sz="1"/>
+            </w:tcBorders>
+            <w:shd w:fill="0C2340" w:val="clear"/>
+            <w:tcMar>
+              <w:top w:type="dxa" w:w="60"/>
+              <w:left w:type="dxa" w:w="100"/>
+              <w:bottom w:type="dxa" w:w="60"/>
+              <w:right w:type="dxa" w:w="100"/>
+            </w:tcMar>
+            <w:vAlign w:val="center"/>
+          </w:tcPr>
+          <w:p>
+            <w:r>
+              <w:rPr>
+                <w:rFonts w:ascii="Calibri" w:cs="Calibri" w:eastAsia="Calibri" w:hAnsi="Calibri"/>
+                <w:b/>
+                <w:bCs/>
+                <w:color w:val="FFFFFF"/>
+                <w:sz w:val="20"/>
+                <w:szCs w:val="20"/>
+              </w:rPr>
+              <w:t xml:space="preserve">Type</w:t>
+            </w:r>
+          </w:p>
+        </w:tc>
+        <w:tc>
+          <w:tcPr>
+            <w:tcW w:type="dxa" w:w="2200"/>
+            <w:tcBorders>
+              <w:top w:val="single" w:color="CCCCCC" w:sz="1"/>
+              <w:left w:val="single" w:color="CCCCCC" w:sz="1"/>
+              <w:bottom w:val="single" w:color="CCCCCC" w:sz="1"/>
+              <w:right w:val="single" w:color="CCCCCC" w:sz="1"/>
+            </w:tcBorders>
+            <w:shd w:fill="0C2340" w:val="clear"/>
+            <w:tcMar>
+              <w:top w:type="dxa" w:w="60"/>
+              <w:left w:type="dxa" w:w="100"/>
+              <w:bottom w:type="dxa" w:w="60"/>
+              <w:right w:type="dxa" w:w="100"/>
+            </w:tcMar>
+            <w:vAlign w:val="center"/>
+          </w:tcPr>
+          <w:p>
+            <w:r>
+              <w:rPr>
+                <w:rFonts w:ascii="Calibri" w:cs="Calibri" w:eastAsia="Calibri" w:hAnsi="Calibri"/>
+                <w:b/>
+                <w:bCs/>
+                <w:color w:val="FFFFFF"/>
+                <w:sz w:val="20"/>
+                <w:szCs w:val="20"/>
+              </w:rPr>
+              <w:t xml:space="preserve">Configuration</w:t>
+            </w:r>
+          </w:p>
+        </w:tc>
+        <w:tc>
+          <w:tcPr>
             <w:tcW w:type="dxa" w:w="1800"/>
             <w:tcBorders>
               <w:top w:val="single" w:color="CCCCCC" w:sz="1"/>
@@ -4648,13 +5005,13 @@
                 <w:sz w:val="20"/>
                 <w:szCs w:val="20"/>
               </w:rPr>
-              <w:t xml:space="preserve">Type</w:t>
-            </w:r>
-          </w:p>
-        </w:tc>
-        <w:tc>
-          <w:tcPr>
-            <w:tcW w:type="dxa" w:w="2000"/>
+              <w:t xml:space="preserve">F1 Score</w:t>
+            </w:r>
+          </w:p>
+        </w:tc>
+        <w:tc>
+          <w:tcPr>
+            <w:tcW w:type="dxa" w:w="2060"/>
             <w:tcBorders>
               <w:top w:val="single" w:color="CCCCCC" w:sz="1"/>
               <w:left w:val="single" w:color="CCCCCC" w:sz="1"/>
@@ -4680,71 +5037,7 @@
                 <w:sz w:val="20"/>
                 <w:szCs w:val="20"/>
               </w:rPr>
-              <w:t xml:space="preserve">Configuration</w:t>
-            </w:r>
-          </w:p>
-        </w:tc>
-        <w:tc>
-          <w:tcPr>
-            <w:tcW w:type="dxa" w:w="1800"/>
-            <w:tcBorders>
-              <w:top w:val="single" w:color="CCCCCC" w:sz="1"/>
-              <w:left w:val="single" w:color="CCCCCC" w:sz="1"/>
-              <w:bottom w:val="single" w:color="CCCCCC" w:sz="1"/>
-              <w:right w:val="single" w:color="CCCCCC" w:sz="1"/>
-            </w:tcBorders>
-            <w:shd w:fill="0C2340" w:val="clear"/>
-            <w:tcMar>
-              <w:top w:type="dxa" w:w="60"/>
-              <w:left w:type="dxa" w:w="100"/>
-              <w:bottom w:type="dxa" w:w="60"/>
-              <w:right w:type="dxa" w:w="100"/>
-            </w:tcMar>
-            <w:vAlign w:val="center"/>
-          </w:tcPr>
-          <w:p>
-            <w:r>
-              <w:rPr>
-                <w:rFonts w:ascii="Calibri" w:cs="Calibri" w:eastAsia="Calibri" w:hAnsi="Calibri"/>
-                <w:b/>
-                <w:bCs/>
-                <w:color w:val="FFFFFF"/>
-                <w:sz w:val="20"/>
-                <w:szCs w:val="20"/>
-              </w:rPr>
-              <w:t xml:space="preserve">F1 Score</w:t>
-            </w:r>
-          </w:p>
-        </w:tc>
-        <w:tc>
-          <w:tcPr>
-            <w:tcW w:type="dxa" w:w="1760"/>
-            <w:tcBorders>
-              <w:top w:val="single" w:color="CCCCCC" w:sz="1"/>
-              <w:left w:val="single" w:color="CCCCCC" w:sz="1"/>
-              <w:bottom w:val="single" w:color="CCCCCC" w:sz="1"/>
-              <w:right w:val="single" w:color="CCCCCC" w:sz="1"/>
-            </w:tcBorders>
-            <w:shd w:fill="0C2340" w:val="clear"/>
-            <w:tcMar>
-              <w:top w:type="dxa" w:w="60"/>
-              <w:left w:type="dxa" w:w="100"/>
-              <w:bottom w:type="dxa" w:w="60"/>
-              <w:right w:type="dxa" w:w="100"/>
-            </w:tcMar>
-            <w:vAlign w:val="center"/>
-          </w:tcPr>
-          <w:p>
-            <w:r>
-              <w:rPr>
-                <w:rFonts w:ascii="Calibri" w:cs="Calibri" w:eastAsia="Calibri" w:hAnsi="Calibri"/>
-                <w:b/>
-                <w:bCs/>
-                <w:color w:val="FFFFFF"/>
-                <w:sz w:val="20"/>
-                <w:szCs w:val="20"/>
-              </w:rPr>
-              <w:t xml:space="preserve">Accuracy</w:t>
+              <w:t xml:space="preserve">Role in Ensemble</w:t>
             </w:r>
           </w:p>
         </w:tc>
@@ -4752,7 +5045,7 @@
       <w:tr>
         <w:tc>
           <w:tcPr>
-            <w:tcW w:type="dxa" w:w="2000"/>
+            <w:tcW w:type="dxa" w:w="1800"/>
             <w:tcBorders>
               <w:top w:val="single" w:color="CCCCCC" w:sz="1"/>
               <w:left w:val="single" w:color="CCCCCC" w:sz="1"/>
@@ -4786,7 +5079,7 @@
         </w:tc>
         <w:tc>
           <w:tcPr>
-            <w:tcW w:type="dxa" w:w="1800"/>
+            <w:tcW w:type="dxa" w:w="1500"/>
             <w:tcBorders>
               <w:top w:val="single" w:color="CCCCCC" w:sz="1"/>
               <w:left w:val="single" w:color="CCCCCC" w:sz="1"/>
@@ -4820,7 +5113,7 @@
         </w:tc>
         <w:tc>
           <w:tcPr>
-            <w:tcW w:type="dxa" w:w="2000"/>
+            <w:tcW w:type="dxa" w:w="2200"/>
             <w:tcBorders>
               <w:top w:val="single" w:color="CCCCCC" w:sz="1"/>
               <w:left w:val="single" w:color="CCCCCC" w:sz="1"/>
@@ -4848,7 +5141,7 @@
                 <w:sz w:val="20"/>
                 <w:szCs w:val="20"/>
               </w:rPr>
-              <w:t xml:space="preserve">100 estimators, 3% contamination</w:t>
+              <w:t xml:space="preserve">100 est., 3% contamination</w:t>
             </w:r>
           </w:p>
         </w:tc>
@@ -4882,13 +5175,13 @@
                 <w:sz w:val="20"/>
                 <w:szCs w:val="20"/>
               </w:rPr>
-              <w:t xml:space="preserve">98.0%</w:t>
-            </w:r>
-          </w:p>
-        </w:tc>
-        <w:tc>
-          <w:tcPr>
-            <w:tcW w:type="dxa" w:w="1760"/>
+              <w:t xml:space="preserve">92.8%</w:t>
+            </w:r>
+          </w:p>
+        </w:tc>
+        <w:tc>
+          <w:tcPr>
+            <w:tcW w:type="dxa" w:w="2060"/>
             <w:tcBorders>
               <w:top w:val="single" w:color="CCCCCC" w:sz="1"/>
               <w:left w:val="single" w:color="CCCCCC" w:sz="1"/>
@@ -4916,7 +5209,7 @@
                 <w:sz w:val="20"/>
                 <w:szCs w:val="20"/>
               </w:rPr>
-              <w:t xml:space="preserve">68.4%</w:t>
+              <w:t xml:space="preserve">Anomaly detection</w:t>
             </w:r>
           </w:p>
         </w:tc>
@@ -4924,7 +5217,7 @@
       <w:tr>
         <w:tc>
           <w:tcPr>
-            <w:tcW w:type="dxa" w:w="2000"/>
+            <w:tcW w:type="dxa" w:w="1800"/>
             <w:tcBorders>
               <w:top w:val="single" w:color="CCCCCC" w:sz="1"/>
               <w:left w:val="single" w:color="CCCCCC" w:sz="1"/>
@@ -4957,7 +5250,7 @@
         </w:tc>
         <w:tc>
           <w:tcPr>
-            <w:tcW w:type="dxa" w:w="1800"/>
+            <w:tcW w:type="dxa" w:w="1500"/>
             <w:tcBorders>
               <w:top w:val="single" w:color="CCCCCC" w:sz="1"/>
               <w:left w:val="single" w:color="CCCCCC" w:sz="1"/>
@@ -4990,7 +5283,7 @@
         </w:tc>
         <w:tc>
           <w:tcPr>
-            <w:tcW w:type="dxa" w:w="2000"/>
+            <w:tcW w:type="dxa" w:w="2200"/>
             <w:tcBorders>
               <w:top w:val="single" w:color="CCCCCC" w:sz="1"/>
               <w:left w:val="single" w:color="CCCCCC" w:sz="1"/>
@@ -5017,7 +5310,7 @@
                 <w:sz w:val="20"/>
                 <w:szCs w:val="20"/>
               </w:rPr>
-              <w:t xml:space="preserve">200 estimators, SMOTE</w:t>
+              <w:t xml:space="preserve">200 est., SMOTE</w:t>
             </w:r>
           </w:p>
         </w:tc>
@@ -5050,13 +5343,13 @@
                 <w:sz w:val="20"/>
                 <w:szCs w:val="20"/>
               </w:rPr>
-              <w:t xml:space="preserve">100%</w:t>
-            </w:r>
-          </w:p>
-        </w:tc>
-        <w:tc>
-          <w:tcPr>
-            <w:tcW w:type="dxa" w:w="1760"/>
+              <w:t xml:space="preserve">97.3%</w:t>
+            </w:r>
+          </w:p>
+        </w:tc>
+        <w:tc>
+          <w:tcPr>
+            <w:tcW w:type="dxa" w:w="2060"/>
             <w:tcBorders>
               <w:top w:val="single" w:color="CCCCCC" w:sz="1"/>
               <w:left w:val="single" w:color="CCCCCC" w:sz="1"/>
@@ -5083,7 +5376,7 @@
                 <w:sz w:val="20"/>
                 <w:szCs w:val="20"/>
               </w:rPr>
-              <w:t xml:space="preserve">100%</w:t>
+              <w:t xml:space="preserve">Classification + SHAP fallback</w:t>
             </w:r>
           </w:p>
         </w:tc>
@@ -5091,7 +5384,7 @@
       <w:tr>
         <w:tc>
           <w:tcPr>
-            <w:tcW w:type="dxa" w:w="2000"/>
+            <w:tcW w:type="dxa" w:w="1800"/>
             <w:tcBorders>
               <w:top w:val="single" w:color="CCCCCC" w:sz="1"/>
               <w:left w:val="single" w:color="CCCCCC" w:sz="1"/>
@@ -5125,7 +5418,7 @@
         </w:tc>
         <w:tc>
           <w:tcPr>
-            <w:tcW w:type="dxa" w:w="1800"/>
+            <w:tcW w:type="dxa" w:w="1500"/>
             <w:tcBorders>
               <w:top w:val="single" w:color="CCCCCC" w:sz="1"/>
               <w:left w:val="single" w:color="CCCCCC" w:sz="1"/>
@@ -5159,7 +5452,7 @@
         </w:tc>
         <w:tc>
           <w:tcPr>
-            <w:tcW w:type="dxa" w:w="2000"/>
+            <w:tcW w:type="dxa" w:w="2200"/>
             <w:tcBorders>
               <w:top w:val="single" w:color="CCCCCC" w:sz="1"/>
               <w:left w:val="single" w:color="CCCCCC" w:sz="1"/>
@@ -5187,7 +5480,7 @@
                 <w:sz w:val="20"/>
                 <w:szCs w:val="20"/>
               </w:rPr>
-              <w:t xml:space="preserve">300 estimators, class-weighted</w:t>
+              <w:t xml:space="preserve">300 est., class-weighted</w:t>
             </w:r>
           </w:p>
         </w:tc>
@@ -5221,13 +5514,13 @@
                 <w:sz w:val="20"/>
                 <w:szCs w:val="20"/>
               </w:rPr>
-              <w:t xml:space="preserve">100%</w:t>
-            </w:r>
-          </w:p>
-        </w:tc>
-        <w:tc>
-          <w:tcPr>
-            <w:tcW w:type="dxa" w:w="1760"/>
+              <w:t xml:space="preserve">96.8%</w:t>
+            </w:r>
+          </w:p>
+        </w:tc>
+        <w:tc>
+          <w:tcPr>
+            <w:tcW w:type="dxa" w:w="2060"/>
             <w:tcBorders>
               <w:top w:val="single" w:color="CCCCCC" w:sz="1"/>
               <w:left w:val="single" w:color="CCCCCC" w:sz="1"/>
@@ -5255,7 +5548,7 @@
                 <w:sz w:val="20"/>
                 <w:szCs w:val="20"/>
               </w:rPr>
-              <w:t xml:space="preserve">100%</w:t>
+              <w:t xml:space="preserve">Primary classifier + SHAP source</w:t>
             </w:r>
           </w:p>
         </w:tc>
@@ -5263,7 +5556,7 @@
       <w:tr>
         <w:tc>
           <w:tcPr>
-            <w:tcW w:type="dxa" w:w="2000"/>
+            <w:tcW w:type="dxa" w:w="1800"/>
             <w:tcBorders>
               <w:top w:val="single" w:color="CCCCCC" w:sz="1"/>
               <w:left w:val="single" w:color="CCCCCC" w:sz="1"/>
@@ -5296,7 +5589,7 @@
         </w:tc>
         <w:tc>
           <w:tcPr>
-            <w:tcW w:type="dxa" w:w="1800"/>
+            <w:tcW w:type="dxa" w:w="1500"/>
             <w:tcBorders>
               <w:top w:val="single" w:color="CCCCCC" w:sz="1"/>
               <w:left w:val="single" w:color="CCCCCC" w:sz="1"/>
@@ -5329,7 +5622,7 @@
         </w:tc>
         <w:tc>
           <w:tcPr>
-            <w:tcW w:type="dxa" w:w="2000"/>
+            <w:tcW w:type="dxa" w:w="2200"/>
             <w:tcBorders>
               <w:top w:val="single" w:color="CCCCCC" w:sz="1"/>
               <w:left w:val="single" w:color="CCCCCC" w:sz="1"/>
@@ -5389,13 +5682,13 @@
                 <w:sz w:val="20"/>
                 <w:szCs w:val="20"/>
               </w:rPr>
-              <w:t xml:space="preserve">96.7%</w:t>
-            </w:r>
-          </w:p>
-        </w:tc>
-        <w:tc>
-          <w:tcPr>
-            <w:tcW w:type="dxa" w:w="1760"/>
+              <w:t xml:space="preserve">93.5%</w:t>
+            </w:r>
+          </w:p>
+        </w:tc>
+        <w:tc>
+          <w:tcPr>
+            <w:tcW w:type="dxa" w:w="2060"/>
             <w:tcBorders>
               <w:top w:val="single" w:color="CCCCCC" w:sz="1"/>
               <w:left w:val="single" w:color="CCCCCC" w:sz="1"/>
@@ -5422,7 +5715,179 @@
                 <w:sz w:val="20"/>
                 <w:szCs w:val="20"/>
               </w:rPr>
-              <w:t xml:space="preserve">59.9%</w:t>
+              <w:t xml:space="preserve">Reconstruction anomaly</w:t>
+            </w:r>
+          </w:p>
+        </w:tc>
+      </w:tr>
+      <w:tr>
+        <w:tc>
+          <w:tcPr>
+            <w:tcW w:type="dxa" w:w="1800"/>
+            <w:tcBorders>
+              <w:top w:val="single" w:color="CCCCCC" w:sz="1"/>
+              <w:left w:val="single" w:color="CCCCCC" w:sz="1"/>
+              <w:bottom w:val="single" w:color="CCCCCC" w:sz="1"/>
+              <w:right w:val="single" w:color="CCCCCC" w:sz="1"/>
+            </w:tcBorders>
+            <w:shd w:fill="EDF2F7" w:val="clear"/>
+            <w:tcMar>
+              <w:top w:type="dxa" w:w="60"/>
+              <w:left w:type="dxa" w:w="100"/>
+              <w:bottom w:type="dxa" w:w="60"/>
+              <w:right w:type="dxa" w:w="100"/>
+            </w:tcMar>
+          </w:tcPr>
+          <w:p>
+            <w:pPr>
+              <w:jc w:val="left"/>
+            </w:pPr>
+            <w:r>
+              <w:rPr>
+                <w:rFonts w:ascii="Calibri" w:cs="Calibri" w:eastAsia="Calibri" w:hAnsi="Calibri"/>
+                <w:b/>
+                <w:bCs/>
+                <w:color w:val="333333"/>
+                <w:sz w:val="20"/>
+                <w:szCs w:val="20"/>
+              </w:rPr>
+              <w:t xml:space="preserve">Sequence Detector</w:t>
+            </w:r>
+          </w:p>
+        </w:tc>
+        <w:tc>
+          <w:tcPr>
+            <w:tcW w:type="dxa" w:w="1500"/>
+            <w:tcBorders>
+              <w:top w:val="single" w:color="CCCCCC" w:sz="1"/>
+              <w:left w:val="single" w:color="CCCCCC" w:sz="1"/>
+              <w:bottom w:val="single" w:color="CCCCCC" w:sz="1"/>
+              <w:right w:val="single" w:color="CCCCCC" w:sz="1"/>
+            </w:tcBorders>
+            <w:shd w:fill="EDF2F7" w:val="clear"/>
+            <w:tcMar>
+              <w:top w:type="dxa" w:w="60"/>
+              <w:left w:type="dxa" w:w="100"/>
+              <w:bottom w:type="dxa" w:w="60"/>
+              <w:right w:type="dxa" w:w="100"/>
+            </w:tcMar>
+          </w:tcPr>
+          <w:p>
+            <w:pPr>
+              <w:jc w:val="left"/>
+            </w:pPr>
+            <w:r>
+              <w:rPr>
+                <w:rFonts w:ascii="Calibri" w:cs="Calibri" w:eastAsia="Calibri" w:hAnsi="Calibri"/>
+                <w:b w:val="false"/>
+                <w:bCs w:val="false"/>
+                <w:color w:val="333333"/>
+                <w:sz w:val="20"/>
+                <w:szCs w:val="20"/>
+              </w:rPr>
+              <w:t xml:space="preserve">Pattern-based</w:t>
+            </w:r>
+          </w:p>
+        </w:tc>
+        <w:tc>
+          <w:tcPr>
+            <w:tcW w:type="dxa" w:w="2200"/>
+            <w:tcBorders>
+              <w:top w:val="single" w:color="CCCCCC" w:sz="1"/>
+              <w:left w:val="single" w:color="CCCCCC" w:sz="1"/>
+              <w:bottom w:val="single" w:color="CCCCCC" w:sz="1"/>
+              <w:right w:val="single" w:color="CCCCCC" w:sz="1"/>
+            </w:tcBorders>
+            <w:shd w:fill="EDF2F7" w:val="clear"/>
+            <w:tcMar>
+              <w:top w:type="dxa" w:w="60"/>
+              <w:left w:type="dxa" w:w="100"/>
+              <w:bottom w:type="dxa" w:w="60"/>
+              <w:right w:type="dxa" w:w="100"/>
+            </w:tcMar>
+          </w:tcPr>
+          <w:p>
+            <w:pPr>
+              <w:jc w:val="left"/>
+            </w:pPr>
+            <w:r>
+              <w:rPr>
+                <w:rFonts w:ascii="Calibri" w:cs="Calibri" w:eastAsia="Calibri" w:hAnsi="Calibri"/>
+                <w:b w:val="false"/>
+                <w:bCs w:val="false"/>
+                <w:color w:val="333333"/>
+                <w:sz w:val="20"/>
+                <w:szCs w:val="20"/>
+              </w:rPr>
+              <w:t xml:space="preserve">Sliding window, velocity</w:t>
+            </w:r>
+          </w:p>
+        </w:tc>
+        <w:tc>
+          <w:tcPr>
+            <w:tcW w:type="dxa" w:w="1800"/>
+            <w:tcBorders>
+              <w:top w:val="single" w:color="CCCCCC" w:sz="1"/>
+              <w:left w:val="single" w:color="CCCCCC" w:sz="1"/>
+              <w:bottom w:val="single" w:color="CCCCCC" w:sz="1"/>
+              <w:right w:val="single" w:color="CCCCCC" w:sz="1"/>
+            </w:tcBorders>
+            <w:shd w:fill="EDF2F7" w:val="clear"/>
+            <w:tcMar>
+              <w:top w:type="dxa" w:w="60"/>
+              <w:left w:type="dxa" w:w="100"/>
+              <w:bottom w:type="dxa" w:w="60"/>
+              <w:right w:type="dxa" w:w="100"/>
+            </w:tcMar>
+          </w:tcPr>
+          <w:p>
+            <w:pPr>
+              <w:jc w:val="left"/>
+            </w:pPr>
+            <w:r>
+              <w:rPr>
+                <w:rFonts w:ascii="Calibri" w:cs="Calibri" w:eastAsia="Calibri" w:hAnsi="Calibri"/>
+                <w:b/>
+                <w:bCs/>
+                <w:color w:val="10B981"/>
+                <w:sz w:val="20"/>
+                <w:szCs w:val="20"/>
+              </w:rPr>
+              <w:t xml:space="preserve">96.3%</w:t>
+            </w:r>
+          </w:p>
+        </w:tc>
+        <w:tc>
+          <w:tcPr>
+            <w:tcW w:type="dxa" w:w="2060"/>
+            <w:tcBorders>
+              <w:top w:val="single" w:color="CCCCCC" w:sz="1"/>
+              <w:left w:val="single" w:color="CCCCCC" w:sz="1"/>
+              <w:bottom w:val="single" w:color="CCCCCC" w:sz="1"/>
+              <w:right w:val="single" w:color="CCCCCC" w:sz="1"/>
+            </w:tcBorders>
+            <w:shd w:fill="EDF2F7" w:val="clear"/>
+            <w:tcMar>
+              <w:top w:type="dxa" w:w="60"/>
+              <w:left w:type="dxa" w:w="100"/>
+              <w:bottom w:type="dxa" w:w="60"/>
+              <w:right w:type="dxa" w:w="100"/>
+            </w:tcMar>
+          </w:tcPr>
+          <w:p>
+            <w:pPr>
+              <w:jc w:val="left"/>
+            </w:pPr>
+            <w:r>
+              <w:rPr>
+                <w:rFonts w:ascii="Calibri" w:cs="Calibri" w:eastAsia="Calibri" w:hAnsi="Calibri"/>
+                <w:b w:val="false"/>
+                <w:bCs w:val="false"/>
+                <w:color w:val="333333"/>
+                <w:sz w:val="20"/>
+                <w:szCs w:val="20"/>
+              </w:rPr>
+              <w:t xml:space="preserve">Temporal pattern detection</w:t>
             </w:r>
           </w:p>
         </w:tc>
@@ -5447,7 +5912,7 @@
           <w:sz w:val="26"/>
           <w:szCs w:val="26"/>
         </w:rPr>
-        <w:t xml:space="preserve">5.2 NLP Watchlist Screening</w:t>
+        <w:t xml:space="preserve">5.2 16-Feature Vector with Velocity Tracking</w:t>
       </w:r>
     </w:p>
     <w:p>
@@ -5462,7 +5927,7 @@
           <w:sz w:val="22"/>
           <w:szCs w:val="22"/>
         </w:rPr>
-        <w:t xml:space="preserve">The NLP component performs fuzzy entity matching against sanctions databases and watchlists using string similarity algorithms. Entity names, aliases, and known affiliations are compared against transaction counterparty data. Matches trigger force-override scoring (95+), immediately blocking the transaction and creating a compliance case. The system screens against OFAC SDN, EU Consolidated List, UN Sanctions, and configurable custom watchlists.</w:t>
+        <w:t xml:space="preserve">Each transaction is scored using 16 features: 8 static transaction attributes (amount, hour, day, frequency, round number flag, country risk, sender/receiver IDs) and 8 real-time behavioral features computed by the VelocityTracker (velocity at 1h/24h/7d windows, average amount, standard deviation, z-score, unique receivers, new receiver flag). This dual-source approach enables detection of both per-transaction anomalies and behavioral pattern shifts.</w:t>
       </w:r>
     </w:p>
     <w:p>
@@ -5484,7 +5949,7 @@
           <w:sz w:val="26"/>
           <w:szCs w:val="26"/>
         </w:rPr>
-        <w:t xml:space="preserve">5.3 Graph Analytics</w:t>
+        <w:t xml:space="preserve">5.3 SHAP Explainability</w:t>
       </w:r>
     </w:p>
     <w:p>
@@ -5499,155 +5964,7 @@
           <w:sz w:val="22"/>
           <w:szCs w:val="22"/>
         </w:rPr>
-        <w:t xml:space="preserve">NetworkX-based graph analysis provides three analytical capabilities. PageRank centrality computation identifies high-influence nodes that may represent money laundering hubs. Label propagation community detection uncovers suspicious transaction clusters. Targeted cycle detection on the fraud subgraph identifies potential laundering rings where funds circulate between entities to obscure their origin. These graph-derived risk signals are integrated into the composite scoring system at a 15% weight.</w:t>
-      </w:r>
-    </w:p>
-    <w:p>
-      <w:pPr>
-        <w:spacing w:after="80"/>
-      </w:pPr>
-    </w:p>
-    <w:p>
-      <w:pPr>
-        <w:pStyle w:val="Heading2"/>
-        <w:spacing w:after="160" w:before="280"/>
-      </w:pPr>
-      <w:r>
-        <w:rPr>
-          <w:rFonts w:ascii="Calibri" w:cs="Calibri" w:eastAsia="Calibri" w:hAnsi="Calibri"/>
-          <w:b/>
-          <w:bCs/>
-          <w:color w:val="1A2332"/>
-          <w:sz w:val="26"/>
-          <w:szCs w:val="26"/>
-        </w:rPr>
-        <w:t xml:space="preserve">5.4 Human-in-the-Loop (HITL)</w:t>
-      </w:r>
-    </w:p>
-    <w:p>
-      <w:pPr>
-        <w:spacing w:after="120"/>
-        <w:jc w:val="both"/>
-      </w:pPr>
-      <w:r>
-        <w:rPr>
-          <w:rFonts w:ascii="Calibri" w:cs="Calibri" w:eastAsia="Calibri" w:hAnsi="Calibri"/>
-          <w:color w:val="333333"/>
-          <w:sz w:val="22"/>
-          <w:szCs w:val="22"/>
-        </w:rPr>
-        <w:t xml:space="preserve">Blocked transactions are routed to a HITL triage queue where compliance officers review full risk details including all component scores, transaction context, and counterparty information. Officers can approve (releasing the transaction for settlement) or reject (permanently blocking and creating an audit record). All HITL decisions are logged with officer identity, timestamp, and rationale for regulatory review.</w:t>
-      </w:r>
-    </w:p>
-    <w:p>
-      <w:pPr>
-        <w:spacing w:after="80"/>
-      </w:pPr>
-    </w:p>
-    <w:p>
-      <w:pPr>
-        <w:pStyle w:val="Heading2"/>
-        <w:spacing w:after="160" w:before="280"/>
-      </w:pPr>
-      <w:r>
-        <w:rPr>
-          <w:rFonts w:ascii="Calibri" w:cs="Calibri" w:eastAsia="Calibri" w:hAnsi="Calibri"/>
-          <w:b/>
-          <w:bCs/>
-          <w:color w:val="1A2332"/>
-          <w:sz w:val="26"/>
-          <w:szCs w:val="26"/>
-        </w:rPr>
-        <w:t xml:space="preserve">5.5 Continuous Learning</w:t>
-      </w:r>
-    </w:p>
-    <w:p>
-      <w:pPr>
-        <w:spacing w:after="120"/>
-        <w:jc w:val="both"/>
-      </w:pPr>
-      <w:r>
-        <w:rPr>
-          <w:rFonts w:ascii="Calibri" w:cs="Calibri" w:eastAsia="Calibri" w:hAnsi="Calibri"/>
-          <w:color w:val="333333"/>
-          <w:sz w:val="22"/>
-          <w:szCs w:val="22"/>
-        </w:rPr>
-        <w:t xml:space="preserve">The platform supports model retraining triggered by authorized users (Admin and Data Scientist roles). Retraining regenerates synthetic training data, retrains all four models, recomputes graph analytics, and updates feature importance rankings. This capability enables the system to adapt to evolving fraud patterns and regulatory requirements without platform downtime.</w:t>
-      </w:r>
-    </w:p>
-    <w:p>
-      <w:r>
-        <w:br w:type="page"/>
-      </w:r>
-    </w:p>
-    <w:p>
-      <w:pPr>
-        <w:pStyle w:val="Heading1"/>
-        <w:spacing w:after="200" w:before="360"/>
-      </w:pPr>
-      <w:r>
-        <w:rPr>
-          <w:rFonts w:ascii="Calibri" w:cs="Calibri" w:eastAsia="Calibri" w:hAnsi="Calibri"/>
-          <w:b/>
-          <w:bCs/>
-          <w:color w:val="0C2340"/>
-          <w:sz w:val="32"/>
-          <w:szCs w:val="32"/>
-        </w:rPr>
-        <w:t xml:space="preserve">6. Security &amp; Compliance</w:t>
-      </w:r>
-    </w:p>
-    <w:p>
-      <w:pPr>
-        <w:spacing w:after="120"/>
-        <w:jc w:val="both"/>
-      </w:pPr>
-      <w:r>
-        <w:rPr>
-          <w:rFonts w:ascii="Calibri" w:cs="Calibri" w:eastAsia="Calibri" w:hAnsi="Calibri"/>
-          <w:color w:val="333333"/>
-          <w:sz w:val="22"/>
-          <w:szCs w:val="22"/>
-        </w:rPr>
-        <w:t xml:space="preserve">IPTS implements defense-in-depth security across all layers, combining Zero Trust access control, GDPR-compliant data sovereignty, and comprehensive regulatory mapping to satisfy global compliance requirements.</w:t>
-      </w:r>
-    </w:p>
-    <w:p>
-      <w:pPr>
-        <w:spacing w:after="80"/>
-      </w:pPr>
-    </w:p>
-    <w:p>
-      <w:pPr>
-        <w:pStyle w:val="Heading2"/>
-        <w:spacing w:after="160" w:before="280"/>
-      </w:pPr>
-      <w:r>
-        <w:rPr>
-          <w:rFonts w:ascii="Calibri" w:cs="Calibri" w:eastAsia="Calibri" w:hAnsi="Calibri"/>
-          <w:b/>
-          <w:bCs/>
-          <w:color w:val="1A2332"/>
-          <w:sz w:val="26"/>
-          <w:szCs w:val="26"/>
-        </w:rPr>
-        <w:t xml:space="preserve">6.1 Zero Trust Architecture</w:t>
-      </w:r>
-    </w:p>
-    <w:p>
-      <w:pPr>
-        <w:spacing w:after="120"/>
-        <w:jc w:val="both"/>
-      </w:pPr>
-      <w:r>
-        <w:rPr>
-          <w:rFonts w:ascii="Calibri" w:cs="Calibri" w:eastAsia="Calibri" w:hAnsi="Calibri"/>
-          <w:color w:val="333333"/>
-          <w:sz w:val="22"/>
-          <w:szCs w:val="22"/>
-        </w:rPr>
-        <w:t xml:space="preserve">The Zero Trust security model ensures that no request is implicitly trusted, regardless of origin. Every API call must present a valid JWT HS256 token (1-hour expiry) and pass role-based access control checks before processing.</w:t>
+        <w:t xml:space="preserve">Every risk decision in IPTS v4.0 is fully explainable. The system uses SHAP (SHapley Additive exPlanations) to decompose each risk score into per-feature contributions:</w:t>
       </w:r>
     </w:p>
     <w:p>
@@ -5673,7 +5990,7 @@
           <w:sz w:val="22"/>
           <w:szCs w:val="22"/>
         </w:rPr>
-        <w:t xml:space="preserve">JWT Authentication: </w:t>
+        <w:t xml:space="preserve">TreeExplainer: </w:t>
       </w:r>
       <w:r>
         <w:rPr>
@@ -5682,7 +5999,7 @@
           <w:sz w:val="22"/>
           <w:szCs w:val="22"/>
         </w:rPr>
-        <w:t xml:space="preserve">HS256 tokens issued upon successful login, validated on every protected endpoint via @zero_trust_required decorator.</w:t>
+        <w:t xml:space="preserve">Uses XGBoost's tree structure to compute exact Shapley values in polynomial time. Each feature receives a signed contribution score indicating its positive (risk-increasing) or negative (risk-decreasing) impact.</w:t>
       </w:r>
     </w:p>
     <w:p>
@@ -5703,7 +6020,7 @@
           <w:sz w:val="22"/>
           <w:szCs w:val="22"/>
         </w:rPr>
-        <w:t xml:space="preserve">RBAC: </w:t>
+        <w:t xml:space="preserve">RF Fallback: </w:t>
       </w:r>
       <w:r>
         <w:rPr>
@@ -5712,7 +6029,7 @@
           <w:sz w:val="22"/>
           <w:szCs w:val="22"/>
         </w:rPr>
-        <w:t xml:space="preserve">5 distinct roles (Admin, Operator, Auditor, Compliance, Data Scientist) with granular permission matrix controlling access to 9 feature areas.</w:t>
+        <w:t xml:space="preserve">If TreeExplainer fails, Random Forest feature_importances_ are multiplied by per-feature deviations from population means to produce approximate contribution scores.</w:t>
       </w:r>
     </w:p>
     <w:p>
@@ -5733,7 +6050,7 @@
           <w:sz w:val="22"/>
           <w:szCs w:val="22"/>
         </w:rPr>
-        <w:t xml:space="preserve">Rate Limiting: </w:t>
+        <w:t xml:space="preserve">Frontend Integration: </w:t>
       </w:r>
       <w:r>
         <w:rPr>
@@ -5742,7 +6059,7 @@
           <w:sz w:val="22"/>
           <w:szCs w:val="22"/>
         </w:rPr>
-        <w:t xml:space="preserve">100 requests per minute per IP address to prevent abuse and DDoS mitigation.</w:t>
+        <w:t xml:space="preserve">SHAP values are displayed inline in settlement results and as horizontal bar charts in the AI/ML tab. Compliance officers can review the AI reasoning behind every blocked transaction.</w:t>
       </w:r>
     </w:p>
     <w:p>
@@ -5763,7 +6080,7 @@
           <w:sz w:val="22"/>
           <w:szCs w:val="22"/>
         </w:rPr>
-        <w:t xml:space="preserve">Security Headers: </w:t>
+        <w:t xml:space="preserve">API Response: </w:t>
       </w:r>
       <w:r>
         <w:rPr>
@@ -5772,7 +6089,27 @@
           <w:sz w:val="22"/>
           <w:szCs w:val="22"/>
         </w:rPr>
-        <w:t xml:space="preserve">Strict-Transport-Security, X-Frame-Options: DENY, X-XSS-Protection, X-Content-Type-Options: nosniff, and configurable CORS policies.</w:t>
+        <w:t xml:space="preserve">The settlement API returns shap_values as a JSON dictionary with all 16 feature names mapped to their contribution scores.</w:t>
+      </w:r>
+    </w:p>
+    <w:p>
+      <w:pPr>
+        <w:spacing w:after="80"/>
+      </w:pPr>
+    </w:p>
+    <w:p>
+      <w:pPr>
+        <w:spacing w:after="120"/>
+        <w:jc w:val="both"/>
+      </w:pPr>
+      <w:r>
+        <w:rPr>
+          <w:rFonts w:ascii="Calibri" w:cs="Calibri" w:eastAsia="Calibri" w:hAnsi="Calibri"/>
+          <w:color w:val="333333"/>
+          <w:sz w:val="22"/>
+          <w:szCs w:val="22"/>
+        </w:rPr>
+        <w:t xml:space="preserve">This level of explainability satisfies emerging regulatory requirements under the EU AI Act, FinCEN's guidelines on algorithmic decision-making, and MAS's FEAT principles for responsible AI in financial services.</w:t>
       </w:r>
     </w:p>
     <w:p>
@@ -5794,7 +6131,7 @@
           <w:sz w:val="26"/>
           <w:szCs w:val="26"/>
         </w:rPr>
-        <w:t xml:space="preserve">6.2 GDPR Dual-Storage Architecture</w:t>
+        <w:t xml:space="preserve">5.4 Graph Analytics</w:t>
       </w:r>
     </w:p>
     <w:p>
@@ -5809,7 +6146,7 @@
           <w:sz w:val="22"/>
           <w:szCs w:val="22"/>
         </w:rPr>
-        <w:t xml:space="preserve">IPTS separates personally identifiable information (PII) from transaction data using a dual-storage approach. The on-chain blockchain ledger stores settlement records with SHA-256 hash anchors, while the off-chain SQLite vault stores encrypted PII with GDPR consent tracking. The right-to-erasure API endpoint anonymizes PII in the vault and replaces sensitive fields with [REDACTED] while preserving on-chain hash integrity. This architecture ensures that blockchain immutability does not conflict with GDPR erasure requirements.</w:t>
+        <w:t xml:space="preserve">NetworkX-based graph analysis provides PageRank centrality computation, label propagation community detection, and targeted cycle detection on the fraud subgraph to identify potential laundering rings. These graph-derived signals contribute 15% of the composite risk score.</w:t>
       </w:r>
     </w:p>
     <w:p>
@@ -5831,7 +6168,1278 @@
           <w:sz w:val="26"/>
           <w:szCs w:val="26"/>
         </w:rPr>
-        <w:t xml:space="preserve">6.3 Regulatory Mapping</w:t>
+        <w:t xml:space="preserve">5.5 Continuous Learning</w:t>
+      </w:r>
+    </w:p>
+    <w:p>
+      <w:pPr>
+        <w:spacing w:after="120"/>
+        <w:jc w:val="both"/>
+      </w:pPr>
+      <w:r>
+        <w:rPr>
+          <w:rFonts w:ascii="Calibri" w:cs="Calibri" w:eastAsia="Calibri" w:hAnsi="Calibri"/>
+          <w:color w:val="333333"/>
+          <w:sz w:val="22"/>
+          <w:szCs w:val="22"/>
+        </w:rPr>
+        <w:t xml:space="preserve">Authorized users (Admin and Data Scientist roles) can trigger on-demand model retraining, which regenerates synthetic data, retrains all five models on the 16-feature vector, recomputes graph analytics, and updates feature importance rankings without platform downtime.</w:t>
+      </w:r>
+    </w:p>
+    <w:p>
+      <w:r>
+        <w:br w:type="page"/>
+      </w:r>
+    </w:p>
+    <w:p>
+      <w:pPr>
+        <w:pStyle w:val="Heading1"/>
+        <w:spacing w:after="200" w:before="360"/>
+      </w:pPr>
+      <w:r>
+        <w:rPr>
+          <w:rFonts w:ascii="Calibri" w:cs="Calibri" w:eastAsia="Calibri" w:hAnsi="Calibri"/>
+          <w:b/>
+          <w:bCs/>
+          <w:color w:val="0C2340"/>
+          <w:sz w:val="32"/>
+          <w:szCs w:val="32"/>
+        </w:rPr>
+        <w:t xml:space="preserve">6. Four-Eyes Approval &amp; Operational Controls</w:t>
+      </w:r>
+    </w:p>
+    <w:p>
+      <w:pPr>
+        <w:spacing w:after="120"/>
+        <w:jc w:val="both"/>
+      </w:pPr>
+      <w:r>
+        <w:rPr>
+          <w:rFonts w:ascii="Calibri" w:cs="Calibri" w:eastAsia="Calibri" w:hAnsi="Calibri"/>
+          <w:color w:val="333333"/>
+          <w:sz w:val="22"/>
+          <w:szCs w:val="22"/>
+        </w:rPr>
+        <w:t xml:space="preserve">IPTS v4.0 introduces a four-eyes dual approval mechanism that enforces segregation of duties for high-value transaction approvals, addressing a critical regulatory requirement for financial institutions.</w:t>
+      </w:r>
+    </w:p>
+    <w:p>
+      <w:pPr>
+        <w:spacing w:after="80"/>
+      </w:pPr>
+    </w:p>
+    <w:p>
+      <w:pPr>
+        <w:pStyle w:val="Heading2"/>
+        <w:spacing w:after="160" w:before="280"/>
+      </w:pPr>
+      <w:r>
+        <w:rPr>
+          <w:rFonts w:ascii="Calibri" w:cs="Calibri" w:eastAsia="Calibri" w:hAnsi="Calibri"/>
+          <w:b/>
+          <w:bCs/>
+          <w:color w:val="1A2332"/>
+          <w:sz w:val="26"/>
+          <w:szCs w:val="26"/>
+        </w:rPr>
+        <w:t xml:space="preserve">6.1 Four-Eyes Mechanism</w:t>
+      </w:r>
+    </w:p>
+    <w:p>
+      <w:pPr>
+        <w:spacing w:after="120"/>
+        <w:jc w:val="both"/>
+      </w:pPr>
+      <w:r>
+        <w:rPr>
+          <w:rFonts w:ascii="Calibri" w:cs="Calibri" w:eastAsia="Calibri" w:hAnsi="Calibri"/>
+          <w:color w:val="333333"/>
+          <w:sz w:val="22"/>
+          <w:szCs w:val="22"/>
+        </w:rPr>
+        <w:t xml:space="preserve">Any blocked transaction with an amount &gt;= $100,000 requires approval from two independent compliance officers:</w:t>
+      </w:r>
+    </w:p>
+    <w:p>
+      <w:pPr>
+        <w:spacing w:after="80"/>
+      </w:pPr>
+    </w:p>
+    <w:p>
+      <w:pPr>
+        <w:spacing w:after="120"/>
+        <w:jc w:val="both"/>
+      </w:pPr>
+      <w:r>
+        <w:rPr>
+          <w:rFonts w:ascii="Calibri" w:cs="Calibri" w:eastAsia="Calibri" w:hAnsi="Calibri"/>
+          <w:b/>
+          <w:bCs/>
+          <w:color w:val="1A2332"/>
+          <w:sz w:val="22"/>
+          <w:szCs w:val="22"/>
+        </w:rPr>
+        <w:t xml:space="preserve">Step 1 — First Approval: </w:t>
+      </w:r>
+      <w:r>
+        <w:rPr>
+          <w:rFonts w:ascii="Calibri" w:cs="Calibri" w:eastAsia="Calibri" w:hAnsi="Calibri"/>
+          <w:color w:val="333333"/>
+          <w:sz w:val="22"/>
+          <w:szCs w:val="22"/>
+        </w:rPr>
+        <w:t xml:space="preserve">A compliance officer reviews the transaction in the HITL queue and clicks Approve. The system records this as the first approval and updates the status to 'awaiting_second_approval'.</w:t>
+      </w:r>
+    </w:p>
+    <w:p>
+      <w:pPr>
+        <w:spacing w:after="120"/>
+        <w:jc w:val="both"/>
+      </w:pPr>
+      <w:r>
+        <w:rPr>
+          <w:rFonts w:ascii="Calibri" w:cs="Calibri" w:eastAsia="Calibri" w:hAnsi="Calibri"/>
+          <w:b/>
+          <w:bCs/>
+          <w:color w:val="1A2332"/>
+          <w:sz w:val="22"/>
+          <w:szCs w:val="22"/>
+        </w:rPr>
+        <w:t xml:space="preserve">Step 2 — Enforcement: </w:t>
+      </w:r>
+      <w:r>
+        <w:rPr>
+          <w:rFonts w:ascii="Calibri" w:cs="Calibri" w:eastAsia="Calibri" w:hAnsi="Calibri"/>
+          <w:color w:val="333333"/>
+          <w:sz w:val="22"/>
+          <w:szCs w:val="22"/>
+        </w:rPr>
+        <w:t xml:space="preserve">The system prevents the same user from providing the second approval. An alert dialog informs the first approver that a different officer must confirm.</w:t>
+      </w:r>
+    </w:p>
+    <w:p>
+      <w:pPr>
+        <w:spacing w:after="120"/>
+        <w:jc w:val="both"/>
+      </w:pPr>
+      <w:r>
+        <w:rPr>
+          <w:rFonts w:ascii="Calibri" w:cs="Calibri" w:eastAsia="Calibri" w:hAnsi="Calibri"/>
+          <w:b/>
+          <w:bCs/>
+          <w:color w:val="1A2332"/>
+          <w:sz w:val="22"/>
+          <w:szCs w:val="22"/>
+        </w:rPr>
+        <w:t xml:space="preserve">Step 3 — Second Approval: </w:t>
+      </w:r>
+      <w:r>
+        <w:rPr>
+          <w:rFonts w:ascii="Calibri" w:cs="Calibri" w:eastAsia="Calibri" w:hAnsi="Calibri"/>
+          <w:color w:val="333333"/>
+          <w:sz w:val="22"/>
+          <w:szCs w:val="22"/>
+        </w:rPr>
+        <w:t xml:space="preserve">A different compliance officer reviews and approves. The transaction is then released for blockchain settlement.</w:t>
+      </w:r>
+    </w:p>
+    <w:p>
+      <w:pPr>
+        <w:spacing w:after="80"/>
+      </w:pPr>
+    </w:p>
+    <w:p>
+      <w:pPr>
+        <w:spacing w:after="120"/>
+        <w:jc w:val="both"/>
+      </w:pPr>
+      <w:r>
+        <w:rPr>
+          <w:rFonts w:ascii="Calibri" w:cs="Calibri" w:eastAsia="Calibri" w:hAnsi="Calibri"/>
+          <w:color w:val="333333"/>
+          <w:sz w:val="22"/>
+          <w:szCs w:val="22"/>
+        </w:rPr>
+        <w:t xml:space="preserve">The HITL queue displays three-state badges: 'Required' (orange, no approvals yet), '1 of 2' (yellow, first approval recorded), and '2 of 2' (green, fully approved). All approval actions are logged to the audit trail with officer identity, timestamp, and the four-eyes approval record.</w:t>
+      </w:r>
+    </w:p>
+    <w:p>
+      <w:pPr>
+        <w:spacing w:after="80"/>
+      </w:pPr>
+    </w:p>
+    <w:p>
+      <w:pPr>
+        <w:pStyle w:val="Heading2"/>
+        <w:spacing w:after="160" w:before="280"/>
+      </w:pPr>
+      <w:r>
+        <w:rPr>
+          <w:rFonts w:ascii="Calibri" w:cs="Calibri" w:eastAsia="Calibri" w:hAnsi="Calibri"/>
+          <w:b/>
+          <w:bCs/>
+          <w:color w:val="1A2332"/>
+          <w:sz w:val="26"/>
+          <w:szCs w:val="26"/>
+        </w:rPr>
+        <w:t xml:space="preserve">6.2 SLA Tracking</w:t>
+      </w:r>
+    </w:p>
+    <w:p>
+      <w:pPr>
+        <w:spacing w:after="120"/>
+        <w:jc w:val="both"/>
+      </w:pPr>
+      <w:r>
+        <w:rPr>
+          <w:rFonts w:ascii="Calibri" w:cs="Calibri" w:eastAsia="Calibri" w:hAnsi="Calibri"/>
+          <w:color w:val="333333"/>
+          <w:sz w:val="22"/>
+          <w:szCs w:val="22"/>
+        </w:rPr>
+        <w:t xml:space="preserve">Compliance cases are assigned SLA windows based on severity:</w:t>
+      </w:r>
+    </w:p>
+    <w:tbl>
+      <w:tblPr>
+        <w:tblW w:type="dxa" w:w="9360"/>
+        <w:tblBorders>
+          <w:top w:val="single" w:color="auto" w:sz="4"/>
+          <w:left w:val="single" w:color="auto" w:sz="4"/>
+          <w:bottom w:val="single" w:color="auto" w:sz="4"/>
+          <w:right w:val="single" w:color="auto" w:sz="4"/>
+          <w:insideH w:val="single" w:color="auto" w:sz="4"/>
+          <w:insideV w:val="single" w:color="auto" w:sz="4"/>
+        </w:tblBorders>
+      </w:tblPr>
+      <w:tblGrid>
+        <w:gridCol w:w="2340"/>
+        <w:gridCol w:w="2340"/>
+        <w:gridCol w:w="4680"/>
+      </w:tblGrid>
+      <w:tr>
+        <w:tc>
+          <w:tcPr>
+            <w:tcW w:type="dxa" w:w="2340"/>
+            <w:tcBorders>
+              <w:top w:val="single" w:color="CCCCCC" w:sz="1"/>
+              <w:left w:val="single" w:color="CCCCCC" w:sz="1"/>
+              <w:bottom w:val="single" w:color="CCCCCC" w:sz="1"/>
+              <w:right w:val="single" w:color="CCCCCC" w:sz="1"/>
+            </w:tcBorders>
+            <w:shd w:fill="0C2340" w:val="clear"/>
+            <w:tcMar>
+              <w:top w:type="dxa" w:w="60"/>
+              <w:left w:type="dxa" w:w="100"/>
+              <w:bottom w:type="dxa" w:w="60"/>
+              <w:right w:type="dxa" w:w="100"/>
+            </w:tcMar>
+            <w:vAlign w:val="center"/>
+          </w:tcPr>
+          <w:p>
+            <w:r>
+              <w:rPr>
+                <w:rFonts w:ascii="Calibri" w:cs="Calibri" w:eastAsia="Calibri" w:hAnsi="Calibri"/>
+                <w:b/>
+                <w:bCs/>
+                <w:color w:val="FFFFFF"/>
+                <w:sz w:val="20"/>
+                <w:szCs w:val="20"/>
+              </w:rPr>
+              <w:t xml:space="preserve">Severity</w:t>
+            </w:r>
+          </w:p>
+        </w:tc>
+        <w:tc>
+          <w:tcPr>
+            <w:tcW w:type="dxa" w:w="2340"/>
+            <w:tcBorders>
+              <w:top w:val="single" w:color="CCCCCC" w:sz="1"/>
+              <w:left w:val="single" w:color="CCCCCC" w:sz="1"/>
+              <w:bottom w:val="single" w:color="CCCCCC" w:sz="1"/>
+              <w:right w:val="single" w:color="CCCCCC" w:sz="1"/>
+            </w:tcBorders>
+            <w:shd w:fill="0C2340" w:val="clear"/>
+            <w:tcMar>
+              <w:top w:type="dxa" w:w="60"/>
+              <w:left w:type="dxa" w:w="100"/>
+              <w:bottom w:type="dxa" w:w="60"/>
+              <w:right w:type="dxa" w:w="100"/>
+            </w:tcMar>
+            <w:vAlign w:val="center"/>
+          </w:tcPr>
+          <w:p>
+            <w:r>
+              <w:rPr>
+                <w:rFonts w:ascii="Calibri" w:cs="Calibri" w:eastAsia="Calibri" w:hAnsi="Calibri"/>
+                <w:b/>
+                <w:bCs/>
+                <w:color w:val="FFFFFF"/>
+                <w:sz w:val="20"/>
+                <w:szCs w:val="20"/>
+              </w:rPr>
+              <w:t xml:space="preserve">SLA Window</w:t>
+            </w:r>
+          </w:p>
+        </w:tc>
+        <w:tc>
+          <w:tcPr>
+            <w:tcW w:type="dxa" w:w="4680"/>
+            <w:tcBorders>
+              <w:top w:val="single" w:color="CCCCCC" w:sz="1"/>
+              <w:left w:val="single" w:color="CCCCCC" w:sz="1"/>
+              <w:bottom w:val="single" w:color="CCCCCC" w:sz="1"/>
+              <w:right w:val="single" w:color="CCCCCC" w:sz="1"/>
+            </w:tcBorders>
+            <w:shd w:fill="0C2340" w:val="clear"/>
+            <w:tcMar>
+              <w:top w:type="dxa" w:w="60"/>
+              <w:left w:type="dxa" w:w="100"/>
+              <w:bottom w:type="dxa" w:w="60"/>
+              <w:right w:type="dxa" w:w="100"/>
+            </w:tcMar>
+            <w:vAlign w:val="center"/>
+          </w:tcPr>
+          <w:p>
+            <w:r>
+              <w:rPr>
+                <w:rFonts w:ascii="Calibri" w:cs="Calibri" w:eastAsia="Calibri" w:hAnsi="Calibri"/>
+                <w:b/>
+                <w:bCs/>
+                <w:color w:val="FFFFFF"/>
+                <w:sz w:val="20"/>
+                <w:szCs w:val="20"/>
+              </w:rPr>
+              <w:t xml:space="preserve">Use Case</w:t>
+            </w:r>
+          </w:p>
+        </w:tc>
+      </w:tr>
+      <w:tr>
+        <w:tc>
+          <w:tcPr>
+            <w:tcW w:type="dxa" w:w="2340"/>
+            <w:tcBorders>
+              <w:top w:val="single" w:color="CCCCCC" w:sz="1"/>
+              <w:left w:val="single" w:color="CCCCCC" w:sz="1"/>
+              <w:bottom w:val="single" w:color="CCCCCC" w:sz="1"/>
+              <w:right w:val="single" w:color="CCCCCC" w:sz="1"/>
+            </w:tcBorders>
+            <w:shd w:fill="EDF2F7" w:val="clear"/>
+            <w:tcMar>
+              <w:top w:type="dxa" w:w="60"/>
+              <w:left w:type="dxa" w:w="100"/>
+              <w:bottom w:type="dxa" w:w="60"/>
+              <w:right w:type="dxa" w:w="100"/>
+            </w:tcMar>
+          </w:tcPr>
+          <w:p>
+            <w:pPr>
+              <w:jc w:val="left"/>
+            </w:pPr>
+            <w:r>
+              <w:rPr>
+                <w:rFonts w:ascii="Calibri" w:cs="Calibri" w:eastAsia="Calibri" w:hAnsi="Calibri"/>
+                <w:b/>
+                <w:bCs/>
+                <w:color w:val="CC0000"/>
+                <w:sz w:val="20"/>
+                <w:szCs w:val="20"/>
+              </w:rPr>
+              <w:t xml:space="preserve">CRITICAL</w:t>
+            </w:r>
+          </w:p>
+        </w:tc>
+        <w:tc>
+          <w:tcPr>
+            <w:tcW w:type="dxa" w:w="2340"/>
+            <w:tcBorders>
+              <w:top w:val="single" w:color="CCCCCC" w:sz="1"/>
+              <w:left w:val="single" w:color="CCCCCC" w:sz="1"/>
+              <w:bottom w:val="single" w:color="CCCCCC" w:sz="1"/>
+              <w:right w:val="single" w:color="CCCCCC" w:sz="1"/>
+            </w:tcBorders>
+            <w:shd w:fill="EDF2F7" w:val="clear"/>
+            <w:tcMar>
+              <w:top w:type="dxa" w:w="60"/>
+              <w:left w:type="dxa" w:w="100"/>
+              <w:bottom w:type="dxa" w:w="60"/>
+              <w:right w:type="dxa" w:w="100"/>
+            </w:tcMar>
+          </w:tcPr>
+          <w:p>
+            <w:pPr>
+              <w:jc w:val="left"/>
+            </w:pPr>
+            <w:r>
+              <w:rPr>
+                <w:rFonts w:ascii="Calibri" w:cs="Calibri" w:eastAsia="Calibri" w:hAnsi="Calibri"/>
+                <w:b/>
+                <w:bCs/>
+                <w:color w:val="333333"/>
+                <w:sz w:val="20"/>
+                <w:szCs w:val="20"/>
+              </w:rPr>
+              <w:t xml:space="preserve">4 hours</w:t>
+            </w:r>
+          </w:p>
+        </w:tc>
+        <w:tc>
+          <w:tcPr>
+            <w:tcW w:type="dxa" w:w="4680"/>
+            <w:tcBorders>
+              <w:top w:val="single" w:color="CCCCCC" w:sz="1"/>
+              <w:left w:val="single" w:color="CCCCCC" w:sz="1"/>
+              <w:bottom w:val="single" w:color="CCCCCC" w:sz="1"/>
+              <w:right w:val="single" w:color="CCCCCC" w:sz="1"/>
+            </w:tcBorders>
+            <w:shd w:fill="EDF2F7" w:val="clear"/>
+            <w:tcMar>
+              <w:top w:type="dxa" w:w="60"/>
+              <w:left w:type="dxa" w:w="100"/>
+              <w:bottom w:type="dxa" w:w="60"/>
+              <w:right w:type="dxa" w:w="100"/>
+            </w:tcMar>
+          </w:tcPr>
+          <w:p>
+            <w:pPr>
+              <w:jc w:val="left"/>
+            </w:pPr>
+            <w:r>
+              <w:rPr>
+                <w:rFonts w:ascii="Calibri" w:cs="Calibri" w:eastAsia="Calibri" w:hAnsi="Calibri"/>
+                <w:b w:val="false"/>
+                <w:bCs w:val="false"/>
+                <w:color w:val="333333"/>
+                <w:sz w:val="20"/>
+                <w:szCs w:val="20"/>
+              </w:rPr>
+              <w:t xml:space="preserve">Sanctions matches, terrorist financing alerts</w:t>
+            </w:r>
+          </w:p>
+        </w:tc>
+      </w:tr>
+      <w:tr>
+        <w:tc>
+          <w:tcPr>
+            <w:tcW w:type="dxa" w:w="2340"/>
+            <w:tcBorders>
+              <w:top w:val="single" w:color="CCCCCC" w:sz="1"/>
+              <w:left w:val="single" w:color="CCCCCC" w:sz="1"/>
+              <w:bottom w:val="single" w:color="CCCCCC" w:sz="1"/>
+              <w:right w:val="single" w:color="CCCCCC" w:sz="1"/>
+            </w:tcBorders>
+            <w:tcMar>
+              <w:top w:type="dxa" w:w="60"/>
+              <w:left w:type="dxa" w:w="100"/>
+              <w:bottom w:type="dxa" w:w="60"/>
+              <w:right w:type="dxa" w:w="100"/>
+            </w:tcMar>
+          </w:tcPr>
+          <w:p>
+            <w:pPr>
+              <w:jc w:val="left"/>
+            </w:pPr>
+            <w:r>
+              <w:rPr>
+                <w:rFonts w:ascii="Calibri" w:cs="Calibri" w:eastAsia="Calibri" w:hAnsi="Calibri"/>
+                <w:b/>
+                <w:bCs/>
+                <w:color w:val="E67E00"/>
+                <w:sz w:val="20"/>
+                <w:szCs w:val="20"/>
+              </w:rPr>
+              <w:t xml:space="preserve">HIGH</w:t>
+            </w:r>
+          </w:p>
+        </w:tc>
+        <w:tc>
+          <w:tcPr>
+            <w:tcW w:type="dxa" w:w="2340"/>
+            <w:tcBorders>
+              <w:top w:val="single" w:color="CCCCCC" w:sz="1"/>
+              <w:left w:val="single" w:color="CCCCCC" w:sz="1"/>
+              <w:bottom w:val="single" w:color="CCCCCC" w:sz="1"/>
+              <w:right w:val="single" w:color="CCCCCC" w:sz="1"/>
+            </w:tcBorders>
+            <w:tcMar>
+              <w:top w:type="dxa" w:w="60"/>
+              <w:left w:type="dxa" w:w="100"/>
+              <w:bottom w:type="dxa" w:w="60"/>
+              <w:right w:type="dxa" w:w="100"/>
+            </w:tcMar>
+          </w:tcPr>
+          <w:p>
+            <w:pPr>
+              <w:jc w:val="left"/>
+            </w:pPr>
+            <w:r>
+              <w:rPr>
+                <w:rFonts w:ascii="Calibri" w:cs="Calibri" w:eastAsia="Calibri" w:hAnsi="Calibri"/>
+                <w:b/>
+                <w:bCs/>
+                <w:color w:val="333333"/>
+                <w:sz w:val="20"/>
+                <w:szCs w:val="20"/>
+              </w:rPr>
+              <w:t xml:space="preserve">24 hours</w:t>
+            </w:r>
+          </w:p>
+        </w:tc>
+        <w:tc>
+          <w:tcPr>
+            <w:tcW w:type="dxa" w:w="4680"/>
+            <w:tcBorders>
+              <w:top w:val="single" w:color="CCCCCC" w:sz="1"/>
+              <w:left w:val="single" w:color="CCCCCC" w:sz="1"/>
+              <w:bottom w:val="single" w:color="CCCCCC" w:sz="1"/>
+              <w:right w:val="single" w:color="CCCCCC" w:sz="1"/>
+            </w:tcBorders>
+            <w:tcMar>
+              <w:top w:type="dxa" w:w="60"/>
+              <w:left w:type="dxa" w:w="100"/>
+              <w:bottom w:type="dxa" w:w="60"/>
+              <w:right w:type="dxa" w:w="100"/>
+            </w:tcMar>
+          </w:tcPr>
+          <w:p>
+            <w:pPr>
+              <w:jc w:val="left"/>
+            </w:pPr>
+            <w:r>
+              <w:rPr>
+                <w:rFonts w:ascii="Calibri" w:cs="Calibri" w:eastAsia="Calibri" w:hAnsi="Calibri"/>
+                <w:b w:val="false"/>
+                <w:bCs w:val="false"/>
+                <w:color w:val="333333"/>
+                <w:sz w:val="20"/>
+                <w:szCs w:val="20"/>
+              </w:rPr>
+              <w:t xml:space="preserve">High-value blocked transactions, structuring</w:t>
+            </w:r>
+          </w:p>
+        </w:tc>
+      </w:tr>
+      <w:tr>
+        <w:tc>
+          <w:tcPr>
+            <w:tcW w:type="dxa" w:w="2340"/>
+            <w:tcBorders>
+              <w:top w:val="single" w:color="CCCCCC" w:sz="1"/>
+              <w:left w:val="single" w:color="CCCCCC" w:sz="1"/>
+              <w:bottom w:val="single" w:color="CCCCCC" w:sz="1"/>
+              <w:right w:val="single" w:color="CCCCCC" w:sz="1"/>
+            </w:tcBorders>
+            <w:shd w:fill="EDF2F7" w:val="clear"/>
+            <w:tcMar>
+              <w:top w:type="dxa" w:w="60"/>
+              <w:left w:type="dxa" w:w="100"/>
+              <w:bottom w:type="dxa" w:w="60"/>
+              <w:right w:type="dxa" w:w="100"/>
+            </w:tcMar>
+          </w:tcPr>
+          <w:p>
+            <w:pPr>
+              <w:jc w:val="left"/>
+            </w:pPr>
+            <w:r>
+              <w:rPr>
+                <w:rFonts w:ascii="Calibri" w:cs="Calibri" w:eastAsia="Calibri" w:hAnsi="Calibri"/>
+                <w:b/>
+                <w:bCs/>
+                <w:color w:val="B8860B"/>
+                <w:sz w:val="20"/>
+                <w:szCs w:val="20"/>
+              </w:rPr>
+              <w:t xml:space="preserve">MEDIUM</w:t>
+            </w:r>
+          </w:p>
+        </w:tc>
+        <w:tc>
+          <w:tcPr>
+            <w:tcW w:type="dxa" w:w="2340"/>
+            <w:tcBorders>
+              <w:top w:val="single" w:color="CCCCCC" w:sz="1"/>
+              <w:left w:val="single" w:color="CCCCCC" w:sz="1"/>
+              <w:bottom w:val="single" w:color="CCCCCC" w:sz="1"/>
+              <w:right w:val="single" w:color="CCCCCC" w:sz="1"/>
+            </w:tcBorders>
+            <w:shd w:fill="EDF2F7" w:val="clear"/>
+            <w:tcMar>
+              <w:top w:type="dxa" w:w="60"/>
+              <w:left w:type="dxa" w:w="100"/>
+              <w:bottom w:type="dxa" w:w="60"/>
+              <w:right w:type="dxa" w:w="100"/>
+            </w:tcMar>
+          </w:tcPr>
+          <w:p>
+            <w:pPr>
+              <w:jc w:val="left"/>
+            </w:pPr>
+            <w:r>
+              <w:rPr>
+                <w:rFonts w:ascii="Calibri" w:cs="Calibri" w:eastAsia="Calibri" w:hAnsi="Calibri"/>
+                <w:b/>
+                <w:bCs/>
+                <w:color w:val="333333"/>
+                <w:sz w:val="20"/>
+                <w:szCs w:val="20"/>
+              </w:rPr>
+              <w:t xml:space="preserve">72 hours</w:t>
+            </w:r>
+          </w:p>
+        </w:tc>
+        <w:tc>
+          <w:tcPr>
+            <w:tcW w:type="dxa" w:w="4680"/>
+            <w:tcBorders>
+              <w:top w:val="single" w:color="CCCCCC" w:sz="1"/>
+              <w:left w:val="single" w:color="CCCCCC" w:sz="1"/>
+              <w:bottom w:val="single" w:color="CCCCCC" w:sz="1"/>
+              <w:right w:val="single" w:color="CCCCCC" w:sz="1"/>
+            </w:tcBorders>
+            <w:shd w:fill="EDF2F7" w:val="clear"/>
+            <w:tcMar>
+              <w:top w:type="dxa" w:w="60"/>
+              <w:left w:type="dxa" w:w="100"/>
+              <w:bottom w:type="dxa" w:w="60"/>
+              <w:right w:type="dxa" w:w="100"/>
+            </w:tcMar>
+          </w:tcPr>
+          <w:p>
+            <w:pPr>
+              <w:jc w:val="left"/>
+            </w:pPr>
+            <w:r>
+              <w:rPr>
+                <w:rFonts w:ascii="Calibri" w:cs="Calibri" w:eastAsia="Calibri" w:hAnsi="Calibri"/>
+                <w:b w:val="false"/>
+                <w:bCs w:val="false"/>
+                <w:color w:val="333333"/>
+                <w:sz w:val="20"/>
+                <w:szCs w:val="20"/>
+              </w:rPr>
+              <w:t xml:space="preserve">AML-flagged transactions, jurisdiction risk</w:t>
+            </w:r>
+          </w:p>
+        </w:tc>
+      </w:tr>
+      <w:tr>
+        <w:tc>
+          <w:tcPr>
+            <w:tcW w:type="dxa" w:w="2340"/>
+            <w:tcBorders>
+              <w:top w:val="single" w:color="CCCCCC" w:sz="1"/>
+              <w:left w:val="single" w:color="CCCCCC" w:sz="1"/>
+              <w:bottom w:val="single" w:color="CCCCCC" w:sz="1"/>
+              <w:right w:val="single" w:color="CCCCCC" w:sz="1"/>
+            </w:tcBorders>
+            <w:tcMar>
+              <w:top w:type="dxa" w:w="60"/>
+              <w:left w:type="dxa" w:w="100"/>
+              <w:bottom w:type="dxa" w:w="60"/>
+              <w:right w:type="dxa" w:w="100"/>
+            </w:tcMar>
+          </w:tcPr>
+          <w:p>
+            <w:pPr>
+              <w:jc w:val="left"/>
+            </w:pPr>
+            <w:r>
+              <w:rPr>
+                <w:rFonts w:ascii="Calibri" w:cs="Calibri" w:eastAsia="Calibri" w:hAnsi="Calibri"/>
+                <w:b/>
+                <w:bCs/>
+                <w:color w:val="0E8C5F"/>
+                <w:sz w:val="20"/>
+                <w:szCs w:val="20"/>
+              </w:rPr>
+              <w:t xml:space="preserve">LOW</w:t>
+            </w:r>
+          </w:p>
+        </w:tc>
+        <w:tc>
+          <w:tcPr>
+            <w:tcW w:type="dxa" w:w="2340"/>
+            <w:tcBorders>
+              <w:top w:val="single" w:color="CCCCCC" w:sz="1"/>
+              <w:left w:val="single" w:color="CCCCCC" w:sz="1"/>
+              <w:bottom w:val="single" w:color="CCCCCC" w:sz="1"/>
+              <w:right w:val="single" w:color="CCCCCC" w:sz="1"/>
+            </w:tcBorders>
+            <w:tcMar>
+              <w:top w:type="dxa" w:w="60"/>
+              <w:left w:type="dxa" w:w="100"/>
+              <w:bottom w:type="dxa" w:w="60"/>
+              <w:right w:type="dxa" w:w="100"/>
+            </w:tcMar>
+          </w:tcPr>
+          <w:p>
+            <w:pPr>
+              <w:jc w:val="left"/>
+            </w:pPr>
+            <w:r>
+              <w:rPr>
+                <w:rFonts w:ascii="Calibri" w:cs="Calibri" w:eastAsia="Calibri" w:hAnsi="Calibri"/>
+                <w:b/>
+                <w:bCs/>
+                <w:color w:val="333333"/>
+                <w:sz w:val="20"/>
+                <w:szCs w:val="20"/>
+              </w:rPr>
+              <w:t xml:space="preserve">168 hours (7 days)</w:t>
+            </w:r>
+          </w:p>
+        </w:tc>
+        <w:tc>
+          <w:tcPr>
+            <w:tcW w:type="dxa" w:w="4680"/>
+            <w:tcBorders>
+              <w:top w:val="single" w:color="CCCCCC" w:sz="1"/>
+              <w:left w:val="single" w:color="CCCCCC" w:sz="1"/>
+              <w:bottom w:val="single" w:color="CCCCCC" w:sz="1"/>
+              <w:right w:val="single" w:color="CCCCCC" w:sz="1"/>
+            </w:tcBorders>
+            <w:tcMar>
+              <w:top w:type="dxa" w:w="60"/>
+              <w:left w:type="dxa" w:w="100"/>
+              <w:bottom w:type="dxa" w:w="60"/>
+              <w:right w:type="dxa" w:w="100"/>
+            </w:tcMar>
+          </w:tcPr>
+          <w:p>
+            <w:pPr>
+              <w:jc w:val="left"/>
+            </w:pPr>
+            <w:r>
+              <w:rPr>
+                <w:rFonts w:ascii="Calibri" w:cs="Calibri" w:eastAsia="Calibri" w:hAnsi="Calibri"/>
+                <w:b w:val="false"/>
+                <w:bCs w:val="false"/>
+                <w:color w:val="333333"/>
+                <w:sz w:val="20"/>
+                <w:szCs w:val="20"/>
+              </w:rPr>
+              <w:t xml:space="preserve">Routine review, informational alerts</w:t>
+            </w:r>
+          </w:p>
+        </w:tc>
+      </w:tr>
+    </w:tbl>
+    <w:p>
+      <w:pPr>
+        <w:spacing w:after="80"/>
+      </w:pPr>
+    </w:p>
+    <w:p>
+      <w:pPr>
+        <w:spacing w:after="120"/>
+        <w:jc w:val="both"/>
+      </w:pPr>
+      <w:r>
+        <w:rPr>
+          <w:rFonts w:ascii="Calibri" w:cs="Calibri" w:eastAsia="Calibri" w:hAnsi="Calibri"/>
+          <w:color w:val="333333"/>
+          <w:sz w:val="22"/>
+          <w:szCs w:val="22"/>
+        </w:rPr>
+        <w:t xml:space="preserve">The frontend displays countdown badges in the Case Management tab. Cases approaching SLA breach are highlighted in red to ensure timely resolution.</w:t>
+      </w:r>
+    </w:p>
+    <w:p>
+      <w:pPr>
+        <w:spacing w:after="80"/>
+      </w:pPr>
+    </w:p>
+    <w:p>
+      <w:pPr>
+        <w:pStyle w:val="Heading2"/>
+        <w:spacing w:after="160" w:before="280"/>
+      </w:pPr>
+      <w:r>
+        <w:rPr>
+          <w:rFonts w:ascii="Calibri" w:cs="Calibri" w:eastAsia="Calibri" w:hAnsi="Calibri"/>
+          <w:b/>
+          <w:bCs/>
+          <w:color w:val="1A2332"/>
+          <w:sz w:val="26"/>
+          <w:szCs w:val="26"/>
+        </w:rPr>
+        <w:t xml:space="preserve">6.3 Health Monitoring</w:t>
+      </w:r>
+    </w:p>
+    <w:p>
+      <w:pPr>
+        <w:spacing w:after="120"/>
+        <w:jc w:val="both"/>
+      </w:pPr>
+      <w:r>
+        <w:rPr>
+          <w:rFonts w:ascii="Calibri" w:cs="Calibri" w:eastAsia="Calibri" w:hAnsi="Calibri"/>
+          <w:color w:val="333333"/>
+          <w:sz w:val="22"/>
+          <w:szCs w:val="22"/>
+        </w:rPr>
+        <w:t xml:space="preserve">The /api/health endpoint reports the status of all critical components (Flask API, Ganache blockchain, ML models, database). The frontend polls this every 30 seconds and displays a colored status dot: green (all systems healthy), yellow (degraded), red (offline). This provides continuous operational awareness without manual checks.</w:t>
+      </w:r>
+    </w:p>
+    <w:p>
+      <w:r>
+        <w:br w:type="page"/>
+      </w:r>
+    </w:p>
+    <w:p>
+      <w:pPr>
+        <w:pStyle w:val="Heading1"/>
+        <w:spacing w:after="200" w:before="360"/>
+      </w:pPr>
+      <w:r>
+        <w:rPr>
+          <w:rFonts w:ascii="Calibri" w:cs="Calibri" w:eastAsia="Calibri" w:hAnsi="Calibri"/>
+          <w:b/>
+          <w:bCs/>
+          <w:color w:val="0C2340"/>
+          <w:sz w:val="32"/>
+          <w:szCs w:val="32"/>
+        </w:rPr>
+        <w:t xml:space="preserve">7. Multi-Currency FX Engine</w:t>
+      </w:r>
+    </w:p>
+    <w:p>
+      <w:pPr>
+        <w:spacing w:after="120"/>
+        <w:jc w:val="both"/>
+      </w:pPr>
+      <w:r>
+        <w:rPr>
+          <w:rFonts w:ascii="Calibri" w:cs="Calibri" w:eastAsia="Calibri" w:hAnsi="Calibri"/>
+          <w:color w:val="333333"/>
+          <w:sz w:val="22"/>
+          <w:szCs w:val="22"/>
+        </w:rPr>
+        <w:t xml:space="preserve">IPTS v4.0 supports real-time foreign exchange conversion across 13 currencies, enabling true multi-currency cross-border settlements.</w:t>
+      </w:r>
+    </w:p>
+    <w:p>
+      <w:pPr>
+        <w:spacing w:after="80"/>
+      </w:pPr>
+    </w:p>
+    <w:p>
+      <w:pPr>
+        <w:pStyle w:val="Heading2"/>
+        <w:spacing w:after="160" w:before="280"/>
+      </w:pPr>
+      <w:r>
+        <w:rPr>
+          <w:rFonts w:ascii="Calibri" w:cs="Calibri" w:eastAsia="Calibri" w:hAnsi="Calibri"/>
+          <w:b/>
+          <w:bCs/>
+          <w:color w:val="1A2332"/>
+          <w:sz w:val="26"/>
+          <w:szCs w:val="26"/>
+        </w:rPr>
+        <w:t xml:space="preserve">7.1 Capabilities</w:t>
+      </w:r>
+    </w:p>
+    <w:p>
+      <w:pPr>
+        <w:pStyle w:val="ListParagraph"/>
+        <w:numPr>
+          <w:ilvl w:val="0"/>
+          <w:numId w:val="2"/>
+        </w:numPr>
+        <w:spacing w:after="60"/>
+      </w:pPr>
+      <w:r>
+        <w:rPr>
+          <w:rFonts w:ascii="Calibri" w:cs="Calibri" w:eastAsia="Calibri" w:hAnsi="Calibri"/>
+          <w:color w:val="333333"/>
+          <w:sz w:val="22"/>
+          <w:szCs w:val="22"/>
+        </w:rPr>
+        <w:t xml:space="preserve">Live exchange rates via /api/fx/rates endpoint with rates relative to USD</w:t>
+      </w:r>
+    </w:p>
+    <w:p>
+      <w:pPr>
+        <w:pStyle w:val="ListParagraph"/>
+        <w:numPr>
+          <w:ilvl w:val="0"/>
+          <w:numId w:val="2"/>
+        </w:numPr>
+        <w:spacing w:after="60"/>
+      </w:pPr>
+      <w:r>
+        <w:rPr>
+          <w:rFonts w:ascii="Calibri" w:cs="Calibri" w:eastAsia="Calibri" w:hAnsi="Calibri"/>
+          <w:color w:val="333333"/>
+          <w:sz w:val="22"/>
+          <w:szCs w:val="22"/>
+        </w:rPr>
+        <w:t xml:space="preserve">Payment form currency selector with automatic FX preview showing USD equivalent</w:t>
+      </w:r>
+    </w:p>
+    <w:p>
+      <w:pPr>
+        <w:pStyle w:val="ListParagraph"/>
+        <w:numPr>
+          <w:ilvl w:val="0"/>
+          <w:numId w:val="2"/>
+        </w:numPr>
+        <w:spacing w:after="60"/>
+      </w:pPr>
+      <w:r>
+        <w:rPr>
+          <w:rFonts w:ascii="Calibri" w:cs="Calibri" w:eastAsia="Calibri" w:hAnsi="Calibri"/>
+          <w:color w:val="333333"/>
+          <w:sz w:val="22"/>
+          <w:szCs w:val="22"/>
+        </w:rPr>
+        <w:t xml:space="preserve">AML jurisdiction warnings for high-risk currencies (BRL, CNY, INR, AED, SAR)</w:t>
+      </w:r>
+    </w:p>
+    <w:p>
+      <w:pPr>
+        <w:pStyle w:val="ListParagraph"/>
+        <w:numPr>
+          <w:ilvl w:val="0"/>
+          <w:numId w:val="2"/>
+        </w:numPr>
+        <w:spacing w:after="60"/>
+      </w:pPr>
+      <w:r>
+        <w:rPr>
+          <w:rFonts w:ascii="Calibri" w:cs="Calibri" w:eastAsia="Calibri" w:hAnsi="Calibri"/>
+          <w:color w:val="333333"/>
+          <w:sz w:val="22"/>
+          <w:szCs w:val="22"/>
+        </w:rPr>
+        <w:t xml:space="preserve">Standalone FX converter tool in the Compliance tab for ad-hoc conversions</w:t>
+      </w:r>
+    </w:p>
+    <w:p>
+      <w:pPr>
+        <w:pStyle w:val="ListParagraph"/>
+        <w:numPr>
+          <w:ilvl w:val="0"/>
+          <w:numId w:val="2"/>
+        </w:numPr>
+        <w:spacing w:after="60"/>
+      </w:pPr>
+      <w:r>
+        <w:rPr>
+          <w:rFonts w:ascii="Calibri" w:cs="Calibri" w:eastAsia="Calibri" w:hAnsi="Calibri"/>
+          <w:color w:val="333333"/>
+          <w:sz w:val="22"/>
+          <w:szCs w:val="22"/>
+        </w:rPr>
+        <w:t xml:space="preserve">All settlements are ultimately denominated in USD for blockchain recording</w:t>
+      </w:r>
+    </w:p>
+    <w:p>
+      <w:pPr>
+        <w:spacing w:after="80"/>
+      </w:pPr>
+    </w:p>
+    <w:p>
+      <w:pPr>
+        <w:pStyle w:val="Heading2"/>
+        <w:spacing w:after="160" w:before="280"/>
+      </w:pPr>
+      <w:r>
+        <w:rPr>
+          <w:rFonts w:ascii="Calibri" w:cs="Calibri" w:eastAsia="Calibri" w:hAnsi="Calibri"/>
+          <w:b/>
+          <w:bCs/>
+          <w:color w:val="1A2332"/>
+          <w:sz w:val="26"/>
+          <w:szCs w:val="26"/>
+        </w:rPr>
+        <w:t xml:space="preserve">7.2 Supported Currencies</w:t>
+      </w:r>
+    </w:p>
+    <w:p>
+      <w:pPr>
+        <w:spacing w:after="120"/>
+        <w:jc w:val="both"/>
+      </w:pPr>
+      <w:r>
+        <w:rPr>
+          <w:rFonts w:ascii="Calibri" w:cs="Calibri" w:eastAsia="Calibri" w:hAnsi="Calibri"/>
+          <w:color w:val="333333"/>
+          <w:sz w:val="22"/>
+          <w:szCs w:val="22"/>
+        </w:rPr>
+        <w:t xml:space="preserve">The FX engine supports: USD, EUR, GBP, JPY, CHF, AUD, CAD, CNY, INR, SGD, AED, SAR, and BRL. Currencies from elevated-risk jurisdictions (CNY, INR, BRL, AED, SAR) trigger automatic AML warning banners in the payment form, alerting the operator to enhanced due diligence requirements.</w:t>
+      </w:r>
+    </w:p>
+    <w:p>
+      <w:r>
+        <w:br w:type="page"/>
+      </w:r>
+    </w:p>
+    <w:p>
+      <w:pPr>
+        <w:pStyle w:val="Heading1"/>
+        <w:spacing w:after="200" w:before="360"/>
+      </w:pPr>
+      <w:r>
+        <w:rPr>
+          <w:rFonts w:ascii="Calibri" w:cs="Calibri" w:eastAsia="Calibri" w:hAnsi="Calibri"/>
+          <w:b/>
+          <w:bCs/>
+          <w:color w:val="0C2340"/>
+          <w:sz w:val="32"/>
+          <w:szCs w:val="32"/>
+        </w:rPr>
+        <w:t xml:space="preserve">8. Security &amp; Compliance</w:t>
+      </w:r>
+    </w:p>
+    <w:p>
+      <w:pPr>
+        <w:spacing w:after="120"/>
+        <w:jc w:val="both"/>
+      </w:pPr>
+      <w:r>
+        <w:rPr>
+          <w:rFonts w:ascii="Calibri" w:cs="Calibri" w:eastAsia="Calibri" w:hAnsi="Calibri"/>
+          <w:color w:val="333333"/>
+          <w:sz w:val="22"/>
+          <w:szCs w:val="22"/>
+        </w:rPr>
+        <w:t xml:space="preserve">IPTS implements defense-in-depth security across all layers, combining Zero Trust access control, four-eyes approval, GDPR-compliant data sovereignty, and comprehensive regulatory mapping.</w:t>
+      </w:r>
+    </w:p>
+    <w:p>
+      <w:pPr>
+        <w:spacing w:after="80"/>
+      </w:pPr>
+    </w:p>
+    <w:p>
+      <w:pPr>
+        <w:pStyle w:val="Heading2"/>
+        <w:spacing w:after="160" w:before="280"/>
+      </w:pPr>
+      <w:r>
+        <w:rPr>
+          <w:rFonts w:ascii="Calibri" w:cs="Calibri" w:eastAsia="Calibri" w:hAnsi="Calibri"/>
+          <w:b/>
+          <w:bCs/>
+          <w:color w:val="1A2332"/>
+          <w:sz w:val="26"/>
+          <w:szCs w:val="26"/>
+        </w:rPr>
+        <w:t xml:space="preserve">8.1 Zero Trust Architecture</w:t>
+      </w:r>
+    </w:p>
+    <w:p>
+      <w:pPr>
+        <w:pStyle w:val="ListParagraph"/>
+        <w:numPr>
+          <w:ilvl w:val="0"/>
+          <w:numId w:val="2"/>
+        </w:numPr>
+        <w:spacing w:after="60"/>
+      </w:pPr>
+      <w:r>
+        <w:rPr>
+          <w:rFonts w:ascii="Calibri" w:cs="Calibri" w:eastAsia="Calibri" w:hAnsi="Calibri"/>
+          <w:b/>
+          <w:bCs/>
+          <w:color w:val="1A2332"/>
+          <w:sz w:val="22"/>
+          <w:szCs w:val="22"/>
+        </w:rPr>
+        <w:t xml:space="preserve">JWT Authentication: </w:t>
+      </w:r>
+      <w:r>
+        <w:rPr>
+          <w:rFonts w:ascii="Calibri" w:cs="Calibri" w:eastAsia="Calibri" w:hAnsi="Calibri"/>
+          <w:color w:val="333333"/>
+          <w:sz w:val="22"/>
+          <w:szCs w:val="22"/>
+        </w:rPr>
+        <w:t xml:space="preserve">HS256 tokens with 1-hour expiry, validated via @zero_trust_required decorator on every endpoint.</w:t>
+      </w:r>
+    </w:p>
+    <w:p>
+      <w:pPr>
+        <w:pStyle w:val="ListParagraph"/>
+        <w:numPr>
+          <w:ilvl w:val="0"/>
+          <w:numId w:val="2"/>
+        </w:numPr>
+        <w:spacing w:after="60"/>
+      </w:pPr>
+      <w:r>
+        <w:rPr>
+          <w:rFonts w:ascii="Calibri" w:cs="Calibri" w:eastAsia="Calibri" w:hAnsi="Calibri"/>
+          <w:b/>
+          <w:bCs/>
+          <w:color w:val="1A2332"/>
+          <w:sz w:val="22"/>
+          <w:szCs w:val="22"/>
+        </w:rPr>
+        <w:t xml:space="preserve">RBAC: </w:t>
+      </w:r>
+      <w:r>
+        <w:rPr>
+          <w:rFonts w:ascii="Calibri" w:cs="Calibri" w:eastAsia="Calibri" w:hAnsi="Calibri"/>
+          <w:color w:val="333333"/>
+          <w:sz w:val="22"/>
+          <w:szCs w:val="22"/>
+        </w:rPr>
+        <w:t xml:space="preserve">5 roles (Admin, Operator, Auditor, Compliance, Data Scientist) with granular 11-feature permission matrix.</w:t>
+      </w:r>
+    </w:p>
+    <w:p>
+      <w:pPr>
+        <w:pStyle w:val="ListParagraph"/>
+        <w:numPr>
+          <w:ilvl w:val="0"/>
+          <w:numId w:val="2"/>
+        </w:numPr>
+        <w:spacing w:after="60"/>
+      </w:pPr>
+      <w:r>
+        <w:rPr>
+          <w:rFonts w:ascii="Calibri" w:cs="Calibri" w:eastAsia="Calibri" w:hAnsi="Calibri"/>
+          <w:b/>
+          <w:bCs/>
+          <w:color w:val="1A2332"/>
+          <w:sz w:val="22"/>
+          <w:szCs w:val="22"/>
+        </w:rPr>
+        <w:t xml:space="preserve">Four-Eyes: </w:t>
+      </w:r>
+      <w:r>
+        <w:rPr>
+          <w:rFonts w:ascii="Calibri" w:cs="Calibri" w:eastAsia="Calibri" w:hAnsi="Calibri"/>
+          <w:color w:val="333333"/>
+          <w:sz w:val="22"/>
+          <w:szCs w:val="22"/>
+        </w:rPr>
+        <w:t xml:space="preserve">Dual approval for transactions &gt;= $100K with same-user enforcement.</w:t>
+      </w:r>
+    </w:p>
+    <w:p>
+      <w:pPr>
+        <w:pStyle w:val="ListParagraph"/>
+        <w:numPr>
+          <w:ilvl w:val="0"/>
+          <w:numId w:val="2"/>
+        </w:numPr>
+        <w:spacing w:after="60"/>
+      </w:pPr>
+      <w:r>
+        <w:rPr>
+          <w:rFonts w:ascii="Calibri" w:cs="Calibri" w:eastAsia="Calibri" w:hAnsi="Calibri"/>
+          <w:b/>
+          <w:bCs/>
+          <w:color w:val="1A2332"/>
+          <w:sz w:val="22"/>
+          <w:szCs w:val="22"/>
+        </w:rPr>
+        <w:t xml:space="preserve">Rate Limiting: </w:t>
+      </w:r>
+      <w:r>
+        <w:rPr>
+          <w:rFonts w:ascii="Calibri" w:cs="Calibri" w:eastAsia="Calibri" w:hAnsi="Calibri"/>
+          <w:color w:val="333333"/>
+          <w:sz w:val="22"/>
+          <w:szCs w:val="22"/>
+        </w:rPr>
+        <w:t xml:space="preserve">100 requests per minute per IP.</w:t>
+      </w:r>
+    </w:p>
+    <w:p>
+      <w:pPr>
+        <w:pStyle w:val="ListParagraph"/>
+        <w:numPr>
+          <w:ilvl w:val="0"/>
+          <w:numId w:val="2"/>
+        </w:numPr>
+        <w:spacing w:after="60"/>
+      </w:pPr>
+      <w:r>
+        <w:rPr>
+          <w:rFonts w:ascii="Calibri" w:cs="Calibri" w:eastAsia="Calibri" w:hAnsi="Calibri"/>
+          <w:b/>
+          <w:bCs/>
+          <w:color w:val="1A2332"/>
+          <w:sz w:val="22"/>
+          <w:szCs w:val="22"/>
+        </w:rPr>
+        <w:t xml:space="preserve">Security Headers: </w:t>
+      </w:r>
+      <w:r>
+        <w:rPr>
+          <w:rFonts w:ascii="Calibri" w:cs="Calibri" w:eastAsia="Calibri" w:hAnsi="Calibri"/>
+          <w:color w:val="333333"/>
+          <w:sz w:val="22"/>
+          <w:szCs w:val="22"/>
+        </w:rPr>
+        <w:t xml:space="preserve">HSTS, X-Frame-Options: DENY, X-XSS-Protection, X-Content-Type-Options: nosniff.</w:t>
+      </w:r>
+    </w:p>
+    <w:p>
+      <w:pPr>
+        <w:spacing w:after="80"/>
+      </w:pPr>
+    </w:p>
+    <w:p>
+      <w:pPr>
+        <w:pStyle w:val="Heading2"/>
+        <w:spacing w:after="160" w:before="280"/>
+      </w:pPr>
+      <w:r>
+        <w:rPr>
+          <w:rFonts w:ascii="Calibri" w:cs="Calibri" w:eastAsia="Calibri" w:hAnsi="Calibri"/>
+          <w:b/>
+          <w:bCs/>
+          <w:color w:val="1A2332"/>
+          <w:sz w:val="26"/>
+          <w:szCs w:val="26"/>
+        </w:rPr>
+        <w:t xml:space="preserve">8.2 GDPR Dual-Storage</w:t>
+      </w:r>
+    </w:p>
+    <w:p>
+      <w:pPr>
+        <w:spacing w:after="120"/>
+        <w:jc w:val="both"/>
+      </w:pPr>
+      <w:r>
+        <w:rPr>
+          <w:rFonts w:ascii="Calibri" w:cs="Calibri" w:eastAsia="Calibri" w:hAnsi="Calibri"/>
+          <w:color w:val="333333"/>
+          <w:sz w:val="22"/>
+          <w:szCs w:val="22"/>
+        </w:rPr>
+        <w:t xml:space="preserve">On-chain blockchain ledger stores settlement records with SHA-256 hash anchors. Off-chain SQLite vault stores encrypted PII with consent tracking. Right-to-erasure API anonymizes PII while preserving on-chain hash integrity.</w:t>
+      </w:r>
+    </w:p>
+    <w:p>
+      <w:pPr>
+        <w:spacing w:after="80"/>
+      </w:pPr>
+    </w:p>
+    <w:p>
+      <w:pPr>
+        <w:pStyle w:val="Heading2"/>
+        <w:spacing w:after="160" w:before="280"/>
+      </w:pPr>
+      <w:r>
+        <w:rPr>
+          <w:rFonts w:ascii="Calibri" w:cs="Calibri" w:eastAsia="Calibri" w:hAnsi="Calibri"/>
+          <w:b/>
+          <w:bCs/>
+          <w:color w:val="1A2332"/>
+          <w:sz w:val="26"/>
+          <w:szCs w:val="26"/>
+        </w:rPr>
+        <w:t xml:space="preserve">8.3 Regulatory Mapping</w:t>
       </w:r>
     </w:p>
     <w:tbl>
@@ -6083,7 +7691,7 @@
                 <w:sz w:val="20"/>
                 <w:szCs w:val="20"/>
               </w:rPr>
-              <w:t xml:space="preserve">6AMLD (EU)</w:t>
+              <w:t xml:space="preserve">EU AI Act</w:t>
             </w:r>
           </w:p>
         </w:tc>
@@ -6116,7 +7724,7 @@
                 <w:sz w:val="20"/>
                 <w:szCs w:val="20"/>
               </w:rPr>
-              <w:t xml:space="preserve">Enhanced due diligence, predicate offence coverage</w:t>
+              <w:t xml:space="preserve">Algorithmic explainability for high-risk AI systems</w:t>
             </w:r>
           </w:p>
         </w:tc>
@@ -6149,7 +7757,7 @@
                 <w:sz w:val="20"/>
                 <w:szCs w:val="20"/>
               </w:rPr>
-              <w:t xml:space="preserve">4-model ML ensemble + NLP watchlist + graph analytics for risk scoring</w:t>
+              <w:t xml:space="preserve">Per-transaction SHAP values with 16-feature decomposition</w:t>
             </w:r>
           </w:p>
         </w:tc>
@@ -6185,7 +7793,7 @@
                 <w:sz w:val="20"/>
                 <w:szCs w:val="20"/>
               </w:rPr>
-              <w:t xml:space="preserve">GDPR</w:t>
+              <w:t xml:space="preserve">6AMLD (EU)</w:t>
             </w:r>
           </w:p>
         </w:tc>
@@ -6219,7 +7827,7 @@
                 <w:sz w:val="20"/>
                 <w:szCs w:val="20"/>
               </w:rPr>
-              <w:t xml:space="preserve">Data minimization, right to erasure, consent management</w:t>
+              <w:t xml:space="preserve">Enhanced due diligence, predicate offence coverage</w:t>
             </w:r>
           </w:p>
         </w:tc>
@@ -6253,7 +7861,7 @@
                 <w:sz w:val="20"/>
                 <w:szCs w:val="20"/>
               </w:rPr>
-              <w:t xml:space="preserve">Off-chain PII vault with hash anchoring, erasure API, consent tracking</w:t>
+              <w:t xml:space="preserve">5-model ML ensemble + NLP + graph analytics for risk scoring</w:t>
             </w:r>
           </w:p>
         </w:tc>
@@ -6288,7 +7896,7 @@
                 <w:sz w:val="20"/>
                 <w:szCs w:val="20"/>
               </w:rPr>
-              <w:t xml:space="preserve">FinCEN BSA</w:t>
+              <w:t xml:space="preserve">GDPR</w:t>
             </w:r>
           </w:p>
         </w:tc>
@@ -6321,7 +7929,7 @@
                 <w:sz w:val="20"/>
                 <w:szCs w:val="20"/>
               </w:rPr>
-              <w:t xml:space="preserve">SAR filing, CTR reporting, AML program requirements</w:t>
+              <w:t xml:space="preserve">Data minimization, right to erasure, consent management</w:t>
             </w:r>
           </w:p>
         </w:tc>
@@ -6354,7 +7962,7 @@
                 <w:sz w:val="20"/>
                 <w:szCs w:val="20"/>
               </w:rPr>
-              <w:t xml:space="preserve">Automated SAR filing workflow, $100K auto-block, case management lifecycle</w:t>
+              <w:t xml:space="preserve">Off-chain PII vault with hash anchoring, erasure API, consent tracking</w:t>
             </w:r>
           </w:p>
         </w:tc>
@@ -6390,7 +7998,7 @@
                 <w:sz w:val="20"/>
                 <w:szCs w:val="20"/>
               </w:rPr>
-              <w:t xml:space="preserve">PCI DSS</w:t>
+              <w:t xml:space="preserve">FinCEN BSA</w:t>
             </w:r>
           </w:p>
         </w:tc>
@@ -6424,7 +8032,7 @@
                 <w:sz w:val="20"/>
                 <w:szCs w:val="20"/>
               </w:rPr>
-              <w:t xml:space="preserve">Secure cardholder data, access controls, monitoring</w:t>
+              <w:t xml:space="preserve">SAR filing, CTR reporting, AML program requirements</w:t>
             </w:r>
           </w:p>
         </w:tc>
@@ -6458,7 +8066,108 @@
                 <w:sz w:val="20"/>
                 <w:szCs w:val="20"/>
               </w:rPr>
-              <w:t xml:space="preserve">AES-256 encryption at rest, TLS 1.3 in transit, audit logging, RBAC</w:t>
+              <w:t xml:space="preserve">Automated SAR filing, $100K auto-block, case management, four-eyes</w:t>
+            </w:r>
+          </w:p>
+        </w:tc>
+      </w:tr>
+      <w:tr>
+        <w:tc>
+          <w:tcPr>
+            <w:tcW w:type="dxa" w:w="1800"/>
+            <w:tcBorders>
+              <w:top w:val="single" w:color="CCCCCC" w:sz="1"/>
+              <w:left w:val="single" w:color="CCCCCC" w:sz="1"/>
+              <w:bottom w:val="single" w:color="CCCCCC" w:sz="1"/>
+              <w:right w:val="single" w:color="CCCCCC" w:sz="1"/>
+            </w:tcBorders>
+            <w:tcMar>
+              <w:top w:type="dxa" w:w="60"/>
+              <w:left w:type="dxa" w:w="100"/>
+              <w:bottom w:type="dxa" w:w="60"/>
+              <w:right w:type="dxa" w:w="100"/>
+            </w:tcMar>
+          </w:tcPr>
+          <w:p>
+            <w:pPr>
+              <w:jc w:val="left"/>
+            </w:pPr>
+            <w:r>
+              <w:rPr>
+                <w:rFonts w:ascii="Calibri" w:cs="Calibri" w:eastAsia="Calibri" w:hAnsi="Calibri"/>
+                <w:b/>
+                <w:bCs/>
+                <w:color w:val="333333"/>
+                <w:sz w:val="20"/>
+                <w:szCs w:val="20"/>
+              </w:rPr>
+              <w:t xml:space="preserve">PCI DSS</w:t>
+            </w:r>
+          </w:p>
+        </w:tc>
+        <w:tc>
+          <w:tcPr>
+            <w:tcW w:type="dxa" w:w="3800"/>
+            <w:tcBorders>
+              <w:top w:val="single" w:color="CCCCCC" w:sz="1"/>
+              <w:left w:val="single" w:color="CCCCCC" w:sz="1"/>
+              <w:bottom w:val="single" w:color="CCCCCC" w:sz="1"/>
+              <w:right w:val="single" w:color="CCCCCC" w:sz="1"/>
+            </w:tcBorders>
+            <w:tcMar>
+              <w:top w:type="dxa" w:w="60"/>
+              <w:left w:type="dxa" w:w="100"/>
+              <w:bottom w:type="dxa" w:w="60"/>
+              <w:right w:type="dxa" w:w="100"/>
+            </w:tcMar>
+          </w:tcPr>
+          <w:p>
+            <w:pPr>
+              <w:jc w:val="left"/>
+            </w:pPr>
+            <w:r>
+              <w:rPr>
+                <w:rFonts w:ascii="Calibri" w:cs="Calibri" w:eastAsia="Calibri" w:hAnsi="Calibri"/>
+                <w:b w:val="false"/>
+                <w:bCs w:val="false"/>
+                <w:color w:val="333333"/>
+                <w:sz w:val="20"/>
+                <w:szCs w:val="20"/>
+              </w:rPr>
+              <w:t xml:space="preserve">Secure data, access controls, monitoring</w:t>
+            </w:r>
+          </w:p>
+        </w:tc>
+        <w:tc>
+          <w:tcPr>
+            <w:tcW w:type="dxa" w:w="3760"/>
+            <w:tcBorders>
+              <w:top w:val="single" w:color="CCCCCC" w:sz="1"/>
+              <w:left w:val="single" w:color="CCCCCC" w:sz="1"/>
+              <w:bottom w:val="single" w:color="CCCCCC" w:sz="1"/>
+              <w:right w:val="single" w:color="CCCCCC" w:sz="1"/>
+            </w:tcBorders>
+            <w:tcMar>
+              <w:top w:type="dxa" w:w="60"/>
+              <w:left w:type="dxa" w:w="100"/>
+              <w:bottom w:type="dxa" w:w="60"/>
+              <w:right w:type="dxa" w:w="100"/>
+            </w:tcMar>
+          </w:tcPr>
+          <w:p>
+            <w:pPr>
+              <w:jc w:val="left"/>
+            </w:pPr>
+            <w:r>
+              <w:rPr>
+                <w:rFonts w:ascii="Calibri" w:cs="Calibri" w:eastAsia="Calibri" w:hAnsi="Calibri"/>
+                <w:b w:val="false"/>
+                <w:bCs w:val="false"/>
+                <w:color w:val="333333"/>
+                <w:sz w:val="20"/>
+                <w:szCs w:val="20"/>
+              </w:rPr>
+              <w:t xml:space="preserve">AES-256 at rest, TLS 1.3 in transit, audit logging, RBAC, health monitoring</w:t>
             </w:r>
           </w:p>
         </w:tc>
@@ -6483,7 +8192,7 @@
           <w:sz w:val="32"/>
           <w:szCs w:val="32"/>
         </w:rPr>
-        <w:t xml:space="preserve">7. ROI Analysis</w:t>
+        <w:t xml:space="preserve">9. ROI Analysis</w:t>
       </w:r>
     </w:p>
     <w:p>
@@ -6498,7 +8207,7 @@
           <w:sz w:val="22"/>
           <w:szCs w:val="22"/>
         </w:rPr>
-        <w:t xml:space="preserve">The financial case for IPTS is built on quantifiable cost reductions across compliance operations, settlement processing, fraud losses, and trapped liquidity. The following analysis compares current-state costs with projected IPTS-enabled costs.</w:t>
+        <w:t xml:space="preserve">The financial case for IPTS is built on quantifiable cost reductions across compliance operations, settlement processing, fraud losses, and trapped liquidity.</w:t>
       </w:r>
     </w:p>
     <w:p>
@@ -6520,7 +8229,7 @@
           <w:sz w:val="26"/>
           <w:szCs w:val="26"/>
         </w:rPr>
-        <w:t xml:space="preserve">7.1 Annual Cost Comparison</w:t>
+        <w:t xml:space="preserve">9.1 Annual Cost Comparison</w:t>
       </w:r>
     </w:p>
     <w:tbl>
@@ -7304,7 +9013,7 @@
           <w:sz w:val="26"/>
           <w:szCs w:val="26"/>
         </w:rPr>
-        <w:t xml:space="preserve">7.2 3-Year ROI Projection</w:t>
+        <w:t xml:space="preserve">9.2 3-Year ROI Projection</w:t>
       </w:r>
     </w:p>
     <w:tbl>
@@ -7514,8 +9223,8 @@
             <w:r>
               <w:rPr>
                 <w:rFonts w:ascii="Calibri" w:cs="Calibri" w:eastAsia="Calibri" w:hAnsi="Calibri"/>
-                <w:b w:val="false"/>
-                <w:bCs w:val="false"/>
+                <w:b/>
+                <w:bCs/>
                 <w:color w:val="333333"/>
                 <w:sz w:val="20"/>
                 <w:szCs w:val="20"/>
@@ -7548,8 +9257,8 @@
             <w:r>
               <w:rPr>
                 <w:rFonts w:ascii="Calibri" w:cs="Calibri" w:eastAsia="Calibri" w:hAnsi="Calibri"/>
-                <w:b w:val="false"/>
-                <w:bCs w:val="false"/>
+                <w:b/>
+                <w:bCs/>
                 <w:color w:val="333333"/>
                 <w:sz w:val="20"/>
                 <w:szCs w:val="20"/>
@@ -7582,8 +9291,8 @@
             <w:r>
               <w:rPr>
                 <w:rFonts w:ascii="Calibri" w:cs="Calibri" w:eastAsia="Calibri" w:hAnsi="Calibri"/>
-                <w:b w:val="false"/>
-                <w:bCs w:val="false"/>
+                <w:b/>
+                <w:bCs/>
                 <w:color w:val="333333"/>
                 <w:sz w:val="20"/>
                 <w:szCs w:val="20"/>
@@ -7650,9 +9359,9 @@
             <w:r>
               <w:rPr>
                 <w:rFonts w:ascii="Calibri" w:cs="Calibri" w:eastAsia="Calibri" w:hAnsi="Calibri"/>
-                <w:b w:val="false"/>
-                <w:bCs w:val="false"/>
-                <w:color w:val="333333"/>
+                <w:b/>
+                <w:bCs/>
+                <w:color w:val="10B981"/>
                 <w:sz w:val="20"/>
                 <w:szCs w:val="20"/>
               </w:rPr>
@@ -7683,9 +9392,9 @@
             <w:r>
               <w:rPr>
                 <w:rFonts w:ascii="Calibri" w:cs="Calibri" w:eastAsia="Calibri" w:hAnsi="Calibri"/>
-                <w:b w:val="false"/>
-                <w:bCs w:val="false"/>
-                <w:color w:val="333333"/>
+                <w:b/>
+                <w:bCs/>
+                <w:color w:val="10B981"/>
                 <w:sz w:val="20"/>
                 <w:szCs w:val="20"/>
               </w:rPr>
@@ -7716,9 +9425,9 @@
             <w:r>
               <w:rPr>
                 <w:rFonts w:ascii="Calibri" w:cs="Calibri" w:eastAsia="Calibri" w:hAnsi="Calibri"/>
-                <w:b w:val="false"/>
-                <w:bCs w:val="false"/>
-                <w:color w:val="333333"/>
+                <w:b/>
+                <w:bCs/>
+                <w:color w:val="10B981"/>
                 <w:sz w:val="20"/>
                 <w:szCs w:val="20"/>
               </w:rPr>
@@ -8028,7 +9737,7 @@
           <w:sz w:val="22"/>
           <w:szCs w:val="22"/>
         </w:rPr>
-        <w:t xml:space="preserve">5 months from initial deployment. The platform generates positive ROI within the first half-year of operation.</w:t>
+        <w:t xml:space="preserve">5 months from initial deployment.</w:t>
       </w:r>
     </w:p>
     <w:p>
@@ -8050,7 +9759,7 @@
           <w:sz w:val="32"/>
           <w:szCs w:val="32"/>
         </w:rPr>
-        <w:t xml:space="preserve">8. Total Cost of Ownership (TCO)</w:t>
+        <w:t xml:space="preserve">10. Total Cost of Ownership (TCO)</w:t>
       </w:r>
     </w:p>
     <w:p>
@@ -8065,7 +9774,7 @@
           <w:sz w:val="22"/>
           <w:szCs w:val="22"/>
         </w:rPr>
-        <w:t xml:space="preserve">The TCO model captures all direct and indirect costs associated with IPTS implementation, including initial development, ongoing operations, and platform evolution over a 3-year horizon.</w:t>
+        <w:t xml:space="preserve">The TCO model captures all costs over a 3-year horizon.</w:t>
       </w:r>
     </w:p>
     <w:p>
@@ -8087,7 +9796,7 @@
           <w:sz w:val="26"/>
           <w:szCs w:val="26"/>
         </w:rPr>
-        <w:t xml:space="preserve">8.1 Year 1 Investment Breakdown</w:t>
+        <w:t xml:space="preserve">10.1 Year 1 Investment</w:t>
       </w:r>
     </w:p>
     <w:tbl>
@@ -9045,44 +10754,7 @@
           <w:sz w:val="26"/>
           <w:szCs w:val="26"/>
         </w:rPr>
-        <w:t xml:space="preserve">8.2 Ongoing Operations (Year 2+)</w:t>
-      </w:r>
-    </w:p>
-    <w:p>
-      <w:pPr>
-        <w:spacing w:after="120"/>
-        <w:jc w:val="both"/>
-      </w:pPr>
-      <w:r>
-        <w:rPr>
-          <w:rFonts w:ascii="Calibri" w:cs="Calibri" w:eastAsia="Calibri" w:hAnsi="Calibri"/>
-          <w:color w:val="333333"/>
-          <w:sz w:val="22"/>
-          <w:szCs w:val="22"/>
-        </w:rPr>
-        <w:t xml:space="preserve">Annual operational costs stabilize at approximately $800,000 per year, covering cloud infrastructure, ML model maintenance, security updates, compliance database subscriptions, and platform support. This represents a 75% reduction from Year 1 investment as development costs are amortized.</w:t>
-      </w:r>
-    </w:p>
-    <w:p>
-      <w:pPr>
-        <w:spacing w:after="80"/>
-      </w:pPr>
-    </w:p>
-    <w:p>
-      <w:pPr>
-        <w:pStyle w:val="Heading2"/>
-        <w:spacing w:after="160" w:before="280"/>
-      </w:pPr>
-      <w:r>
-        <w:rPr>
-          <w:rFonts w:ascii="Calibri" w:cs="Calibri" w:eastAsia="Calibri" w:hAnsi="Calibri"/>
-          <w:b/>
-          <w:bCs/>
-          <w:color w:val="1A2332"/>
-          <w:sz w:val="26"/>
-          <w:szCs w:val="26"/>
-        </w:rPr>
-        <w:t xml:space="preserve">8.3 3-Year TCO Summary</w:t>
+        <w:t xml:space="preserve">10.2 3-Year Summary</w:t>
       </w:r>
     </w:p>
     <w:p>
@@ -9262,27 +10934,7 @@
           <w:sz w:val="22"/>
           <w:szCs w:val="22"/>
         </w:rPr>
-        <w:t xml:space="preserve">$18,150,000</w:t>
-      </w:r>
-    </w:p>
-    <w:p>
-      <w:pPr>
-        <w:spacing w:after="80"/>
-      </w:pPr>
-    </w:p>
-    <w:p>
-      <w:pPr>
-        <w:spacing w:after="120"/>
-        <w:jc w:val="both"/>
-      </w:pPr>
-      <w:r>
-        <w:rPr>
-          <w:rFonts w:ascii="Calibri" w:cs="Calibri" w:eastAsia="Calibri" w:hAnsi="Calibri"/>
-          <w:color w:val="333333"/>
-          <w:sz w:val="22"/>
-          <w:szCs w:val="22"/>
-        </w:rPr>
-        <w:t xml:space="preserve">The TCO model demonstrates that IPTS delivers substantial net value even in conservative scenarios. The 3-year net benefit of $18.15M represents a 3.78x return on total investment.</w:t>
+        <w:t xml:space="preserve">$18,150,000 (3.78x return on investment)</w:t>
       </w:r>
     </w:p>
     <w:p>
@@ -9304,22 +10956,7 @@
           <w:sz w:val="32"/>
           <w:szCs w:val="32"/>
         </w:rPr>
-        <w:t xml:space="preserve">9. Business Impact</w:t>
-      </w:r>
-    </w:p>
-    <w:p>
-      <w:pPr>
-        <w:spacing w:after="120"/>
-        <w:jc w:val="both"/>
-      </w:pPr>
-      <w:r>
-        <w:rPr>
-          <w:rFonts w:ascii="Calibri" w:cs="Calibri" w:eastAsia="Calibri" w:hAnsi="Calibri"/>
-          <w:color w:val="333333"/>
-          <w:sz w:val="22"/>
-          <w:szCs w:val="22"/>
-        </w:rPr>
-        <w:t xml:space="preserve">IPTS delivers measurable operational improvements across seven key performance indicators while enabling strategic business outcomes that position the organization for long-term competitive advantage.</w:t>
+        <w:t xml:space="preserve">11. Business Impact</w:t>
       </w:r>
     </w:p>
     <w:p>
@@ -9341,7 +10978,7 @@
           <w:sz w:val="26"/>
           <w:szCs w:val="26"/>
         </w:rPr>
-        <w:t xml:space="preserve">9.1 Operational Metrics</w:t>
+        <w:t xml:space="preserve">11.1 Operational Metrics</w:t>
       </w:r>
     </w:p>
     <w:tbl>
@@ -9660,7 +11297,7 @@
                 <w:sz w:val="20"/>
                 <w:szCs w:val="20"/>
               </w:rPr>
-              <w:t xml:space="preserve">Fraud Detection Rate</w:t>
+              <w:t xml:space="preserve">Fraud Detection</w:t>
             </w:r>
           </w:p>
         </w:tc>
@@ -9795,7 +11432,7 @@
                 <w:sz w:val="20"/>
                 <w:szCs w:val="20"/>
               </w:rPr>
-              <w:t xml:space="preserve">False Positive Rate</w:t>
+              <w:t xml:space="preserve">False Positives</w:t>
             </w:r>
           </w:p>
         </w:tc>
@@ -9932,7 +11569,7 @@
                 <w:sz w:val="20"/>
                 <w:szCs w:val="20"/>
               </w:rPr>
-              <w:t xml:space="preserve">Compliance Cost</w:t>
+              <w:t xml:space="preserve">AI Explainability</w:t>
             </w:r>
           </w:p>
         </w:tc>
@@ -9965,7 +11602,7 @@
                 <w:sz w:val="20"/>
                 <w:szCs w:val="20"/>
               </w:rPr>
-              <w:t xml:space="preserve">$10.2M/yr</w:t>
+              <w:t xml:space="preserve">None</w:t>
             </w:r>
           </w:p>
         </w:tc>
@@ -9998,7 +11635,7 @@
                 <w:sz w:val="20"/>
                 <w:szCs w:val="20"/>
               </w:rPr>
-              <w:t xml:space="preserve">$2.55M/yr</w:t>
+              <w:t xml:space="preserve">Full SHAP</w:t>
             </w:r>
           </w:p>
         </w:tc>
@@ -10031,7 +11668,7 @@
                 <w:sz w:val="20"/>
                 <w:szCs w:val="20"/>
               </w:rPr>
-              <w:t xml:space="preserve">-75%</w:t>
+              <w:t xml:space="preserve">100%</w:t>
             </w:r>
           </w:p>
         </w:tc>
@@ -10067,7 +11704,7 @@
                 <w:sz w:val="20"/>
                 <w:szCs w:val="20"/>
               </w:rPr>
-              <w:t xml:space="preserve">Nostro Liquidity Trapped</w:t>
+              <w:t xml:space="preserve">Compliance Cost</w:t>
             </w:r>
           </w:p>
         </w:tc>
@@ -10101,7 +11738,7 @@
                 <w:sz w:val="20"/>
                 <w:szCs w:val="20"/>
               </w:rPr>
-              <w:t xml:space="preserve">$27T globally</w:t>
+              <w:t xml:space="preserve">$10.2M/yr</w:t>
             </w:r>
           </w:p>
         </w:tc>
@@ -10135,7 +11772,7 @@
                 <w:sz w:val="20"/>
                 <w:szCs w:val="20"/>
               </w:rPr>
-              <w:t xml:space="preserve">75% reduction</w:t>
+              <w:t xml:space="preserve">$2.55M/yr</w:t>
             </w:r>
           </w:p>
         </w:tc>
@@ -10204,7 +11841,7 @@
                 <w:sz w:val="20"/>
                 <w:szCs w:val="20"/>
               </w:rPr>
-              <w:t xml:space="preserve">Transaction Throughput</w:t>
+              <w:t xml:space="preserve">Currency Support</w:t>
             </w:r>
           </w:p>
         </w:tc>
@@ -10237,7 +11874,7 @@
                 <w:sz w:val="20"/>
                 <w:szCs w:val="20"/>
               </w:rPr>
-              <w:t xml:space="preserve">Batch processing</w:t>
+              <w:t xml:space="preserve">1 (USD)</w:t>
             </w:r>
           </w:p>
         </w:tc>
@@ -10270,7 +11907,7 @@
                 <w:sz w:val="20"/>
                 <w:szCs w:val="20"/>
               </w:rPr>
-              <w:t xml:space="preserve">Real-time</w:t>
+              <w:t xml:space="preserve">13 currencies</w:t>
             </w:r>
           </w:p>
         </w:tc>
@@ -10303,7 +11940,7 @@
                 <w:sz w:val="20"/>
                 <w:szCs w:val="20"/>
               </w:rPr>
-              <w:t xml:space="preserve">Continuous</w:t>
+              <w:t xml:space="preserve">+1200%</w:t>
             </w:r>
           </w:p>
         </w:tc>
@@ -10339,7 +11976,7 @@
                 <w:sz w:val="20"/>
                 <w:szCs w:val="20"/>
               </w:rPr>
-              <w:t xml:space="preserve">Audit Trail Coverage</w:t>
+              <w:t xml:space="preserve">Approval Controls</w:t>
             </w:r>
           </w:p>
         </w:tc>
@@ -10373,7 +12010,7 @@
                 <w:sz w:val="20"/>
                 <w:szCs w:val="20"/>
               </w:rPr>
-              <w:t xml:space="preserve">Partial, manual</w:t>
+              <w:t xml:space="preserve">Single</w:t>
             </w:r>
           </w:p>
         </w:tc>
@@ -10407,6 +12044,141 @@
                 <w:sz w:val="20"/>
                 <w:szCs w:val="20"/>
               </w:rPr>
+              <w:t xml:space="preserve">Four-eyes</w:t>
+            </w:r>
+          </w:p>
+        </w:tc>
+        <w:tc>
+          <w:tcPr>
+            <w:tcW w:type="dxa" w:w="2160"/>
+            <w:tcBorders>
+              <w:top w:val="single" w:color="CCCCCC" w:sz="1"/>
+              <w:left w:val="single" w:color="CCCCCC" w:sz="1"/>
+              <w:bottom w:val="single" w:color="CCCCCC" w:sz="1"/>
+              <w:right w:val="single" w:color="CCCCCC" w:sz="1"/>
+            </w:tcBorders>
+            <w:shd w:fill="EDF2F7" w:val="clear"/>
+            <w:tcMar>
+              <w:top w:type="dxa" w:w="60"/>
+              <w:left w:type="dxa" w:w="100"/>
+              <w:bottom w:type="dxa" w:w="60"/>
+              <w:right w:type="dxa" w:w="100"/>
+            </w:tcMar>
+          </w:tcPr>
+          <w:p>
+            <w:pPr>
+              <w:jc w:val="left"/>
+            </w:pPr>
+            <w:r>
+              <w:rPr>
+                <w:rFonts w:ascii="Calibri" w:cs="Calibri" w:eastAsia="Calibri" w:hAnsi="Calibri"/>
+                <w:b/>
+                <w:bCs/>
+                <w:color w:val="10B981"/>
+                <w:sz w:val="20"/>
+                <w:szCs w:val="20"/>
+              </w:rPr>
+              <w:t xml:space="preserve">Dual</w:t>
+            </w:r>
+          </w:p>
+        </w:tc>
+      </w:tr>
+      <w:tr>
+        <w:tc>
+          <w:tcPr>
+            <w:tcW w:type="dxa" w:w="2800"/>
+            <w:tcBorders>
+              <w:top w:val="single" w:color="CCCCCC" w:sz="1"/>
+              <w:left w:val="single" w:color="CCCCCC" w:sz="1"/>
+              <w:bottom w:val="single" w:color="CCCCCC" w:sz="1"/>
+              <w:right w:val="single" w:color="CCCCCC" w:sz="1"/>
+            </w:tcBorders>
+            <w:tcMar>
+              <w:top w:type="dxa" w:w="60"/>
+              <w:left w:type="dxa" w:w="100"/>
+              <w:bottom w:type="dxa" w:w="60"/>
+              <w:right w:type="dxa" w:w="100"/>
+            </w:tcMar>
+          </w:tcPr>
+          <w:p>
+            <w:pPr>
+              <w:jc w:val="left"/>
+            </w:pPr>
+            <w:r>
+              <w:rPr>
+                <w:rFonts w:ascii="Calibri" w:cs="Calibri" w:eastAsia="Calibri" w:hAnsi="Calibri"/>
+                <w:b/>
+                <w:bCs/>
+                <w:color w:val="333333"/>
+                <w:sz w:val="20"/>
+                <w:szCs w:val="20"/>
+              </w:rPr>
+              <w:t xml:space="preserve">Audit Trail</w:t>
+            </w:r>
+          </w:p>
+        </w:tc>
+        <w:tc>
+          <w:tcPr>
+            <w:tcW w:type="dxa" w:w="2200"/>
+            <w:tcBorders>
+              <w:top w:val="single" w:color="CCCCCC" w:sz="1"/>
+              <w:left w:val="single" w:color="CCCCCC" w:sz="1"/>
+              <w:bottom w:val="single" w:color="CCCCCC" w:sz="1"/>
+              <w:right w:val="single" w:color="CCCCCC" w:sz="1"/>
+            </w:tcBorders>
+            <w:tcMar>
+              <w:top w:type="dxa" w:w="60"/>
+              <w:left w:type="dxa" w:w="100"/>
+              <w:bottom w:type="dxa" w:w="60"/>
+              <w:right w:type="dxa" w:w="100"/>
+            </w:tcMar>
+          </w:tcPr>
+          <w:p>
+            <w:pPr>
+              <w:jc w:val="left"/>
+            </w:pPr>
+            <w:r>
+              <w:rPr>
+                <w:rFonts w:ascii="Calibri" w:cs="Calibri" w:eastAsia="Calibri" w:hAnsi="Calibri"/>
+                <w:b w:val="false"/>
+                <w:bCs w:val="false"/>
+                <w:color w:val="333333"/>
+                <w:sz w:val="20"/>
+                <w:szCs w:val="20"/>
+              </w:rPr>
+              <w:t xml:space="preserve">Partial</w:t>
+            </w:r>
+          </w:p>
+        </w:tc>
+        <w:tc>
+          <w:tcPr>
+            <w:tcW w:type="dxa" w:w="2200"/>
+            <w:tcBorders>
+              <w:top w:val="single" w:color="CCCCCC" w:sz="1"/>
+              <w:left w:val="single" w:color="CCCCCC" w:sz="1"/>
+              <w:bottom w:val="single" w:color="CCCCCC" w:sz="1"/>
+              <w:right w:val="single" w:color="CCCCCC" w:sz="1"/>
+            </w:tcBorders>
+            <w:tcMar>
+              <w:top w:type="dxa" w:w="60"/>
+              <w:left w:type="dxa" w:w="100"/>
+              <w:bottom w:type="dxa" w:w="60"/>
+              <w:right w:type="dxa" w:w="100"/>
+            </w:tcMar>
+          </w:tcPr>
+          <w:p>
+            <w:pPr>
+              <w:jc w:val="left"/>
+            </w:pPr>
+            <w:r>
+              <w:rPr>
+                <w:rFonts w:ascii="Calibri" w:cs="Calibri" w:eastAsia="Calibri" w:hAnsi="Calibri"/>
+                <w:b/>
+                <w:bCs/>
+                <w:color w:val="10B981"/>
+                <w:sz w:val="20"/>
+                <w:szCs w:val="20"/>
+              </w:rPr>
               <w:t xml:space="preserve">100% automated</w:t>
             </w:r>
           </w:p>
@@ -10420,7 +12192,6 @@
               <w:bottom w:val="single" w:color="CCCCCC" w:sz="1"/>
               <w:right w:val="single" w:color="CCCCCC" w:sz="1"/>
             </w:tcBorders>
-            <w:shd w:fill="EDF2F7" w:val="clear"/>
             <w:tcMar>
               <w:top w:type="dxa" w:w="60"/>
               <w:left w:type="dxa" w:w="100"/>
@@ -10466,13 +12237,8 @@
           <w:sz w:val="26"/>
           <w:szCs w:val="26"/>
         </w:rPr>
-        <w:t xml:space="preserve">9.2 Strategic Outcomes</w:t>
-      </w:r>
-    </w:p>
-    <w:p>
-      <w:pPr>
-        <w:spacing w:after="80"/>
-      </w:pPr>
+        <w:t xml:space="preserve">11.2 Strategic Outcomes</w:t>
+      </w:r>
     </w:p>
     <w:p>
       <w:pPr>
@@ -10488,7 +12254,7 @@
           <w:sz w:val="22"/>
           <w:szCs w:val="22"/>
         </w:rPr>
-        <w:t xml:space="preserve">Customer Experience</w:t>
+        <w:t xml:space="preserve">Regulatory Confidence</w:t>
       </w:r>
     </w:p>
     <w:p>
@@ -10503,7 +12269,7 @@
           <w:sz w:val="22"/>
           <w:szCs w:val="22"/>
         </w:rPr>
-        <w:t xml:space="preserve">Near-real-time settlement eliminates multi-day waiting periods for cross-border payments, enabling same-day international transfers. Corporate clients gain immediate certainty of payment finality, reducing the need for bridge financing and improving cash flow management. The transparent risk breakdown builds trust with customers by providing visibility into settlement decisions.</w:t>
+        <w:t xml:space="preserve">SHAP explainability satisfies EU AI Act requirements and FinCEN guidelines. Four-eyes approval demonstrates segregation of duties. SLA tracking proves timely case resolution. These capabilities position the organization favorably with regulators and reduce examination findings.</w:t>
       </w:r>
     </w:p>
     <w:p>
@@ -10525,7 +12291,7 @@
           <w:sz w:val="22"/>
           <w:szCs w:val="22"/>
         </w:rPr>
-        <w:t xml:space="preserve">Revenue Growth (12-18%)</w:t>
+        <w:t xml:space="preserve">Customer Experience</w:t>
       </w:r>
     </w:p>
     <w:p>
@@ -10540,7 +12306,7 @@
           <w:sz w:val="22"/>
           <w:szCs w:val="22"/>
         </w:rPr>
-        <w:t xml:space="preserve">Faster settlement cycles enable higher transaction volumes and attract premium corporate clients willing to pay for speed. The platform's AI capabilities allow competitive pricing of correspondent banking services while maintaining healthy margins. Market analysis indicates a 12-18% revenue growth opportunity from cross-border payment modernization within the first 24 months.</w:t>
+        <w:t xml:space="preserve">Near-real-time settlement, multi-currency support, and transparent risk scoring build trust with corporate clients. The 13-currency FX engine enables true international service without manual currency conversion.</w:t>
       </w:r>
     </w:p>
     <w:p>
@@ -10562,7 +12328,7 @@
           <w:sz w:val="22"/>
           <w:szCs w:val="22"/>
         </w:rPr>
-        <w:t xml:space="preserve">Regulatory Confidence</w:t>
+        <w:t xml:space="preserve">Revenue Growth (12-18%)</w:t>
       </w:r>
     </w:p>
     <w:p>
@@ -10577,7 +12343,7 @@
           <w:sz w:val="22"/>
           <w:szCs w:val="22"/>
         </w:rPr>
-        <w:t xml:space="preserve">Proactive compliance posture with automated case management, SAR filing, and comprehensive audit trails positions the organization favorably with regulators. The platform's ability to demonstrate real-time sanctions screening, ML-driven risk assessment, and complete transaction traceability reduces examination findings and regulatory remediation costs.</w:t>
+        <w:t xml:space="preserve">Faster settlement, multi-currency support, and AI-driven risk management attract premium clients. The platform's competitive pricing enabled by automation creates a 12-18% revenue growth opportunity within 24 months.</w:t>
       </w:r>
     </w:p>
     <w:p>
@@ -10599,7 +12365,7 @@
           <w:sz w:val="22"/>
           <w:szCs w:val="22"/>
         </w:rPr>
-        <w:t xml:space="preserve">Competitive Positioning</w:t>
+        <w:t xml:space="preserve">Risk Reduction</w:t>
       </w:r>
     </w:p>
     <w:p>
@@ -10614,44 +12380,7 @@
           <w:sz w:val="22"/>
           <w:szCs w:val="22"/>
         </w:rPr>
-        <w:t xml:space="preserve">IPTS places the organization at the forefront of payment infrastructure innovation. Early adoption of blockchain settlement, AI fraud detection, and Zero Trust security creates a competitive moat that is difficult and costly for competitors to replicate. The platform's modular architecture allows rapid adaptation to new regulatory requirements and market demands.</w:t>
-      </w:r>
-    </w:p>
-    <w:p>
-      <w:pPr>
-        <w:spacing w:after="80"/>
-      </w:pPr>
-    </w:p>
-    <w:p>
-      <w:pPr>
-        <w:pStyle w:val="Heading3"/>
-        <w:spacing w:after="120" w:before="200"/>
-      </w:pPr>
-      <w:r>
-        <w:rPr>
-          <w:rFonts w:ascii="Calibri" w:cs="Calibri" w:eastAsia="Calibri" w:hAnsi="Calibri"/>
-          <w:b/>
-          <w:bCs/>
-          <w:color w:val="1A2332"/>
-          <w:sz w:val="22"/>
-          <w:szCs w:val="22"/>
-        </w:rPr>
-        <w:t xml:space="preserve">Risk Reduction</w:t>
-      </w:r>
-    </w:p>
-    <w:p>
-      <w:pPr>
-        <w:spacing w:after="120"/>
-        <w:jc w:val="both"/>
-      </w:pPr>
-      <w:r>
-        <w:rPr>
-          <w:rFonts w:ascii="Calibri" w:cs="Calibri" w:eastAsia="Calibri" w:hAnsi="Calibri"/>
-          <w:color w:val="333333"/>
-          <w:sz w:val="22"/>
-          <w:szCs w:val="22"/>
-        </w:rPr>
-        <w:t xml:space="preserve">The 4-model ML ensemble reduces fraud losses by 78% while the GDPR dual-storage architecture eliminates data sovereignty risk. Blockchain immutability provides an irrefutable settlement record that protects against disputes. Automated compliance workflows reduce the risk of human error in AML screening, sanctions checking, and regulatory reporting.</w:t>
+        <w:t xml:space="preserve">The 5-model ensemble reduces fraud losses by 78%. Four-eyes approval prevents single-point-of-failure in approvals. Blockchain immutability provides irrefutable settlement records. GDPR dual-storage eliminates data sovereignty risk.</w:t>
       </w:r>
     </w:p>
     <w:p>
@@ -10673,28 +12402,8 @@
           <w:sz w:val="32"/>
           <w:szCs w:val="32"/>
         </w:rPr>
-        <w:t xml:space="preserve">10. Risk Assessment</w:t>
-      </w:r>
-    </w:p>
-    <w:p>
-      <w:pPr>
-        <w:spacing w:after="120"/>
-        <w:jc w:val="both"/>
-      </w:pPr>
-      <w:r>
-        <w:rPr>
-          <w:rFonts w:ascii="Calibri" w:cs="Calibri" w:eastAsia="Calibri" w:hAnsi="Calibri"/>
-          <w:color w:val="333333"/>
-          <w:sz w:val="22"/>
-          <w:szCs w:val="22"/>
-        </w:rPr>
-        <w:t xml:space="preserve">The following risk matrix identifies the five principal risks to IPTS implementation, their likelihood and impact ratings, and the mitigation strategies in place. All risks are assessed on a scale of Low, Medium, and High.</w:t>
-      </w:r>
-    </w:p>
-    <w:p>
-      <w:pPr>
-        <w:spacing w:after="80"/>
-      </w:pPr>
+        <w:t xml:space="preserve">12. Risk Assessment</w:t>
+      </w:r>
     </w:p>
     <w:tbl>
       <w:tblPr>
@@ -10875,7 +12584,7 @@
                 <w:sz w:val="20"/>
                 <w:szCs w:val="20"/>
               </w:rPr>
-              <w:t xml:space="preserve">Regulatory Uncertainty</w:t>
+              <w:t xml:space="preserve">Regulatory Change</w:t>
             </w:r>
           </w:p>
         </w:tc>
@@ -10977,7 +12686,7 @@
                 <w:sz w:val="20"/>
                 <w:szCs w:val="20"/>
               </w:rPr>
-              <w:t xml:space="preserve">Modular compliance layer allows rapid adaptation to new regulations. Regulatory mapping covers FATF, 6AMLD, GDPR, FinCEN, and PCI DSS. Dedicated compliance team monitors regulatory changes.</w:t>
+              <w:t xml:space="preserve">Modular compliance layer, SHAP for AI Act compliance, regulatory mapping covers FATF, 6AMLD, GDPR, FinCEN, EU AI Act</w:t>
             </w:r>
           </w:p>
         </w:tc>
@@ -11111,7 +12820,7 @@
                 <w:sz w:val="20"/>
                 <w:szCs w:val="20"/>
               </w:rPr>
-              <w:t xml:space="preserve">Phased implementation approach with 6 gates. API Gateway with ISO 20022 message transformer enables standards-based integration. Event bus architecture ensures loose coupling.</w:t>
+              <w:t xml:space="preserve">Phased implementation, API Gateway with ISO 20022, event bus architecture, local + cloud deployment options</w:t>
             </w:r>
           </w:p>
         </w:tc>
@@ -11249,7 +12958,7 @@
                 <w:sz w:val="20"/>
                 <w:szCs w:val="20"/>
               </w:rPr>
-              <w:t xml:space="preserve">On-demand model retraining capability. 4-model ensemble provides redundancy against individual model degradation. Continuous monitoring of F1 scores and accuracy metrics.</w:t>
+              <w:t xml:space="preserve">On-demand retraining, 5-model ensemble redundancy, 16-feature vector with velocity tracking, continuous F1 monitoring</w:t>
             </w:r>
           </w:p>
         </w:tc>
@@ -11383,7 +13092,7 @@
                 <w:sz w:val="20"/>
                 <w:szCs w:val="20"/>
               </w:rPr>
-              <w:t xml:space="preserve">Layer 2 scaling solutions (Polygon, Arbitrum) planned for production. Off-chain PII storage reduces on-chain data volume. Smart contract optimization for gas efficiency.</w:t>
+              <w:t xml:space="preserve">Layer 2 scaling planned, off-chain PII storage, smart contract optimization, 7-contract modular architecture</w:t>
             </w:r>
           </w:p>
         </w:tc>
@@ -11521,7 +13230,7 @@
                 <w:sz w:val="20"/>
                 <w:szCs w:val="20"/>
               </w:rPr>
-              <w:t xml:space="preserve">Training and change management budget allocated ($200K Year 1). Platform designed for operational simplicity. Comprehensive documentation and runbooks.</w:t>
+              <w:t xml:space="preserve">$200K training budget, operational simplicity by design, comprehensive documentation</w:t>
             </w:r>
           </w:p>
         </w:tc>
@@ -11544,7 +13253,7 @@
           <w:sz w:val="22"/>
           <w:szCs w:val="22"/>
         </w:rPr>
-        <w:t xml:space="preserve">Overall risk posture is assessed as Moderate with effective mitigation strategies in place. The phased implementation approach (Section 11) allows for progressive risk reduction through gate-based validation at each phase boundary.</w:t>
+        <w:t xml:space="preserve">Overall risk posture: Moderate with effective mitigation. The phased implementation approach allows progressive risk reduction through gate-based validation.</w:t>
       </w:r>
     </w:p>
     <w:p>
@@ -11566,7 +13275,7 @@
           <w:sz w:val="32"/>
           <w:szCs w:val="32"/>
         </w:rPr>
-        <w:t xml:space="preserve">11. Implementation Roadmap</w:t>
+        <w:t xml:space="preserve">13. Implementation Roadmap</w:t>
       </w:r>
     </w:p>
     <w:p>
@@ -11581,7 +13290,7 @@
           <w:sz w:val="22"/>
           <w:szCs w:val="22"/>
         </w:rPr>
-        <w:t xml:space="preserve">The IPTS implementation follows a 6-phase, 12-month roadmap with defined gate criteria at each phase boundary. Each phase builds on the validated outputs of the previous phase, minimizing risk through progressive capability delivery.</w:t>
+        <w:t xml:space="preserve">6-phase, 12-month roadmap with defined gate criteria at each phase boundary.</w:t>
       </w:r>
     </w:p>
     <w:p>
@@ -11903,7 +13612,7 @@
                 <w:sz w:val="20"/>
                 <w:szCs w:val="20"/>
               </w:rPr>
-              <w:t xml:space="preserve">Core platform, blockchain infrastructure, database schema, API framework</w:t>
+              <w:t xml:space="preserve">Core platform, 7 smart contracts, database schema, API framework</w:t>
             </w:r>
           </w:p>
         </w:tc>
@@ -11937,7 +13646,7 @@
                 <w:sz w:val="20"/>
                 <w:szCs w:val="20"/>
               </w:rPr>
-              <w:t xml:space="preserve">Smart contracts deployed, API endpoints functional</w:t>
+              <w:t xml:space="preserve">Contracts deployed, APIs functional</w:t>
             </w:r>
           </w:p>
         </w:tc>
@@ -12071,7 +13780,7 @@
                 <w:sz w:val="20"/>
                 <w:szCs w:val="20"/>
               </w:rPr>
-              <w:t xml:space="preserve">4-model ML ensemble, NLP screening, graph analytics, risk scoring engine</w:t>
+              <w:t xml:space="preserve">5-model ML ensemble, 16-feature vector, SHAP, VelocityTracker, graph analytics</w:t>
             </w:r>
           </w:p>
         </w:tc>
@@ -12104,7 +13813,7 @@
                 <w:sz w:val="20"/>
                 <w:szCs w:val="20"/>
               </w:rPr>
-              <w:t xml:space="preserve">F1 &gt; 95% on all models, composite scoring validated</w:t>
+              <w:t xml:space="preserve">F1 &gt; 95%, SHAP validated, velocity working</w:t>
             </w:r>
           </w:p>
         </w:tc>
@@ -12242,7 +13951,7 @@
                 <w:sz w:val="20"/>
                 <w:szCs w:val="20"/>
               </w:rPr>
-              <w:t xml:space="preserve">ISO 20022 messaging, SWIFT GPI, case management, HITL workflows</w:t>
+              <w:t xml:space="preserve">ISO 20022, SWIFT GPI, case management, HITL, four-eyes, FX engine</w:t>
             </w:r>
           </w:p>
         </w:tc>
@@ -12276,7 +13985,7 @@
                 <w:sz w:val="20"/>
                 <w:szCs w:val="20"/>
               </w:rPr>
-              <w:t xml:space="preserve">End-to-end settlement flow tested, case lifecycle validated</w:t>
+              <w:t xml:space="preserve">E2E settlement tested, four-eyes validated</w:t>
             </w:r>
           </w:p>
         </w:tc>
@@ -12410,7 +14119,7 @@
                 <w:sz w:val="20"/>
                 <w:szCs w:val="20"/>
               </w:rPr>
-              <w:t xml:space="preserve">Zero Trust implementation, GDPR vault, RBAC, security hardening, pen testing</w:t>
+              <w:t xml:space="preserve">Zero Trust, GDPR vault, RBAC, SLA tracking, health monitoring, pen testing</w:t>
             </w:r>
           </w:p>
         </w:tc>
@@ -12443,7 +14152,7 @@
                 <w:sz w:val="20"/>
                 <w:szCs w:val="20"/>
               </w:rPr>
-              <w:t xml:space="preserve">Security audit passed, GDPR compliance validated</w:t>
+              <w:t xml:space="preserve">Security audit passed, GDPR compliant</w:t>
             </w:r>
           </w:p>
         </w:tc>
@@ -12581,7 +14290,7 @@
                 <w:sz w:val="20"/>
                 <w:szCs w:val="20"/>
               </w:rPr>
-              <w:t xml:space="preserve">Controlled production pilot with select corridors, performance tuning, UAT</w:t>
+              <w:t xml:space="preserve">Controlled production pilot, multi-currency corridors, performance tuning</w:t>
             </w:r>
           </w:p>
         </w:tc>
@@ -12615,7 +14324,7 @@
                 <w:sz w:val="20"/>
                 <w:szCs w:val="20"/>
               </w:rPr>
-              <w:t xml:space="preserve">Pilot KPIs met, user acceptance &gt; 90%, zero critical defects</w:t>
+              <w:t xml:space="preserve">Pilot KPIs met, UAT &gt; 90%</w:t>
             </w:r>
           </w:p>
         </w:tc>
@@ -12749,7 +14458,7 @@
                 <w:sz w:val="20"/>
                 <w:szCs w:val="20"/>
               </w:rPr>
-              <w:t xml:space="preserve">Full production rollout, multi-corridor expansion, monitoring, training</w:t>
+              <w:t xml:space="preserve">Full production rollout, all 13 currencies, monitoring, training</w:t>
             </w:r>
           </w:p>
         </w:tc>
@@ -12782,32 +14491,12 @@
                 <w:sz w:val="20"/>
                 <w:szCs w:val="20"/>
               </w:rPr>
-              <w:t xml:space="preserve">Production SLA met, all corridors live, runbooks complete</w:t>
+              <w:t xml:space="preserve">Production SLA met, all corridors live</w:t>
             </w:r>
           </w:p>
         </w:tc>
       </w:tr>
     </w:tbl>
-    <w:p>
-      <w:pPr>
-        <w:spacing w:after="80"/>
-      </w:pPr>
-    </w:p>
-    <w:p>
-      <w:pPr>
-        <w:spacing w:after="120"/>
-        <w:jc w:val="both"/>
-      </w:pPr>
-      <w:r>
-        <w:rPr>
-          <w:rFonts w:ascii="Calibri" w:cs="Calibri" w:eastAsia="Calibri" w:hAnsi="Calibri"/>
-          <w:color w:val="333333"/>
-          <w:sz w:val="22"/>
-          <w:szCs w:val="22"/>
-        </w:rPr>
-        <w:t xml:space="preserve">Each phase includes a formal gate review where stakeholders validate deliverables against gate criteria before proceeding to the next phase. This disciplined approach ensures quality, manages risk, and provides clear decision points for senior leadership.</w:t>
-      </w:r>
-    </w:p>
     <w:p>
       <w:pPr>
         <w:spacing w:after="80"/>
@@ -12836,59 +14525,7 @@
           <w:sz w:val="22"/>
           <w:szCs w:val="22"/>
         </w:rPr>
-        <w:t xml:space="preserve">12 months from project initiation to full production at scale.</w:t>
-      </w:r>
-    </w:p>
-    <w:p>
-      <w:pPr>
-        <w:spacing w:after="120"/>
-        <w:jc w:val="both"/>
-      </w:pPr>
-      <w:r>
-        <w:rPr>
-          <w:rFonts w:ascii="Calibri" w:cs="Calibri" w:eastAsia="Calibri" w:hAnsi="Calibri"/>
-          <w:b/>
-          <w:bCs/>
-          <w:color w:val="1A2332"/>
-          <w:sz w:val="22"/>
-          <w:szCs w:val="22"/>
-        </w:rPr>
-        <w:t xml:space="preserve">Team Size: </w:t>
-      </w:r>
-      <w:r>
-        <w:rPr>
-          <w:rFonts w:ascii="Calibri" w:cs="Calibri" w:eastAsia="Calibri" w:hAnsi="Calibri"/>
-          <w:color w:val="333333"/>
-          <w:sz w:val="22"/>
-          <w:szCs w:val="22"/>
-        </w:rPr>
-        <w:t xml:space="preserve">8-12 engineers across backend, AI/ML, blockchain, security, and DevOps disciplines.</w:t>
-      </w:r>
-    </w:p>
-    <w:p>
-      <w:pPr>
-        <w:spacing w:after="120"/>
-        <w:jc w:val="both"/>
-      </w:pPr>
-      <w:r>
-        <w:rPr>
-          <w:rFonts w:ascii="Calibri" w:cs="Calibri" w:eastAsia="Calibri" w:hAnsi="Calibri"/>
-          <w:b/>
-          <w:bCs/>
-          <w:color w:val="1A2332"/>
-          <w:sz w:val="22"/>
-          <w:szCs w:val="22"/>
-        </w:rPr>
-        <w:t xml:space="preserve">Key Dependencies: </w:t>
-      </w:r>
-      <w:r>
-        <w:rPr>
-          <w:rFonts w:ascii="Calibri" w:cs="Calibri" w:eastAsia="Calibri" w:hAnsi="Calibri"/>
-          <w:color w:val="333333"/>
-          <w:sz w:val="22"/>
-          <w:szCs w:val="22"/>
-        </w:rPr>
-        <w:t xml:space="preserve">Cloud infrastructure provisioning (M1), regulatory sandbox approval (M5), pilot corridor partner agreements (M9).</w:t>
+        <w:t xml:space="preserve">12 months. Team Size: 8-12 engineers.</w:t>
       </w:r>
     </w:p>
     <w:p>
@@ -12910,7 +14547,7 @@
           <w:sz w:val="32"/>
           <w:szCs w:val="32"/>
         </w:rPr>
-        <w:t xml:space="preserve">12. Conclusion &amp; Recommendations</w:t>
+        <w:t xml:space="preserve">14. Conclusion &amp; Recommendations</w:t>
       </w:r>
     </w:p>
     <w:p>
@@ -12925,7 +14562,7 @@
           <w:sz w:val="22"/>
           <w:szCs w:val="22"/>
         </w:rPr>
-        <w:t xml:space="preserve">IPTS represents a transformational platform that addresses the fundamental challenges of cross-border settlement through the convergence of blockchain, AI/ML, Zero Trust security, and GDPR-compliant data sovereignty. The following key takeaways summarize the strategic value proposition:</w:t>
+        <w:t xml:space="preserve">IPTS v4.0 represents a transformational platform that addresses the fundamental challenges of cross-border settlement through blockchain, explainable AI, and enterprise-grade operational controls.</w:t>
       </w:r>
     </w:p>
     <w:p>
@@ -12947,7 +14584,7 @@
           <w:sz w:val="26"/>
           <w:szCs w:val="26"/>
         </w:rPr>
-        <w:t xml:space="preserve">12.1 Key Takeaways</w:t>
+        <w:t xml:space="preserve">14.1 Key Takeaways</w:t>
       </w:r>
     </w:p>
     <w:p>
@@ -12974,7 +14611,7 @@
           <w:sz w:val="22"/>
           <w:szCs w:val="22"/>
         </w:rPr>
-        <w:t xml:space="preserve">Settlement cycles reduced from T+2-T+5 to under 10 seconds, enabling near-real-time atomic settlement with blockchain finality.</w:t>
+        <w:t xml:space="preserve">Settlement cycles reduced from T+2-T+5 to under 10 seconds with blockchain finality via 7 smart contracts.</w:t>
       </w:r>
     </w:p>
     <w:p>
@@ -12996,7 +14633,7 @@
           <w:sz w:val="22"/>
           <w:szCs w:val="22"/>
         </w:rPr>
-        <w:t xml:space="preserve">4-model AI/ML ensemble achieves 98-100% fraud detection with &lt; 3% false positives, reducing compliance analyst workload by 75%.</w:t>
+        <w:t xml:space="preserve">5-model AI/ML ensemble with 16-feature vector and real-time velocity tracking achieves 98-100% fraud detection with &lt; 3% false positives.</w:t>
       </w:r>
     </w:p>
     <w:p>
@@ -13018,7 +14655,7 @@
           <w:sz w:val="22"/>
           <w:szCs w:val="22"/>
         </w:rPr>
-        <w:t xml:space="preserve">Zero Trust security architecture with JWT authentication, RBAC, and rate limiting ensures no implicit trust across all system boundaries.</w:t>
+        <w:t xml:space="preserve">Full SHAP explainability on every transaction satisfies EU AI Act and FinCEN algorithmic accountability requirements.</w:t>
       </w:r>
     </w:p>
     <w:p>
@@ -13040,7 +14677,7 @@
           <w:sz w:val="22"/>
           <w:szCs w:val="22"/>
         </w:rPr>
-        <w:t xml:space="preserve">GDPR dual-storage architecture separates PII from settlement data, enabling right-to-erasure without compromising blockchain immutability.</w:t>
+        <w:t xml:space="preserve">Four-eyes dual approval for transactions &gt;= $100K ensures segregation of duties and regulatory compliance.</w:t>
       </w:r>
     </w:p>
     <w:p>
@@ -13062,7 +14699,7 @@
           <w:sz w:val="22"/>
           <w:szCs w:val="22"/>
         </w:rPr>
-        <w:t xml:space="preserve">3-year ROI of 287% with 5-month payback period, delivering $18.15M cumulative net benefit against $4.8M total investment.</w:t>
+        <w:t xml:space="preserve">Multi-currency FX engine supporting 13 currencies with AML jurisdiction warnings enables true international settlement.</w:t>
       </w:r>
     </w:p>
     <w:p>
@@ -13084,7 +14721,51 @@
           <w:sz w:val="22"/>
           <w:szCs w:val="22"/>
         </w:rPr>
-        <w:t xml:space="preserve">6-phase, 12-month implementation roadmap with gate-based validation minimizes delivery risk and enables progressive value realization.</w:t>
+        <w:t xml:space="preserve">SLA tracking with severity-based countdown (4h to 7d) ensures timely compliance case resolution.</w:t>
+      </w:r>
+    </w:p>
+    <w:p>
+      <w:pPr>
+        <w:spacing w:after="100"/>
+      </w:pPr>
+      <w:r>
+        <w:rPr>
+          <w:rFonts w:ascii="Calibri" w:cs="Calibri" w:eastAsia="Calibri" w:hAnsi="Calibri"/>
+          <w:sz w:val="22"/>
+          <w:szCs w:val="22"/>
+        </w:rPr>
+        <w:t xml:space="preserve">✅  </w:t>
+      </w:r>
+      <w:r>
+        <w:rPr>
+          <w:rFonts w:ascii="Calibri" w:cs="Calibri" w:eastAsia="Calibri" w:hAnsi="Calibri"/>
+          <w:color w:val="333333"/>
+          <w:sz w:val="22"/>
+          <w:szCs w:val="22"/>
+        </w:rPr>
+        <w:t xml:space="preserve">Health monitoring with 30-second polling provides continuous operational awareness.</w:t>
+      </w:r>
+    </w:p>
+    <w:p>
+      <w:pPr>
+        <w:spacing w:after="100"/>
+      </w:pPr>
+      <w:r>
+        <w:rPr>
+          <w:rFonts w:ascii="Calibri" w:cs="Calibri" w:eastAsia="Calibri" w:hAnsi="Calibri"/>
+          <w:sz w:val="22"/>
+          <w:szCs w:val="22"/>
+        </w:rPr>
+        <w:t xml:space="preserve">✅  </w:t>
+      </w:r>
+      <w:r>
+        <w:rPr>
+          <w:rFonts w:ascii="Calibri" w:cs="Calibri" w:eastAsia="Calibri" w:hAnsi="Calibri"/>
+          <w:color w:val="333333"/>
+          <w:sz w:val="22"/>
+          <w:szCs w:val="22"/>
+        </w:rPr>
+        <w:t xml:space="preserve">3-year ROI of 287% with 5-month payback period, delivering $18.15M cumulative net benefit.</w:t>
       </w:r>
     </w:p>
     <w:p>
@@ -13106,28 +14787,8 @@
           <w:sz w:val="26"/>
           <w:szCs w:val="26"/>
         </w:rPr>
-        <w:t xml:space="preserve">12.2 Recommendations</w:t>
-      </w:r>
-    </w:p>
-    <w:p>
-      <w:pPr>
-        <w:spacing w:after="120"/>
-        <w:jc w:val="both"/>
-      </w:pPr>
-      <w:r>
-        <w:rPr>
-          <w:rFonts w:ascii="Calibri" w:cs="Calibri" w:eastAsia="Calibri" w:hAnsi="Calibri"/>
-          <w:color w:val="333333"/>
-          <w:sz w:val="22"/>
-          <w:szCs w:val="22"/>
-        </w:rPr>
-        <w:t xml:space="preserve">Based on the analysis presented in this briefing, the following actions are recommended for senior leadership consideration:</w:t>
-      </w:r>
-    </w:p>
-    <w:p>
-      <w:pPr>
-        <w:spacing w:after="80"/>
-      </w:pPr>
+        <w:t xml:space="preserve">14.2 Recommendations</w:t>
+      </w:r>
     </w:p>
     <w:p>
       <w:pPr>
@@ -13152,7 +14813,7 @@
           <w:sz w:val="22"/>
           <w:szCs w:val="22"/>
         </w:rPr>
-        <w:t xml:space="preserve">Authorize $3.2M Year 1 investment to begin the Foundation phase. The 5-month payback period ensures rapid return on investment, and the phased approach limits upfront financial exposure.</w:t>
+        <w:t xml:space="preserve">Authorize $3.2M Year 1 investment. The 5-month payback period ensures rapid return.</w:t>
       </w:r>
     </w:p>
     <w:p>
@@ -13183,7 +14844,7 @@
           <w:sz w:val="22"/>
           <w:szCs w:val="22"/>
         </w:rPr>
-        <w:t xml:space="preserve">Form a cross-functional steering committee comprising Technology, Compliance, Risk, and Business leadership to provide oversight, manage gate reviews, and ensure alignment with organizational strategy.</w:t>
+        <w:t xml:space="preserve">Cross-functional steering committee for gate reviews and strategic alignment.</w:t>
       </w:r>
     </w:p>
     <w:p>
@@ -13214,7 +14875,7 @@
           <w:sz w:val="22"/>
           <w:szCs w:val="22"/>
         </w:rPr>
-        <w:t xml:space="preserve">Begin early dialogue with relevant regulatory bodies (FinCEN, FCA, MAS) to socialize the IPTS approach and secure regulatory sandbox participation for the Pilot phase (M9-M10).</w:t>
+        <w:t xml:space="preserve">Socialize SHAP explainability and four-eyes controls with regulators to secure sandbox participation.</w:t>
       </w:r>
     </w:p>
     <w:p>
@@ -13245,7 +14906,7 @@
           <w:sz w:val="22"/>
           <w:szCs w:val="22"/>
         </w:rPr>
-        <w:t xml:space="preserve">Identify and engage 2-3 correspondent banking partners for the controlled production pilot. Early partner alignment ensures smooth corridor activation in Phase 5.</w:t>
+        <w:t xml:space="preserve">Identify 2-3 correspondent banking partners for multi-currency pilot corridors.</w:t>
       </w:r>
     </w:p>
     <w:p>
@@ -13276,7 +14937,7 @@
           <w:sz w:val="22"/>
           <w:szCs w:val="22"/>
         </w:rPr>
-        <w:t xml:space="preserve">Allocate resources for upskilling existing teams in blockchain technology, AI/ML operations, and Zero Trust security. The $200K training budget in Year 1 is critical for building internal capability and reducing long-term dependency on external expertise.</w:t>
+        <w:t xml:space="preserve">Allocate $200K Year 1 training budget for blockchain, AI/ML, and Zero Trust upskilling.</w:t>
       </w:r>
     </w:p>
     <w:p>
@@ -13399,7 +15060,7 @@
         <w:sz w:val="16"/>
         <w:szCs w:val="16"/>
       </w:rPr>
-      <w:t xml:space="preserve">  |  G9-IPTS  |  April 2026  |  Executive Briefing</w:t>
+      <w:t xml:space="preserve">  |  G9-IPTS  |  April 2026  |  Version 4.0</w:t>
     </w:r>
   </w:p>
 </w:ftr>
@@ -13460,7 +15121,7 @@
         <w:sz w:val="16"/>
         <w:szCs w:val="16"/>
       </w:rPr>
-      <w:t xml:space="preserve">G9-IPTS Executive Briefing</w:t>
+      <w:t xml:space="preserve">G9-IPTS Executive Briefing v4.0</w:t>
     </w:r>
     <w:r>
       <w:rPr>

--- a/docs/G9-IPTS_Executive_Briefing.docx
+++ b/docs/G9-IPTS_Executive_Briefing.docx
@@ -153,7 +153,7 @@
           <w:sz w:val="24"/>
           <w:szCs w:val="24"/>
         </w:rPr>
-        <w:t xml:space="preserve">Version 4.0  |  April 2026</w:t>
+        <w:t xml:space="preserve">Version 5.0  |  April 2026</w:t>
       </w:r>
     </w:p>
     <w:p>
@@ -749,7 +749,7 @@
           <w:sz w:val="22"/>
           <w:szCs w:val="22"/>
         </w:rPr>
-        <w:t xml:space="preserve">This briefing provides senior leadership with a comprehensive overview of IPTS capabilities, including the significant enhancements delivered in Version 4.0: explainable AI, dual-approval controls, real-time velocity tracking, multi-currency support, SLA monitoring, and local deployment capability.</w:t>
+        <w:t xml:space="preserve">This briefing provides senior leadership with a comprehensive overview of IPTS capabilities, including the significant enhancements delivered in Version 5.0: 17 new features spanning P2P transfers, ACH/Wire/SEPA payments, scheduled and QR code payments, multi-account management, beneficiary management, real-time ledger, virtual card generation, card controls, digital wallet provisioning, Spending 360 analytics, e-KYC verification, biometric controls, fraud alert monitoring, notification center, AI-powered support chat, and a fully redesigned 12-tab dashboard.</w:t>
       </w:r>
     </w:p>
     <w:p>
@@ -3663,7 +3663,7 @@
           <w:sz w:val="22"/>
           <w:szCs w:val="22"/>
         </w:rPr>
-        <w:t xml:space="preserve">The following screenshots demonstrate the fully operational IPTS platform v4.0, captured from the live system running locally on macOS. Each screenshot highlights a key functional area including the new SHAP explainability, four-eyes approval, FX conversion, and SLA tracking features.</w:t>
+        <w:t xml:space="preserve">The following screenshots demonstrate the fully operational IPTS platform v5.0, captured from the live system running locally on macOS. The platform now features 12 functional tabs, 5 payment channels, virtual card services, spending analytics, E-KYC verification, and real-time notifications.</w:t>
       </w:r>
     </w:p>
     <w:p>
@@ -3685,7 +3685,7 @@
           <w:sz w:val="26"/>
           <w:szCs w:val="26"/>
         </w:rPr>
-        <w:t xml:space="preserve">4.1 Dashboard — KPIs &amp; Health Monitoring</w:t>
+        <w:t xml:space="preserve">4.1 Dashboard — Multi-Account, KPIs &amp; Notifications</w:t>
       </w:r>
     </w:p>
     <w:p>
@@ -3700,7 +3700,7 @@
           <w:sz w:val="22"/>
           <w:szCs w:val="22"/>
         </w:rPr>
-        <w:t xml:space="preserve">The main dashboard provides KPI cards, settlement volume charting, AML telemetry, and a health status dot (green/yellow/red) polled every 30 seconds.</w:t>
+        <w:t xml:space="preserve">The main dashboard provides KPI cards, multi-account overview (Checking, Savings, Business), a real-time ledger panel, live FX rates ticker, settlement volume chart, AML telemetry, and a notification bell with badge count polled via SSE.</w:t>
       </w:r>
     </w:p>
     <w:p>
@@ -3713,7 +3713,7 @@
           <wp:inline distT="0" distB="0" distL="0" distR="0">
             <wp:extent cx="5524500" cy="2952750"/>
             <wp:effectExtent t="0" r="0" b="0" l="0"/>
-            <wp:docPr id="1" name="Screenshot 2026-04-09 at 11.01.04 AM" descr="Dashboard with KPIs, volume chart, and health status" title="Dashboard"/>
+            <wp:docPr id="1" name="Dashboard_MultiAccount" descr="Dashboard with multi-account cards, KPIs, and notification bell" title="Dashboard"/>
             <wp:cNvGraphicFramePr>
               <a:graphicFrameLocks xmlns:a="http://schemas.openxmlformats.org/drawingml/2006/main" noChangeAspect="1"/>
             </wp:cNvGraphicFramePr>
@@ -3763,7 +3763,7 @@
           <w:sz w:val="18"/>
           <w:szCs w:val="18"/>
         </w:rPr>
-        <w:t xml:space="preserve">Figure 7: Dashboard — KPI Cards, Settlement Volume, and Health Status</w:t>
+        <w:t xml:space="preserve">Figure 7: Dashboard — Multi-Account Cards, KPIs, and Notification Bell</w:t>
       </w:r>
     </w:p>
     <w:p>
@@ -3785,7 +3785,7 @@
           <w:sz w:val="26"/>
           <w:szCs w:val="26"/>
         </w:rPr>
-        <w:t xml:space="preserve">4.2 Payments — Multi-Currency Settlement</w:t>
+        <w:t xml:space="preserve">4.2 Dashboard — Real-Time Ledger &amp; Notifications</w:t>
       </w:r>
     </w:p>
     <w:p>
@@ -3800,7 +3800,7 @@
           <w:sz w:val="22"/>
           <w:szCs w:val="22"/>
         </w:rPr>
-        <w:t xml:space="preserve">The payment form now includes a currency selector with 13 currencies, FX preview showing the USD equivalent, and AML jurisdiction warnings for high-risk currencies. Post-settlement, SHAP feature contributions are displayed inline.</w:t>
+        <w:t xml:space="preserve">The real-time ledger shows the latest transactions with direction (debit/credit), counterparty, status, and balance. The notification center provides a dropdown panel with unread alerts for settlements, P2P transfers, card generation, and KYC verification events.</w:t>
       </w:r>
     </w:p>
     <w:p>
@@ -3813,7 +3813,7 @@
           <wp:inline distT="0" distB="0" distL="0" distR="0">
             <wp:extent cx="5524500" cy="2952750"/>
             <wp:effectExtent t="0" r="0" b="0" l="0"/>
-            <wp:docPr id="1" name="Screenshot 2026-04-09 at 11.02.13 AM" descr="Payment execution with multi-currency and SHAP" title="Payment Settlement"/>
+            <wp:docPr id="1" name="Dashboard_Ledger" descr="Real-time ledger panel" title="Ledger"/>
             <wp:cNvGraphicFramePr>
               <a:graphicFrameLocks xmlns:a="http://schemas.openxmlformats.org/drawingml/2006/main" noChangeAspect="1"/>
             </wp:cNvGraphicFramePr>
@@ -3863,7 +3863,7 @@
           <w:sz w:val="18"/>
           <w:szCs w:val="18"/>
         </w:rPr>
-        <w:t xml:space="preserve">Figure 8: Payments — Settlement with FX Preview and SHAP Contributions</w:t>
+        <w:t xml:space="preserve">Figure 8: Dashboard — Real-Time Ledger and Transaction History</w:t>
       </w:r>
     </w:p>
     <w:p>
@@ -3885,7 +3885,7 @@
           <w:sz w:val="26"/>
           <w:szCs w:val="26"/>
         </w:rPr>
-        <w:t xml:space="preserve">4.3 SHAP Feature Contributions</w:t>
+        <w:t xml:space="preserve">4.3 Payment Hub — 5 Payment Channels</w:t>
       </w:r>
     </w:p>
     <w:p>
@@ -3900,7 +3900,7 @@
           <w:sz w:val="22"/>
           <w:szCs w:val="22"/>
         </w:rPr>
-        <w:t xml:space="preserve">Every settlement returns per-transaction SHAP values showing how each of the 16 features contributed to the risk score. Positive values (red) increase risk; negative values (green) decrease risk. This provides full regulatory explainability for every AI-driven decision.</w:t>
+        <w:t xml:space="preserve">The Payments tab now features 5 sub-tabs: Settlement (multi-currency with SHAP), P2P Transfer (by username/email/phone), ACH/Wire/SEPA (external bank transfers with fee calculation), Scheduled Payments (recurring daily/weekly/bi-weekly/monthly), and QR Pay (generate/scan QR codes).</w:t>
       </w:r>
     </w:p>
     <w:p>
@@ -3911,9 +3911,9 @@
       <w:r>
         <w:drawing>
           <wp:inline distT="0" distB="0" distL="0" distR="0">
-            <wp:extent cx="5238750" cy="2857500"/>
+            <wp:extent cx="5524500" cy="2952750"/>
             <wp:effectExtent t="0" r="0" b="0" l="0"/>
-            <wp:docPr id="1" name="Screenshot 2026-04-09 at 11.01.42 AM" descr="SHAP feature values for a transaction" title="SHAP Contributions"/>
+            <wp:docPr id="1" name="Payment_Settlement" descr="Payment settlement with FX preview" title="Payment Settlement"/>
             <wp:cNvGraphicFramePr>
               <a:graphicFrameLocks xmlns:a="http://schemas.openxmlformats.org/drawingml/2006/main" noChangeAspect="1"/>
             </wp:cNvGraphicFramePr>
@@ -3936,7 +3936,7 @@
                   <pic:spPr bwMode="auto">
                     <a:xfrm>
                       <a:off x="0" y="0"/>
-                      <a:ext cx="5238750" cy="2857500"/>
+                      <a:ext cx="5524500" cy="2952750"/>
                     </a:xfrm>
                     <a:prstGeom prst="rect">
                       <a:avLst/>
@@ -3963,45 +3963,13 @@
           <w:sz w:val="18"/>
           <w:szCs w:val="18"/>
         </w:rPr>
-        <w:t xml:space="preserve">Figure 9: SHAP Feature Contributions — Per-Transaction Explainability</w:t>
+        <w:t xml:space="preserve">Figure 9: Payments — Settlement with FX Preview and SHAP Contributions</w:t>
       </w:r>
     </w:p>
     <w:p>
       <w:pPr>
         <w:spacing w:after="80"/>
       </w:pPr>
-    </w:p>
-    <w:p>
-      <w:pPr>
-        <w:pStyle w:val="Heading2"/>
-        <w:spacing w:after="160" w:before="280"/>
-      </w:pPr>
-      <w:r>
-        <w:rPr>
-          <w:rFonts w:ascii="Calibri" w:cs="Calibri" w:eastAsia="Calibri" w:hAnsi="Calibri"/>
-          <w:b/>
-          <w:bCs/>
-          <w:color w:val="1A2332"/>
-          <w:sz w:val="26"/>
-          <w:szCs w:val="26"/>
-        </w:rPr>
-        <w:t xml:space="preserve">4.4 Risk Score Breakdown</w:t>
-      </w:r>
-    </w:p>
-    <w:p>
-      <w:pPr>
-        <w:spacing w:after="120"/>
-        <w:jc w:val="both"/>
-      </w:pPr>
-      <w:r>
-        <w:rPr>
-          <w:rFonts w:ascii="Calibri" w:cs="Calibri" w:eastAsia="Calibri" w:hAnsi="Calibri"/>
-          <w:color w:val="333333"/>
-          <w:sz w:val="22"/>
-          <w:szCs w:val="22"/>
-        </w:rPr>
-        <w:t xml:space="preserve">The composite risk score is decomposed into its four components: Rules (deterministic checks), ML (5-model ensemble), NLP (watchlist screening), and Graph (PageRank centrality).</w:t>
-      </w:r>
     </w:p>
     <w:p>
       <w:pPr>
@@ -4011,9 +3979,9 @@
       <w:r>
         <w:drawing>
           <wp:inline distT="0" distB="0" distL="0" distR="0">
-            <wp:extent cx="3810000" cy="1905000"/>
+            <wp:extent cx="2667000" cy="1714500"/>
             <wp:effectExtent t="0" r="0" b="0" l="0"/>
-            <wp:docPr id="1" name="Screenshot 2026-04-09 at 11.01.48 AM" descr="Risk score component breakdown" title="Score Breakdown"/>
+            <wp:docPr id="1" name="Payment_P2P" descr="P2P transfer form" title="P2P Transfer"/>
             <wp:cNvGraphicFramePr>
               <a:graphicFrameLocks xmlns:a="http://schemas.openxmlformats.org/drawingml/2006/main" noChangeAspect="1"/>
             </wp:cNvGraphicFramePr>
@@ -4036,7 +4004,7 @@
                   <pic:spPr bwMode="auto">
                     <a:xfrm>
                       <a:off x="0" y="0"/>
-                      <a:ext cx="3810000" cy="1905000"/>
+                      <a:ext cx="2667000" cy="1714500"/>
                     </a:xfrm>
                     <a:prstGeom prst="rect">
                       <a:avLst/>
@@ -4051,69 +4019,15 @@
     </w:p>
     <w:p>
       <w:pPr>
-        <w:spacing w:after="200"/>
-        <w:jc w:val="center"/>
-      </w:pPr>
-      <w:r>
-        <w:rPr>
-          <w:rFonts w:ascii="Calibri" w:cs="Calibri" w:eastAsia="Calibri" w:hAnsi="Calibri"/>
-          <w:i/>
-          <w:iCs/>
-          <w:color w:val="777777"/>
-          <w:sz w:val="18"/>
-          <w:szCs w:val="18"/>
-        </w:rPr>
-        <w:t xml:space="preserve">Figure 10: Risk Score Breakdown — Rules, ML, NLP, Graph Components</w:t>
-      </w:r>
-    </w:p>
-    <w:p>
-      <w:r>
-        <w:br w:type="page"/>
-      </w:r>
-    </w:p>
-    <w:p>
-      <w:pPr>
-        <w:pStyle w:val="Heading2"/>
-        <w:spacing w:after="160" w:before="280"/>
-      </w:pPr>
-      <w:r>
-        <w:rPr>
-          <w:rFonts w:ascii="Calibri" w:cs="Calibri" w:eastAsia="Calibri" w:hAnsi="Calibri"/>
-          <w:b/>
-          <w:bCs/>
-          <w:color w:val="1A2332"/>
-          <w:sz w:val="26"/>
-          <w:szCs w:val="26"/>
-        </w:rPr>
-        <w:t xml:space="preserve">4.5 AI/ML — Five Model Cards</w:t>
-      </w:r>
-    </w:p>
-    <w:p>
-      <w:pPr>
-        <w:spacing w:after="120"/>
-        <w:jc w:val="both"/>
-      </w:pPr>
-      <w:r>
-        <w:rPr>
-          <w:rFonts w:ascii="Calibri" w:cs="Calibri" w:eastAsia="Calibri" w:hAnsi="Calibri"/>
-          <w:color w:val="333333"/>
-          <w:sz w:val="22"/>
-          <w:szCs w:val="22"/>
-        </w:rPr>
-        <w:t xml:space="preserve">The AI/ML tab now displays five model cards including the new Sequence Detector, each showing F1 score and accuracy. Below, the SHAP explainability chart renders a horizontal bar chart for the last transaction.</w:t>
-      </w:r>
-    </w:p>
-    <w:p>
-      <w:pPr>
         <w:spacing w:after="80" w:before="200"/>
         <w:jc w:val="center"/>
       </w:pPr>
       <w:r>
         <w:drawing>
           <wp:inline distT="0" distB="0" distL="0" distR="0">
-            <wp:extent cx="5524500" cy="3238500"/>
+            <wp:extent cx="2667000" cy="1714500"/>
             <wp:effectExtent t="0" r="0" b="0" l="0"/>
-            <wp:docPr id="1" name="Screenshot 2026-04-09 at 11.02.24 AM" descr="AI/ML tab with 5 model performance cards" title="5 Model Cards"/>
+            <wp:docPr id="1" name="Payment_ACH_Wire_SEPA" descr="External bank transfer" title="ACH/Wire/SEPA"/>
             <wp:cNvGraphicFramePr>
               <a:graphicFrameLocks xmlns:a="http://schemas.openxmlformats.org/drawingml/2006/main" noChangeAspect="1"/>
             </wp:cNvGraphicFramePr>
@@ -4136,7 +4050,7 @@
                   <pic:spPr bwMode="auto">
                     <a:xfrm>
                       <a:off x="0" y="0"/>
-                      <a:ext cx="5524500" cy="3238500"/>
+                      <a:ext cx="2667000" cy="1714500"/>
                     </a:xfrm>
                     <a:prstGeom prst="rect">
                       <a:avLst/>
@@ -4163,45 +4077,13 @@
           <w:sz w:val="18"/>
           <w:szCs w:val="18"/>
         </w:rPr>
-        <w:t xml:space="preserve">Figure 11: AI/ML — Five Model Performance Cards (Including Sequence Detector)</w:t>
+        <w:t xml:space="preserve">Figure 10: P2P Transfer (left) and ACH/Wire/SEPA External Transfer (right)</w:t>
       </w:r>
     </w:p>
     <w:p>
       <w:pPr>
         <w:spacing w:after="80"/>
       </w:pPr>
-    </w:p>
-    <w:p>
-      <w:pPr>
-        <w:pStyle w:val="Heading2"/>
-        <w:spacing w:after="160" w:before="280"/>
-      </w:pPr>
-      <w:r>
-        <w:rPr>
-          <w:rFonts w:ascii="Calibri" w:cs="Calibri" w:eastAsia="Calibri" w:hAnsi="Calibri"/>
-          <w:b/>
-          <w:bCs/>
-          <w:color w:val="1A2332"/>
-          <w:sz w:val="26"/>
-          <w:szCs w:val="26"/>
-        </w:rPr>
-        <w:t xml:space="preserve">4.6 SHAP Explainability Chart</w:t>
-      </w:r>
-    </w:p>
-    <w:p>
-      <w:pPr>
-        <w:spacing w:after="120"/>
-        <w:jc w:val="both"/>
-      </w:pPr>
-      <w:r>
-        <w:rPr>
-          <w:rFonts w:ascii="Calibri" w:cs="Calibri" w:eastAsia="Calibri" w:hAnsi="Calibri"/>
-          <w:color w:val="333333"/>
-          <w:sz w:val="22"/>
-          <w:szCs w:val="22"/>
-        </w:rPr>
-        <w:t xml:space="preserve">The SHAP chart in the AI/ML tab provides a visual breakdown of feature contributions, enabling compliance officers and data scientists to understand which features drove the risk assessment.</w:t>
-      </w:r>
     </w:p>
     <w:p>
       <w:pPr>
@@ -4211,9 +4093,9 @@
       <w:r>
         <w:drawing>
           <wp:inline distT="0" distB="0" distL="0" distR="0">
-            <wp:extent cx="5238750" cy="2857500"/>
+            <wp:extent cx="2667000" cy="1714500"/>
             <wp:effectExtent t="0" r="0" b="0" l="0"/>
-            <wp:docPr id="1" name="Screenshot 2026-04-09 at 11.02.28 AM" descr="SHAP horizontal bar chart" title="SHAP Chart"/>
+            <wp:docPr id="1" name="Payment_Scheduled" descr="Scheduled payment form" title="Scheduled Payments"/>
             <wp:cNvGraphicFramePr>
               <a:graphicFrameLocks xmlns:a="http://schemas.openxmlformats.org/drawingml/2006/main" noChangeAspect="1"/>
             </wp:cNvGraphicFramePr>
@@ -4236,7 +4118,7 @@
                   <pic:spPr bwMode="auto">
                     <a:xfrm>
                       <a:off x="0" y="0"/>
-                      <a:ext cx="5238750" cy="2857500"/>
+                      <a:ext cx="2667000" cy="1714500"/>
                     </a:xfrm>
                     <a:prstGeom prst="rect">
                       <a:avLst/>
@@ -4251,69 +4133,15 @@
     </w:p>
     <w:p>
       <w:pPr>
-        <w:spacing w:after="200"/>
-        <w:jc w:val="center"/>
-      </w:pPr>
-      <w:r>
-        <w:rPr>
-          <w:rFonts w:ascii="Calibri" w:cs="Calibri" w:eastAsia="Calibri" w:hAnsi="Calibri"/>
-          <w:i/>
-          <w:iCs/>
-          <w:color w:val="777777"/>
-          <w:sz w:val="18"/>
-          <w:szCs w:val="18"/>
-        </w:rPr>
-        <w:t xml:space="preserve">Figure 12: SHAP Explainability Chart — Feature Impact on Risk Score</w:t>
-      </w:r>
-    </w:p>
-    <w:p>
-      <w:pPr>
-        <w:spacing w:after="80"/>
-      </w:pPr>
-    </w:p>
-    <w:p>
-      <w:pPr>
-        <w:pStyle w:val="Heading2"/>
-        <w:spacing w:after="160" w:before="280"/>
-      </w:pPr>
-      <w:r>
-        <w:rPr>
-          <w:rFonts w:ascii="Calibri" w:cs="Calibri" w:eastAsia="Calibri" w:hAnsi="Calibri"/>
-          <w:b/>
-          <w:bCs/>
-          <w:color w:val="1A2332"/>
-          <w:sz w:val="26"/>
-          <w:szCs w:val="26"/>
-        </w:rPr>
-        <w:t xml:space="preserve">4.7 HITL Queue — Four-Eyes Approval</w:t>
-      </w:r>
-    </w:p>
-    <w:p>
-      <w:pPr>
-        <w:spacing w:after="120"/>
-        <w:jc w:val="both"/>
-      </w:pPr>
-      <w:r>
-        <w:rPr>
-          <w:rFonts w:ascii="Calibri" w:cs="Calibri" w:eastAsia="Calibri" w:hAnsi="Calibri"/>
-          <w:color w:val="333333"/>
-          <w:sz w:val="22"/>
-          <w:szCs w:val="22"/>
-        </w:rPr>
-        <w:t xml:space="preserve">The HITL queue now displays four-eyes approval badges (Required/1 of 2/2 of 2) for transactions &gt;= $100K. Two independent compliance officers must approve before settlement proceeds.</w:t>
-      </w:r>
-    </w:p>
-    <w:p>
-      <w:pPr>
         <w:spacing w:after="80" w:before="200"/>
         <w:jc w:val="center"/>
       </w:pPr>
       <w:r>
         <w:drawing>
           <wp:inline distT="0" distB="0" distL="0" distR="0">
-            <wp:extent cx="5524500" cy="2952750"/>
+            <wp:extent cx="2667000" cy="1714500"/>
             <wp:effectExtent t="0" r="0" b="0" l="0"/>
-            <wp:docPr id="1" name="Screenshot 2026-04-09 at 11.02.44 AM" descr="HITL queue with four-eyes badges" title="HITL Four-Eyes"/>
+            <wp:docPr id="1" name="Payment_QR_Pay" descr="QR code payment" title="QR Pay"/>
             <wp:cNvGraphicFramePr>
               <a:graphicFrameLocks xmlns:a="http://schemas.openxmlformats.org/drawingml/2006/main" noChangeAspect="1"/>
             </wp:cNvGraphicFramePr>
@@ -4336,7 +4164,7 @@
                   <pic:spPr bwMode="auto">
                     <a:xfrm>
                       <a:off x="0" y="0"/>
-                      <a:ext cx="5524500" cy="2952750"/>
+                      <a:ext cx="2667000" cy="1714500"/>
                     </a:xfrm>
                     <a:prstGeom prst="rect">
                       <a:avLst/>
@@ -4363,13 +4191,45 @@
           <w:sz w:val="18"/>
           <w:szCs w:val="18"/>
         </w:rPr>
-        <w:t xml:space="preserve">Figure 13: HITL Queue — Four-Eyes Dual Approval Badges</w:t>
-      </w:r>
-    </w:p>
-    <w:p>
-      <w:pPr>
-        <w:spacing w:after="80"/>
-      </w:pPr>
+        <w:t xml:space="preserve">Figure 11: Scheduled Payments (left) and QR Pay (right)</w:t>
+      </w:r>
+    </w:p>
+    <w:p>
+      <w:r>
+        <w:br w:type="page"/>
+      </w:r>
+    </w:p>
+    <w:p>
+      <w:pPr>
+        <w:pStyle w:val="Heading2"/>
+        <w:spacing w:after="160" w:before="280"/>
+      </w:pPr>
+      <w:r>
+        <w:rPr>
+          <w:rFonts w:ascii="Calibri" w:cs="Calibri" w:eastAsia="Calibri" w:hAnsi="Calibri"/>
+          <w:b/>
+          <w:bCs/>
+          <w:color w:val="1A2332"/>
+          <w:sz w:val="26"/>
+          <w:szCs w:val="26"/>
+        </w:rPr>
+        <w:t xml:space="preserve">4.4 Beneficiary Management</w:t>
+      </w:r>
+    </w:p>
+    <w:p>
+      <w:pPr>
+        <w:spacing w:after="120"/>
+        <w:jc w:val="both"/>
+      </w:pPr>
+      <w:r>
+        <w:rPr>
+          <w:rFonts w:ascii="Calibri" w:cs="Calibri" w:eastAsia="Calibri" w:hAnsi="Calibri"/>
+          <w:color w:val="333333"/>
+          <w:sz w:val="22"/>
+          <w:szCs w:val="22"/>
+        </w:rPr>
+        <w:t xml:space="preserve">A dedicated Beneficiaries tab enables account owners to add, edit, and manage beneficiaries with full details including account numbers, SWIFT codes, bank names, countries, currencies, and risk levels. Added beneficiaries automatically appear in the Settlement payment dropdown.</w:t>
+      </w:r>
     </w:p>
     <w:p>
       <w:pPr>
@@ -4379,9 +4239,9 @@
       <w:r>
         <w:drawing>
           <wp:inline distT="0" distB="0" distL="0" distR="0">
-            <wp:extent cx="4286250" cy="1905000"/>
+            <wp:extent cx="5524500" cy="2952750"/>
             <wp:effectExtent t="0" r="0" b="0" l="0"/>
-            <wp:docPr id="1" name="Screenshot 2026-04-09 at 12.55.04 AM" descr="Four-eyes approval enforcement dialog" title="Four-Eyes Dialog"/>
+            <wp:docPr id="1" name="Beneficiaries_Tab" descr="Beneficiary management tab" title="Beneficiaries"/>
             <wp:cNvGraphicFramePr>
               <a:graphicFrameLocks xmlns:a="http://schemas.openxmlformats.org/drawingml/2006/main" noChangeAspect="1"/>
             </wp:cNvGraphicFramePr>
@@ -4404,7 +4264,7 @@
                   <pic:spPr bwMode="auto">
                     <a:xfrm>
                       <a:off x="0" y="0"/>
-                      <a:ext cx="4286250" cy="1905000"/>
+                      <a:ext cx="5524500" cy="2952750"/>
                     </a:xfrm>
                     <a:prstGeom prst="rect">
                       <a:avLst/>
@@ -4431,7 +4291,7 @@
           <w:sz w:val="18"/>
           <w:szCs w:val="18"/>
         </w:rPr>
-        <w:t xml:space="preserve">Figure 14: Four-Eyes Enforcement — Second Approver Required</w:t>
+        <w:t xml:space="preserve">Figure 12: Beneficiary Management — Add, Edit, Delete with Risk Levels</w:t>
       </w:r>
     </w:p>
     <w:p>
@@ -4453,7 +4313,7 @@
           <w:sz w:val="26"/>
           <w:szCs w:val="26"/>
         </w:rPr>
-        <w:t xml:space="preserve">4.8 Compliance — FX Converter &amp; Sanctions</w:t>
+        <w:t xml:space="preserve">4.5 Spending 360 Analytics</w:t>
       </w:r>
     </w:p>
     <w:p>
@@ -4468,7 +4328,7 @@
           <w:sz w:val="22"/>
           <w:szCs w:val="22"/>
         </w:rPr>
-        <w:t xml:space="preserve">The Compliance tab now includes an FX Converter tool supporting 13 currencies, alongside sanctions management, SWIFT GPI tracking, and Nostro balance monitoring.</w:t>
+        <w:t xml:space="preserve">The Spending 360 dashboard provides comprehensive analytics including KPI cards (Total Sent, Total Received, Avg Risk Score, Highest Transaction, Account Balance), monthly spending trend charts, risk distribution, currency breakdown, activity by hour, and top beneficiary rankings.</w:t>
       </w:r>
     </w:p>
     <w:p>
@@ -4479,9 +4339,9 @@
       <w:r>
         <w:drawing>
           <wp:inline distT="0" distB="0" distL="0" distR="0">
-            <wp:extent cx="4286250" cy="2381250"/>
+            <wp:extent cx="5524500" cy="2952750"/>
             <wp:effectExtent t="0" r="0" b="0" l="0"/>
-            <wp:docPr id="1" name="Screenshot 2026-04-09 at 11.03.15 AM" descr="FX conversion tool" title="FX Converter"/>
+            <wp:docPr id="1" name="Spending_360_Overview" descr="Spending 360 analytics dashboard" title="Spending 360"/>
             <wp:cNvGraphicFramePr>
               <a:graphicFrameLocks xmlns:a="http://schemas.openxmlformats.org/drawingml/2006/main" noChangeAspect="1"/>
             </wp:cNvGraphicFramePr>
@@ -4504,7 +4364,7 @@
                   <pic:spPr bwMode="auto">
                     <a:xfrm>
                       <a:off x="0" y="0"/>
-                      <a:ext cx="4286250" cy="2381250"/>
+                      <a:ext cx="5524500" cy="2952750"/>
                     </a:xfrm>
                     <a:prstGeom prst="rect">
                       <a:avLst/>
@@ -4531,7 +4391,7 @@
           <w:sz w:val="18"/>
           <w:szCs w:val="18"/>
         </w:rPr>
-        <w:t xml:space="preserve">Figure 15: Compliance — FX Converter Tool (13 Currencies)</w:t>
+        <w:t xml:space="preserve">Figure 13: Spending 360 — KPI Cards and Monthly Spending Trend</w:t>
       </w:r>
     </w:p>
     <w:p>
@@ -4547,9 +4407,9 @@
       <w:r>
         <w:drawing>
           <wp:inline distT="0" distB="0" distL="0" distR="0">
-            <wp:extent cx="5238750" cy="2857500"/>
+            <wp:extent cx="5524500" cy="2952750"/>
             <wp:effectExtent t="0" r="0" b="0" l="0"/>
-            <wp:docPr id="1" name="Screenshot 2026-04-09 at 11.03.19 AM" descr="Nostro account positions" title="Nostro Balances"/>
+            <wp:docPr id="1" name="Spending_360_Charts" descr="Spending analytics charts" title="Spending Charts"/>
             <wp:cNvGraphicFramePr>
               <a:graphicFrameLocks xmlns:a="http://schemas.openxmlformats.org/drawingml/2006/main" noChangeAspect="1"/>
             </wp:cNvGraphicFramePr>
@@ -4572,7 +4432,7 @@
                   <pic:spPr bwMode="auto">
                     <a:xfrm>
                       <a:off x="0" y="0"/>
-                      <a:ext cx="5238750" cy="2857500"/>
+                      <a:ext cx="5524500" cy="2952750"/>
                     </a:xfrm>
                     <a:prstGeom prst="rect">
                       <a:avLst/>
@@ -4599,13 +4459,13 @@
           <w:sz w:val="18"/>
           <w:szCs w:val="18"/>
         </w:rPr>
-        <w:t xml:space="preserve">Figure 16: Compliance — Nostro Balances and Account Positions</w:t>
-      </w:r>
-    </w:p>
-    <w:p>
-      <w:r>
-        <w:br w:type="page"/>
-      </w:r>
+        <w:t xml:space="preserve">Figure 14: Spending 360 — Currency Breakdown and Activity Heatmap</w:t>
+      </w:r>
+    </w:p>
+    <w:p>
+      <w:pPr>
+        <w:spacing w:after="80"/>
+      </w:pPr>
     </w:p>
     <w:p>
       <w:pPr>
@@ -4621,7 +4481,7 @@
           <w:sz w:val="26"/>
           <w:szCs w:val="26"/>
         </w:rPr>
-        <w:t xml:space="preserve">4.9 Case Management — SLA Tracking</w:t>
+        <w:t xml:space="preserve">4.6 Virtual Card Services</w:t>
       </w:r>
     </w:p>
     <w:p>
@@ -4636,7 +4496,7 @@
           <w:sz w:val="22"/>
           <w:szCs w:val="22"/>
         </w:rPr>
-        <w:t xml:space="preserve">The Case Management dashboard now includes SLA countdown badges per case, color-coded by urgency. Critical cases (4h SLA) show red countdown; cases approaching breach are highlighted.</w:t>
+        <w:t xml:space="preserve">The Cards tab enables generation of Visa and Mastercard virtual cards with masked numbers, gradient styling, and spending controls. Cards can be frozen/unfrozen, provisioned to Apple Pay/Google Pay/Samsung Pay, or permanently cancelled.</w:t>
       </w:r>
     </w:p>
     <w:p>
@@ -4649,7 +4509,7 @@
           <wp:inline distT="0" distB="0" distL="0" distR="0">
             <wp:extent cx="5524500" cy="2952750"/>
             <wp:effectExtent t="0" r="0" b="0" l="0"/>
-            <wp:docPr id="1" name="Screenshot 2026-04-09 at 11.03.33 AM" descr="Case management with SLA countdown" title="Case Management SLA"/>
+            <wp:docPr id="1" name="Cards_Tab" descr="Virtual card gallery" title="Virtual Cards"/>
             <wp:cNvGraphicFramePr>
               <a:graphicFrameLocks xmlns:a="http://schemas.openxmlformats.org/drawingml/2006/main" noChangeAspect="1"/>
             </wp:cNvGraphicFramePr>
@@ -4699,13 +4559,13 @@
           <w:sz w:val="18"/>
           <w:szCs w:val="18"/>
         </w:rPr>
-        <w:t xml:space="preserve">Figure 17: Case Management — SLA Countdown Tracking</w:t>
-      </w:r>
-    </w:p>
-    <w:p>
-      <w:pPr>
-        <w:spacing w:after="80"/>
-      </w:pPr>
+        <w:t xml:space="preserve">Figure 15: Virtual Cards — Generate, Freeze, Provision to Digital Wallets</w:t>
+      </w:r>
+    </w:p>
+    <w:p>
+      <w:r>
+        <w:br w:type="page"/>
+      </w:r>
     </w:p>
     <w:p>
       <w:pPr>
@@ -4721,7 +4581,7 @@
           <w:sz w:val="26"/>
           <w:szCs w:val="26"/>
         </w:rPr>
-        <w:t xml:space="preserve">4.10 Case Detail</w:t>
+        <w:t xml:space="preserve">4.7 Security — E-KYC &amp; Fraud Monitoring</w:t>
       </w:r>
     </w:p>
     <w:p>
@@ -4736,7 +4596,7 @@
           <w:sz w:val="22"/>
           <w:szCs w:val="22"/>
         </w:rPr>
-        <w:t xml:space="preserve">Case detail modals show full case information with severity, type, associated transaction data, and action buttons for investigation, escalation, assignment, findings, and SAR filing.</w:t>
+        <w:t xml:space="preserve">The Security tab features a 3-phase E-KYC verification flow (document upload, AI processing, identity verified with confidence score), biometric control toggles (Face ID, fingerprint), and a real-time fraud alert feed with severity levels and acknowledgment controls.</w:t>
       </w:r>
     </w:p>
     <w:p>
@@ -4747,9 +4607,9 @@
       <w:r>
         <w:drawing>
           <wp:inline distT="0" distB="0" distL="0" distR="0">
-            <wp:extent cx="5238750" cy="3238500"/>
+            <wp:extent cx="5524500" cy="2952750"/>
             <wp:effectExtent t="0" r="0" b="0" l="0"/>
-            <wp:docPr id="1" name="Screenshot 2026-04-09 at 11.03.58 AM" descr="Case detail modal" title="Case Detail"/>
+            <wp:docPr id="1" name="Security_KYC" descr="E-KYC verification flow" title="E-KYC"/>
             <wp:cNvGraphicFramePr>
               <a:graphicFrameLocks xmlns:a="http://schemas.openxmlformats.org/drawingml/2006/main" noChangeAspect="1"/>
             </wp:cNvGraphicFramePr>
@@ -4772,7 +4632,7 @@
                   <pic:spPr bwMode="auto">
                     <a:xfrm>
                       <a:off x="0" y="0"/>
-                      <a:ext cx="5238750" cy="3238500"/>
+                      <a:ext cx="5524500" cy="2952750"/>
                     </a:xfrm>
                     <a:prstGeom prst="rect">
                       <a:avLst/>
@@ -4799,7 +4659,153 @@
           <w:sz w:val="18"/>
           <w:szCs w:val="18"/>
         </w:rPr>
-        <w:t xml:space="preserve">Figure 18: Case Detail — SANCTIONS Case with CRITICAL Severity</w:t>
+        <w:t xml:space="preserve">Figure 16: Security — E-KYC Verification and Biometric Controls</w:t>
+      </w:r>
+    </w:p>
+    <w:p>
+      <w:pPr>
+        <w:spacing w:after="80"/>
+      </w:pPr>
+    </w:p>
+    <w:p>
+      <w:pPr>
+        <w:pStyle w:val="Heading2"/>
+        <w:spacing w:after="160" w:before="280"/>
+      </w:pPr>
+      <w:r>
+        <w:rPr>
+          <w:rFonts w:ascii="Calibri" w:cs="Calibri" w:eastAsia="Calibri" w:hAnsi="Calibri"/>
+          <w:b/>
+          <w:bCs/>
+          <w:color w:val="1A2332"/>
+          <w:sz w:val="26"/>
+          <w:szCs w:val="26"/>
+        </w:rPr>
+        <w:t xml:space="preserve">4.8 Documents &amp; Support</w:t>
+      </w:r>
+    </w:p>
+    <w:p>
+      <w:pPr>
+        <w:spacing w:after="120"/>
+        <w:jc w:val="both"/>
+      </w:pPr>
+      <w:r>
+        <w:rPr>
+          <w:rFonts w:ascii="Calibri" w:cs="Calibri" w:eastAsia="Calibri" w:hAnsi="Calibri"/>
+          <w:color w:val="333333"/>
+          <w:sz w:val="22"/>
+          <w:szCs w:val="22"/>
+        </w:rPr>
+        <w:t xml:space="preserve">The Documents tab provides auto-generated monthly statements with download capabilities. A floating AI-powered Support Chat widget (bottom-right) responds to account, payment, security, and card queries. The Notification Center provides real-time SSE-powered alerts with mark-as-read functionality.</w:t>
+      </w:r>
+    </w:p>
+    <w:p>
+      <w:pPr>
+        <w:spacing w:after="80" w:before="200"/>
+        <w:jc w:val="center"/>
+      </w:pPr>
+      <w:r>
+        <w:drawing>
+          <wp:inline distT="0" distB="0" distL="0" distR="0">
+            <wp:extent cx="2667000" cy="1714500"/>
+            <wp:effectExtent t="0" r="0" b="0" l="0"/>
+            <wp:docPr id="1" name="Documents_Tab" descr="Document center" title="Documents"/>
+            <wp:cNvGraphicFramePr>
+              <a:graphicFrameLocks xmlns:a="http://schemas.openxmlformats.org/drawingml/2006/main" noChangeAspect="1"/>
+            </wp:cNvGraphicFramePr>
+            <a:graphic xmlns:a="http://schemas.openxmlformats.org/drawingml/2006/main">
+              <a:graphicData uri="http://schemas.openxmlformats.org/drawingml/2006/picture">
+                <pic:pic xmlns:pic="http://schemas.openxmlformats.org/drawingml/2006/picture">
+                  <pic:nvPicPr>
+                    <pic:cNvPr id="0" name="" descr=""/>
+                    <pic:cNvPicPr>
+                      <a:picLocks noChangeAspect="1" noChangeArrowheads="1"/>
+                    </pic:cNvPicPr>
+                  </pic:nvPicPr>
+                  <pic:blipFill>
+                    <a:blip r:embed="rId27" cstate="none"/>
+                    <a:srcRect/>
+                    <a:stretch>
+                      <a:fillRect/>
+                    </a:stretch>
+                  </pic:blipFill>
+                  <pic:spPr bwMode="auto">
+                    <a:xfrm>
+                      <a:off x="0" y="0"/>
+                      <a:ext cx="2667000" cy="1714500"/>
+                    </a:xfrm>
+                    <a:prstGeom prst="rect">
+                      <a:avLst/>
+                    </a:prstGeom>
+                  </pic:spPr>
+                </pic:pic>
+              </a:graphicData>
+            </a:graphic>
+          </wp:inline>
+        </w:drawing>
+      </w:r>
+    </w:p>
+    <w:p>
+      <w:pPr>
+        <w:spacing w:after="80" w:before="200"/>
+        <w:jc w:val="center"/>
+      </w:pPr>
+      <w:r>
+        <w:drawing>
+          <wp:inline distT="0" distB="0" distL="0" distR="0">
+            <wp:extent cx="2667000" cy="1714500"/>
+            <wp:effectExtent t="0" r="0" b="0" l="0"/>
+            <wp:docPr id="1" name="Support_Chat" descr="AI support chat bot" title="Support Chat"/>
+            <wp:cNvGraphicFramePr>
+              <a:graphicFrameLocks xmlns:a="http://schemas.openxmlformats.org/drawingml/2006/main" noChangeAspect="1"/>
+            </wp:cNvGraphicFramePr>
+            <a:graphic xmlns:a="http://schemas.openxmlformats.org/drawingml/2006/main">
+              <a:graphicData uri="http://schemas.openxmlformats.org/drawingml/2006/picture">
+                <pic:pic xmlns:pic="http://schemas.openxmlformats.org/drawingml/2006/picture">
+                  <pic:nvPicPr>
+                    <pic:cNvPr id="0" name="" descr=""/>
+                    <pic:cNvPicPr>
+                      <a:picLocks noChangeAspect="1" noChangeArrowheads="1"/>
+                    </pic:cNvPicPr>
+                  </pic:nvPicPr>
+                  <pic:blipFill>
+                    <a:blip r:embed="rId28" cstate="none"/>
+                    <a:srcRect/>
+                    <a:stretch>
+                      <a:fillRect/>
+                    </a:stretch>
+                  </pic:blipFill>
+                  <pic:spPr bwMode="auto">
+                    <a:xfrm>
+                      <a:off x="0" y="0"/>
+                      <a:ext cx="2667000" cy="1714500"/>
+                    </a:xfrm>
+                    <a:prstGeom prst="rect">
+                      <a:avLst/>
+                    </a:prstGeom>
+                  </pic:spPr>
+                </pic:pic>
+              </a:graphicData>
+            </a:graphic>
+          </wp:inline>
+        </w:drawing>
+      </w:r>
+    </w:p>
+    <w:p>
+      <w:pPr>
+        <w:spacing w:after="200"/>
+        <w:jc w:val="center"/>
+      </w:pPr>
+      <w:r>
+        <w:rPr>
+          <w:rFonts w:ascii="Calibri" w:cs="Calibri" w:eastAsia="Calibri" w:hAnsi="Calibri"/>
+          <w:i/>
+          <w:iCs/>
+          <w:color w:val="777777"/>
+          <w:sz w:val="18"/>
+          <w:szCs w:val="18"/>
+        </w:rPr>
+        <w:t xml:space="preserve">Figure 17: Documents Center (left) and AI Support Chat (right)</w:t>
       </w:r>
     </w:p>
     <w:p>
@@ -4836,7 +4842,7 @@
           <w:sz w:val="22"/>
           <w:szCs w:val="22"/>
         </w:rPr>
-        <w:t xml:space="preserve">IPTS v4.0 deploys a 5-model machine learning ensemble trained on 15,000 synthetic transactions using a 16-dimensional feature vector that includes 8 real-time velocity features computed by the VelocityTracker. This represents a significant upgrade from the previous 4-model, 8-feature architecture.</w:t>
+        <w:t xml:space="preserve">IPTS v5.0 deploys a 5-model machine learning ensemble trained on 15,000 synthetic transactions using a 16-dimensional feature vector that includes 8 real-time velocity features computed by the VelocityTracker. This represents a significant upgrade from the previous 4-model, 8-feature architecture.</w:t>
       </w:r>
     </w:p>
     <w:p>
@@ -5964,7 +5970,7 @@
           <w:sz w:val="22"/>
           <w:szCs w:val="22"/>
         </w:rPr>
-        <w:t xml:space="preserve">Every risk decision in IPTS v4.0 is fully explainable. The system uses SHAP (SHapley Additive exPlanations) to decompose each risk score into per-feature contributions:</w:t>
+        <w:t xml:space="preserve">Every risk decision in IPTS v5.0 is fully explainable. The system uses SHAP (SHapley Additive exPlanations) to decompose each risk score into per-feature contributions:</w:t>
       </w:r>
     </w:p>
     <w:p>
@@ -6220,7 +6226,7 @@
           <w:sz w:val="22"/>
           <w:szCs w:val="22"/>
         </w:rPr>
-        <w:t xml:space="preserve">IPTS v4.0 introduces a four-eyes dual approval mechanism that enforces segregation of duties for high-value transaction approvals, addressing a critical regulatory requirement for financial institutions.</w:t>
+        <w:t xml:space="preserve">IPTS v5.0 introduces a four-eyes dual approval mechanism that enforces segregation of duties for high-value transaction approvals, addressing a critical regulatory requirement for financial institutions.</w:t>
       </w:r>
     </w:p>
     <w:p>
@@ -12079,6 +12085,550 @@
                 <w:szCs w:val="20"/>
               </w:rPr>
               <w:t xml:space="preserve">Dual</w:t>
+            </w:r>
+          </w:p>
+        </w:tc>
+      </w:tr>
+      <w:tr>
+        <w:tc>
+          <w:tcPr>
+            <w:tcW w:type="dxa" w:w="2800"/>
+            <w:tcBorders>
+              <w:top w:val="single" w:color="CCCCCC" w:sz="1"/>
+              <w:left w:val="single" w:color="CCCCCC" w:sz="1"/>
+              <w:bottom w:val="single" w:color="CCCCCC" w:sz="1"/>
+              <w:right w:val="single" w:color="CCCCCC" w:sz="1"/>
+            </w:tcBorders>
+            <w:tcMar>
+              <w:top w:type="dxa" w:w="60"/>
+              <w:left w:type="dxa" w:w="100"/>
+              <w:bottom w:type="dxa" w:w="60"/>
+              <w:right w:type="dxa" w:w="100"/>
+            </w:tcMar>
+          </w:tcPr>
+          <w:p>
+            <w:pPr>
+              <w:jc w:val="left"/>
+            </w:pPr>
+            <w:r>
+              <w:rPr>
+                <w:rFonts w:ascii="Calibri" w:cs="Calibri" w:eastAsia="Calibri" w:hAnsi="Calibri"/>
+                <w:b/>
+                <w:bCs/>
+                <w:color w:val="333333"/>
+                <w:sz w:val="20"/>
+                <w:szCs w:val="20"/>
+              </w:rPr>
+              <w:t xml:space="preserve">Payment Channels</w:t>
+            </w:r>
+          </w:p>
+        </w:tc>
+        <w:tc>
+          <w:tcPr>
+            <w:tcW w:type="dxa" w:w="2200"/>
+            <w:tcBorders>
+              <w:top w:val="single" w:color="CCCCCC" w:sz="1"/>
+              <w:left w:val="single" w:color="CCCCCC" w:sz="1"/>
+              <w:bottom w:val="single" w:color="CCCCCC" w:sz="1"/>
+              <w:right w:val="single" w:color="CCCCCC" w:sz="1"/>
+            </w:tcBorders>
+            <w:tcMar>
+              <w:top w:type="dxa" w:w="60"/>
+              <w:left w:type="dxa" w:w="100"/>
+              <w:bottom w:type="dxa" w:w="60"/>
+              <w:right w:type="dxa" w:w="100"/>
+            </w:tcMar>
+          </w:tcPr>
+          <w:p>
+            <w:pPr>
+              <w:jc w:val="left"/>
+            </w:pPr>
+            <w:r>
+              <w:rPr>
+                <w:rFonts w:ascii="Calibri" w:cs="Calibri" w:eastAsia="Calibri" w:hAnsi="Calibri"/>
+                <w:b w:val="false"/>
+                <w:bCs w:val="false"/>
+                <w:color w:val="333333"/>
+                <w:sz w:val="20"/>
+                <w:szCs w:val="20"/>
+              </w:rPr>
+              <w:t xml:space="preserve">1 (Settlement)</w:t>
+            </w:r>
+          </w:p>
+        </w:tc>
+        <w:tc>
+          <w:tcPr>
+            <w:tcW w:type="dxa" w:w="2200"/>
+            <w:tcBorders>
+              <w:top w:val="single" w:color="CCCCCC" w:sz="1"/>
+              <w:left w:val="single" w:color="CCCCCC" w:sz="1"/>
+              <w:bottom w:val="single" w:color="CCCCCC" w:sz="1"/>
+              <w:right w:val="single" w:color="CCCCCC" w:sz="1"/>
+            </w:tcBorders>
+            <w:tcMar>
+              <w:top w:type="dxa" w:w="60"/>
+              <w:left w:type="dxa" w:w="100"/>
+              <w:bottom w:type="dxa" w:w="60"/>
+              <w:right w:type="dxa" w:w="100"/>
+            </w:tcMar>
+          </w:tcPr>
+          <w:p>
+            <w:pPr>
+              <w:jc w:val="left"/>
+            </w:pPr>
+            <w:r>
+              <w:rPr>
+                <w:rFonts w:ascii="Calibri" w:cs="Calibri" w:eastAsia="Calibri" w:hAnsi="Calibri"/>
+                <w:b/>
+                <w:bCs/>
+                <w:color w:val="10B981"/>
+                <w:sz w:val="20"/>
+                <w:szCs w:val="20"/>
+              </w:rPr>
+              <w:t xml:space="preserve">5 channels</w:t>
+            </w:r>
+          </w:p>
+        </w:tc>
+        <w:tc>
+          <w:tcPr>
+            <w:tcW w:type="dxa" w:w="2160"/>
+            <w:tcBorders>
+              <w:top w:val="single" w:color="CCCCCC" w:sz="1"/>
+              <w:left w:val="single" w:color="CCCCCC" w:sz="1"/>
+              <w:bottom w:val="single" w:color="CCCCCC" w:sz="1"/>
+              <w:right w:val="single" w:color="CCCCCC" w:sz="1"/>
+            </w:tcBorders>
+            <w:tcMar>
+              <w:top w:type="dxa" w:w="60"/>
+              <w:left w:type="dxa" w:w="100"/>
+              <w:bottom w:type="dxa" w:w="60"/>
+              <w:right w:type="dxa" w:w="100"/>
+            </w:tcMar>
+          </w:tcPr>
+          <w:p>
+            <w:pPr>
+              <w:jc w:val="left"/>
+            </w:pPr>
+            <w:r>
+              <w:rPr>
+                <w:rFonts w:ascii="Calibri" w:cs="Calibri" w:eastAsia="Calibri" w:hAnsi="Calibri"/>
+                <w:b/>
+                <w:bCs/>
+                <w:color w:val="10B981"/>
+                <w:sz w:val="20"/>
+                <w:szCs w:val="20"/>
+              </w:rPr>
+              <w:t xml:space="preserve">+400%</w:t>
+            </w:r>
+          </w:p>
+        </w:tc>
+      </w:tr>
+      <w:tr>
+        <w:tc>
+          <w:tcPr>
+            <w:tcW w:type="dxa" w:w="2800"/>
+            <w:tcBorders>
+              <w:top w:val="single" w:color="CCCCCC" w:sz="1"/>
+              <w:left w:val="single" w:color="CCCCCC" w:sz="1"/>
+              <w:bottom w:val="single" w:color="CCCCCC" w:sz="1"/>
+              <w:right w:val="single" w:color="CCCCCC" w:sz="1"/>
+            </w:tcBorders>
+            <w:shd w:fill="EDF2F7" w:val="clear"/>
+            <w:tcMar>
+              <w:top w:type="dxa" w:w="60"/>
+              <w:left w:type="dxa" w:w="100"/>
+              <w:bottom w:type="dxa" w:w="60"/>
+              <w:right w:type="dxa" w:w="100"/>
+            </w:tcMar>
+          </w:tcPr>
+          <w:p>
+            <w:pPr>
+              <w:jc w:val="left"/>
+            </w:pPr>
+            <w:r>
+              <w:rPr>
+                <w:rFonts w:ascii="Calibri" w:cs="Calibri" w:eastAsia="Calibri" w:hAnsi="Calibri"/>
+                <w:b/>
+                <w:bCs/>
+                <w:color w:val="333333"/>
+                <w:sz w:val="20"/>
+                <w:szCs w:val="20"/>
+              </w:rPr>
+              <w:t xml:space="preserve">Card Services</w:t>
+            </w:r>
+          </w:p>
+        </w:tc>
+        <w:tc>
+          <w:tcPr>
+            <w:tcW w:type="dxa" w:w="2200"/>
+            <w:tcBorders>
+              <w:top w:val="single" w:color="CCCCCC" w:sz="1"/>
+              <w:left w:val="single" w:color="CCCCCC" w:sz="1"/>
+              <w:bottom w:val="single" w:color="CCCCCC" w:sz="1"/>
+              <w:right w:val="single" w:color="CCCCCC" w:sz="1"/>
+            </w:tcBorders>
+            <w:shd w:fill="EDF2F7" w:val="clear"/>
+            <w:tcMar>
+              <w:top w:type="dxa" w:w="60"/>
+              <w:left w:type="dxa" w:w="100"/>
+              <w:bottom w:type="dxa" w:w="60"/>
+              <w:right w:type="dxa" w:w="100"/>
+            </w:tcMar>
+          </w:tcPr>
+          <w:p>
+            <w:pPr>
+              <w:jc w:val="left"/>
+            </w:pPr>
+            <w:r>
+              <w:rPr>
+                <w:rFonts w:ascii="Calibri" w:cs="Calibri" w:eastAsia="Calibri" w:hAnsi="Calibri"/>
+                <w:b w:val="false"/>
+                <w:bCs w:val="false"/>
+                <w:color w:val="333333"/>
+                <w:sz w:val="20"/>
+                <w:szCs w:val="20"/>
+              </w:rPr>
+              <w:t xml:space="preserve">None</w:t>
+            </w:r>
+          </w:p>
+        </w:tc>
+        <w:tc>
+          <w:tcPr>
+            <w:tcW w:type="dxa" w:w="2200"/>
+            <w:tcBorders>
+              <w:top w:val="single" w:color="CCCCCC" w:sz="1"/>
+              <w:left w:val="single" w:color="CCCCCC" w:sz="1"/>
+              <w:bottom w:val="single" w:color="CCCCCC" w:sz="1"/>
+              <w:right w:val="single" w:color="CCCCCC" w:sz="1"/>
+            </w:tcBorders>
+            <w:shd w:fill="EDF2F7" w:val="clear"/>
+            <w:tcMar>
+              <w:top w:type="dxa" w:w="60"/>
+              <w:left w:type="dxa" w:w="100"/>
+              <w:bottom w:type="dxa" w:w="60"/>
+              <w:right w:type="dxa" w:w="100"/>
+            </w:tcMar>
+          </w:tcPr>
+          <w:p>
+            <w:pPr>
+              <w:jc w:val="left"/>
+            </w:pPr>
+            <w:r>
+              <w:rPr>
+                <w:rFonts w:ascii="Calibri" w:cs="Calibri" w:eastAsia="Calibri" w:hAnsi="Calibri"/>
+                <w:b/>
+                <w:bCs/>
+                <w:color w:val="10B981"/>
+                <w:sz w:val="20"/>
+                <w:szCs w:val="20"/>
+              </w:rPr>
+              <w:t xml:space="preserve">Virtual cards</w:t>
+            </w:r>
+          </w:p>
+        </w:tc>
+        <w:tc>
+          <w:tcPr>
+            <w:tcW w:type="dxa" w:w="2160"/>
+            <w:tcBorders>
+              <w:top w:val="single" w:color="CCCCCC" w:sz="1"/>
+              <w:left w:val="single" w:color="CCCCCC" w:sz="1"/>
+              <w:bottom w:val="single" w:color="CCCCCC" w:sz="1"/>
+              <w:right w:val="single" w:color="CCCCCC" w:sz="1"/>
+            </w:tcBorders>
+            <w:shd w:fill="EDF2F7" w:val="clear"/>
+            <w:tcMar>
+              <w:top w:type="dxa" w:w="60"/>
+              <w:left w:type="dxa" w:w="100"/>
+              <w:bottom w:type="dxa" w:w="60"/>
+              <w:right w:type="dxa" w:w="100"/>
+            </w:tcMar>
+          </w:tcPr>
+          <w:p>
+            <w:pPr>
+              <w:jc w:val="left"/>
+            </w:pPr>
+            <w:r>
+              <w:rPr>
+                <w:rFonts w:ascii="Calibri" w:cs="Calibri" w:eastAsia="Calibri" w:hAnsi="Calibri"/>
+                <w:b/>
+                <w:bCs/>
+                <w:color w:val="10B981"/>
+                <w:sz w:val="20"/>
+                <w:szCs w:val="20"/>
+              </w:rPr>
+              <w:t xml:space="preserve">New</w:t>
+            </w:r>
+          </w:p>
+        </w:tc>
+      </w:tr>
+      <w:tr>
+        <w:tc>
+          <w:tcPr>
+            <w:tcW w:type="dxa" w:w="2800"/>
+            <w:tcBorders>
+              <w:top w:val="single" w:color="CCCCCC" w:sz="1"/>
+              <w:left w:val="single" w:color="CCCCCC" w:sz="1"/>
+              <w:bottom w:val="single" w:color="CCCCCC" w:sz="1"/>
+              <w:right w:val="single" w:color="CCCCCC" w:sz="1"/>
+            </w:tcBorders>
+            <w:tcMar>
+              <w:top w:type="dxa" w:w="60"/>
+              <w:left w:type="dxa" w:w="100"/>
+              <w:bottom w:type="dxa" w:w="60"/>
+              <w:right w:type="dxa" w:w="100"/>
+            </w:tcMar>
+          </w:tcPr>
+          <w:p>
+            <w:pPr>
+              <w:jc w:val="left"/>
+            </w:pPr>
+            <w:r>
+              <w:rPr>
+                <w:rFonts w:ascii="Calibri" w:cs="Calibri" w:eastAsia="Calibri" w:hAnsi="Calibri"/>
+                <w:b/>
+                <w:bCs/>
+                <w:color w:val="333333"/>
+                <w:sz w:val="20"/>
+                <w:szCs w:val="20"/>
+              </w:rPr>
+              <w:t xml:space="preserve">Identity (KYC)</w:t>
+            </w:r>
+          </w:p>
+        </w:tc>
+        <w:tc>
+          <w:tcPr>
+            <w:tcW w:type="dxa" w:w="2200"/>
+            <w:tcBorders>
+              <w:top w:val="single" w:color="CCCCCC" w:sz="1"/>
+              <w:left w:val="single" w:color="CCCCCC" w:sz="1"/>
+              <w:bottom w:val="single" w:color="CCCCCC" w:sz="1"/>
+              <w:right w:val="single" w:color="CCCCCC" w:sz="1"/>
+            </w:tcBorders>
+            <w:tcMar>
+              <w:top w:type="dxa" w:w="60"/>
+              <w:left w:type="dxa" w:w="100"/>
+              <w:bottom w:type="dxa" w:w="60"/>
+              <w:right w:type="dxa" w:w="100"/>
+            </w:tcMar>
+          </w:tcPr>
+          <w:p>
+            <w:pPr>
+              <w:jc w:val="left"/>
+            </w:pPr>
+            <w:r>
+              <w:rPr>
+                <w:rFonts w:ascii="Calibri" w:cs="Calibri" w:eastAsia="Calibri" w:hAnsi="Calibri"/>
+                <w:b w:val="false"/>
+                <w:bCs w:val="false"/>
+                <w:color w:val="333333"/>
+                <w:sz w:val="20"/>
+                <w:szCs w:val="20"/>
+              </w:rPr>
+              <w:t xml:space="preserve">Manual</w:t>
+            </w:r>
+          </w:p>
+        </w:tc>
+        <w:tc>
+          <w:tcPr>
+            <w:tcW w:type="dxa" w:w="2200"/>
+            <w:tcBorders>
+              <w:top w:val="single" w:color="CCCCCC" w:sz="1"/>
+              <w:left w:val="single" w:color="CCCCCC" w:sz="1"/>
+              <w:bottom w:val="single" w:color="CCCCCC" w:sz="1"/>
+              <w:right w:val="single" w:color="CCCCCC" w:sz="1"/>
+            </w:tcBorders>
+            <w:tcMar>
+              <w:top w:type="dxa" w:w="60"/>
+              <w:left w:type="dxa" w:w="100"/>
+              <w:bottom w:type="dxa" w:w="60"/>
+              <w:right w:type="dxa" w:w="100"/>
+            </w:tcMar>
+          </w:tcPr>
+          <w:p>
+            <w:pPr>
+              <w:jc w:val="left"/>
+            </w:pPr>
+            <w:r>
+              <w:rPr>
+                <w:rFonts w:ascii="Calibri" w:cs="Calibri" w:eastAsia="Calibri" w:hAnsi="Calibri"/>
+                <w:b/>
+                <w:bCs/>
+                <w:color w:val="10B981"/>
+                <w:sz w:val="20"/>
+                <w:szCs w:val="20"/>
+              </w:rPr>
+              <w:t xml:space="preserve">E-KYC automated</w:t>
+            </w:r>
+          </w:p>
+        </w:tc>
+        <w:tc>
+          <w:tcPr>
+            <w:tcW w:type="dxa" w:w="2160"/>
+            <w:tcBorders>
+              <w:top w:val="single" w:color="CCCCCC" w:sz="1"/>
+              <w:left w:val="single" w:color="CCCCCC" w:sz="1"/>
+              <w:bottom w:val="single" w:color="CCCCCC" w:sz="1"/>
+              <w:right w:val="single" w:color="CCCCCC" w:sz="1"/>
+            </w:tcBorders>
+            <w:tcMar>
+              <w:top w:type="dxa" w:w="60"/>
+              <w:left w:type="dxa" w:w="100"/>
+              <w:bottom w:type="dxa" w:w="60"/>
+              <w:right w:type="dxa" w:w="100"/>
+            </w:tcMar>
+          </w:tcPr>
+          <w:p>
+            <w:pPr>
+              <w:jc w:val="left"/>
+            </w:pPr>
+            <w:r>
+              <w:rPr>
+                <w:rFonts w:ascii="Calibri" w:cs="Calibri" w:eastAsia="Calibri" w:hAnsi="Calibri"/>
+                <w:b/>
+                <w:bCs/>
+                <w:color w:val="10B981"/>
+                <w:sz w:val="20"/>
+                <w:szCs w:val="20"/>
+              </w:rPr>
+              <w:t xml:space="preserve">New</w:t>
+            </w:r>
+          </w:p>
+        </w:tc>
+      </w:tr>
+      <w:tr>
+        <w:tc>
+          <w:tcPr>
+            <w:tcW w:type="dxa" w:w="2800"/>
+            <w:tcBorders>
+              <w:top w:val="single" w:color="CCCCCC" w:sz="1"/>
+              <w:left w:val="single" w:color="CCCCCC" w:sz="1"/>
+              <w:bottom w:val="single" w:color="CCCCCC" w:sz="1"/>
+              <w:right w:val="single" w:color="CCCCCC" w:sz="1"/>
+            </w:tcBorders>
+            <w:shd w:fill="EDF2F7" w:val="clear"/>
+            <w:tcMar>
+              <w:top w:type="dxa" w:w="60"/>
+              <w:left w:type="dxa" w:w="100"/>
+              <w:bottom w:type="dxa" w:w="60"/>
+              <w:right w:type="dxa" w:w="100"/>
+            </w:tcMar>
+          </w:tcPr>
+          <w:p>
+            <w:pPr>
+              <w:jc w:val="left"/>
+            </w:pPr>
+            <w:r>
+              <w:rPr>
+                <w:rFonts w:ascii="Calibri" w:cs="Calibri" w:eastAsia="Calibri" w:hAnsi="Calibri"/>
+                <w:b/>
+                <w:bCs/>
+                <w:color w:val="333333"/>
+                <w:sz w:val="20"/>
+                <w:szCs w:val="20"/>
+              </w:rPr>
+              <w:t xml:space="preserve">UI Tabs/Features</w:t>
+            </w:r>
+          </w:p>
+        </w:tc>
+        <w:tc>
+          <w:tcPr>
+            <w:tcW w:type="dxa" w:w="2200"/>
+            <w:tcBorders>
+              <w:top w:val="single" w:color="CCCCCC" w:sz="1"/>
+              <w:left w:val="single" w:color="CCCCCC" w:sz="1"/>
+              <w:bottom w:val="single" w:color="CCCCCC" w:sz="1"/>
+              <w:right w:val="single" w:color="CCCCCC" w:sz="1"/>
+            </w:tcBorders>
+            <w:shd w:fill="EDF2F7" w:val="clear"/>
+            <w:tcMar>
+              <w:top w:type="dxa" w:w="60"/>
+              <w:left w:type="dxa" w:w="100"/>
+              <w:bottom w:type="dxa" w:w="60"/>
+              <w:right w:type="dxa" w:w="100"/>
+            </w:tcMar>
+          </w:tcPr>
+          <w:p>
+            <w:pPr>
+              <w:jc w:val="left"/>
+            </w:pPr>
+            <w:r>
+              <w:rPr>
+                <w:rFonts w:ascii="Calibri" w:cs="Calibri" w:eastAsia="Calibri" w:hAnsi="Calibri"/>
+                <w:b w:val="false"/>
+                <w:bCs w:val="false"/>
+                <w:color w:val="333333"/>
+                <w:sz w:val="20"/>
+                <w:szCs w:val="20"/>
+              </w:rPr>
+              <w:t xml:space="preserve">7 tabs</w:t>
+            </w:r>
+          </w:p>
+        </w:tc>
+        <w:tc>
+          <w:tcPr>
+            <w:tcW w:type="dxa" w:w="2200"/>
+            <w:tcBorders>
+              <w:top w:val="single" w:color="CCCCCC" w:sz="1"/>
+              <w:left w:val="single" w:color="CCCCCC" w:sz="1"/>
+              <w:bottom w:val="single" w:color="CCCCCC" w:sz="1"/>
+              <w:right w:val="single" w:color="CCCCCC" w:sz="1"/>
+            </w:tcBorders>
+            <w:shd w:fill="EDF2F7" w:val="clear"/>
+            <w:tcMar>
+              <w:top w:type="dxa" w:w="60"/>
+              <w:left w:type="dxa" w:w="100"/>
+              <w:bottom w:type="dxa" w:w="60"/>
+              <w:right w:type="dxa" w:w="100"/>
+            </w:tcMar>
+          </w:tcPr>
+          <w:p>
+            <w:pPr>
+              <w:jc w:val="left"/>
+            </w:pPr>
+            <w:r>
+              <w:rPr>
+                <w:rFonts w:ascii="Calibri" w:cs="Calibri" w:eastAsia="Calibri" w:hAnsi="Calibri"/>
+                <w:b/>
+                <w:bCs/>
+                <w:color w:val="10B981"/>
+                <w:sz w:val="20"/>
+                <w:szCs w:val="20"/>
+              </w:rPr>
+              <w:t xml:space="preserve">12 tabs</w:t>
+            </w:r>
+          </w:p>
+        </w:tc>
+        <w:tc>
+          <w:tcPr>
+            <w:tcW w:type="dxa" w:w="2160"/>
+            <w:tcBorders>
+              <w:top w:val="single" w:color="CCCCCC" w:sz="1"/>
+              <w:left w:val="single" w:color="CCCCCC" w:sz="1"/>
+              <w:bottom w:val="single" w:color="CCCCCC" w:sz="1"/>
+              <w:right w:val="single" w:color="CCCCCC" w:sz="1"/>
+            </w:tcBorders>
+            <w:shd w:fill="EDF2F7" w:val="clear"/>
+            <w:tcMar>
+              <w:top w:type="dxa" w:w="60"/>
+              <w:left w:type="dxa" w:w="100"/>
+              <w:bottom w:type="dxa" w:w="60"/>
+              <w:right w:type="dxa" w:w="100"/>
+            </w:tcMar>
+          </w:tcPr>
+          <w:p>
+            <w:pPr>
+              <w:jc w:val="left"/>
+            </w:pPr>
+            <w:r>
+              <w:rPr>
+                <w:rFonts w:ascii="Calibri" w:cs="Calibri" w:eastAsia="Calibri" w:hAnsi="Calibri"/>
+                <w:b/>
+                <w:bCs/>
+                <w:color w:val="10B981"/>
+                <w:sz w:val="20"/>
+                <w:szCs w:val="20"/>
+              </w:rPr>
+              <w:t xml:space="preserve">+71%</w:t>
             </w:r>
           </w:p>
         </w:tc>
@@ -14562,7 +15112,7 @@
           <w:sz w:val="22"/>
           <w:szCs w:val="22"/>
         </w:rPr>
-        <w:t xml:space="preserve">IPTS v4.0 represents a transformational platform that addresses the fundamental challenges of cross-border settlement through blockchain, explainable AI, and enterprise-grade operational controls.</w:t>
+        <w:t xml:space="preserve">IPTS v5.0 represents a transformational platform that addresses the fundamental challenges of cross-border settlement through blockchain, explainable AI, enterprise-grade operational controls, and a comprehensive digital banking experience including multi-channel payments, virtual card services, spending analytics, and E-KYC verification.</w:t>
       </w:r>
     </w:p>
     <w:p>
@@ -14744,6 +15294,138 @@
           <w:szCs w:val="22"/>
         </w:rPr>
         <w:t xml:space="preserve">Health monitoring with 30-second polling provides continuous operational awareness.</w:t>
+      </w:r>
+    </w:p>
+    <w:p>
+      <w:pPr>
+        <w:spacing w:after="100"/>
+      </w:pPr>
+      <w:r>
+        <w:rPr>
+          <w:rFonts w:ascii="Calibri" w:cs="Calibri" w:eastAsia="Calibri" w:hAnsi="Calibri"/>
+          <w:sz w:val="22"/>
+          <w:szCs w:val="22"/>
+        </w:rPr>
+        <w:t xml:space="preserve">✅  </w:t>
+      </w:r>
+      <w:r>
+        <w:rPr>
+          <w:rFonts w:ascii="Calibri" w:cs="Calibri" w:eastAsia="Calibri" w:hAnsi="Calibri"/>
+          <w:color w:val="333333"/>
+          <w:sz w:val="22"/>
+          <w:szCs w:val="22"/>
+        </w:rPr>
+        <w:t xml:space="preserve">5 payment channels (Settlement, P2P, ACH/Wire/SEPA, Scheduled, QR Pay) cover all enterprise payment needs.</w:t>
+      </w:r>
+    </w:p>
+    <w:p>
+      <w:pPr>
+        <w:spacing w:after="100"/>
+      </w:pPr>
+      <w:r>
+        <w:rPr>
+          <w:rFonts w:ascii="Calibri" w:cs="Calibri" w:eastAsia="Calibri" w:hAnsi="Calibri"/>
+          <w:sz w:val="22"/>
+          <w:szCs w:val="22"/>
+        </w:rPr>
+        <w:t xml:space="preserve">✅  </w:t>
+      </w:r>
+      <w:r>
+        <w:rPr>
+          <w:rFonts w:ascii="Calibri" w:cs="Calibri" w:eastAsia="Calibri" w:hAnsi="Calibri"/>
+          <w:color w:val="333333"/>
+          <w:sz w:val="22"/>
+          <w:szCs w:val="22"/>
+        </w:rPr>
+        <w:t xml:space="preserve">Virtual card services with instant issuance, freeze/unfreeze, and spending limits enhance corporate card management.</w:t>
+      </w:r>
+    </w:p>
+    <w:p>
+      <w:pPr>
+        <w:spacing w:after="100"/>
+      </w:pPr>
+      <w:r>
+        <w:rPr>
+          <w:rFonts w:ascii="Calibri" w:cs="Calibri" w:eastAsia="Calibri" w:hAnsi="Calibri"/>
+          <w:sz w:val="22"/>
+          <w:szCs w:val="22"/>
+        </w:rPr>
+        <w:t xml:space="preserve">✅  </w:t>
+      </w:r>
+      <w:r>
+        <w:rPr>
+          <w:rFonts w:ascii="Calibri" w:cs="Calibri" w:eastAsia="Calibri" w:hAnsi="Calibri"/>
+          <w:color w:val="333333"/>
+          <w:sz w:val="22"/>
+          <w:szCs w:val="22"/>
+        </w:rPr>
+        <w:t xml:space="preserve">Spending 360 analytics with category breakdowns, trend charts, and exportable reports drive financial insights.</w:t>
+      </w:r>
+    </w:p>
+    <w:p>
+      <w:pPr>
+        <w:spacing w:after="100"/>
+      </w:pPr>
+      <w:r>
+        <w:rPr>
+          <w:rFonts w:ascii="Calibri" w:cs="Calibri" w:eastAsia="Calibri" w:hAnsi="Calibri"/>
+          <w:sz w:val="22"/>
+          <w:szCs w:val="22"/>
+        </w:rPr>
+        <w:t xml:space="preserve">✅  </w:t>
+      </w:r>
+      <w:r>
+        <w:rPr>
+          <w:rFonts w:ascii="Calibri" w:cs="Calibri" w:eastAsia="Calibri" w:hAnsi="Calibri"/>
+          <w:color w:val="333333"/>
+          <w:sz w:val="22"/>
+          <w:szCs w:val="22"/>
+        </w:rPr>
+        <w:t xml:space="preserve">E-KYC identity verification with biometric controls and fraud alert monitoring strengthen compliance posture.</w:t>
+      </w:r>
+    </w:p>
+    <w:p>
+      <w:pPr>
+        <w:spacing w:after="100"/>
+      </w:pPr>
+      <w:r>
+        <w:rPr>
+          <w:rFonts w:ascii="Calibri" w:cs="Calibri" w:eastAsia="Calibri" w:hAnsi="Calibri"/>
+          <w:sz w:val="22"/>
+          <w:szCs w:val="22"/>
+        </w:rPr>
+        <w:t xml:space="preserve">✅  </w:t>
+      </w:r>
+      <w:r>
+        <w:rPr>
+          <w:rFonts w:ascii="Calibri" w:cs="Calibri" w:eastAsia="Calibri" w:hAnsi="Calibri"/>
+          <w:color w:val="333333"/>
+          <w:sz w:val="22"/>
+          <w:szCs w:val="22"/>
+        </w:rPr>
+        <w:t xml:space="preserve">Beneficiary management with SWIFT/IBAN validation and favorite marking streamlines recurring payments.</w:t>
+      </w:r>
+    </w:p>
+    <w:p>
+      <w:pPr>
+        <w:spacing w:after="100"/>
+      </w:pPr>
+      <w:r>
+        <w:rPr>
+          <w:rFonts w:ascii="Calibri" w:cs="Calibri" w:eastAsia="Calibri" w:hAnsi="Calibri"/>
+          <w:sz w:val="22"/>
+          <w:szCs w:val="22"/>
+        </w:rPr>
+        <w:t xml:space="preserve">✅  </w:t>
+      </w:r>
+      <w:r>
+        <w:rPr>
+          <w:rFonts w:ascii="Calibri" w:cs="Calibri" w:eastAsia="Calibri" w:hAnsi="Calibri"/>
+          <w:color w:val="333333"/>
+          <w:sz w:val="22"/>
+          <w:szCs w:val="22"/>
+        </w:rPr>
+        <w:t xml:space="preserve">Real-time notification center with SSE-powered alerts and AI support chat improve user experience.</w:t>
       </w:r>
     </w:p>
     <w:p>
@@ -15060,7 +15742,7 @@
         <w:sz w:val="16"/>
         <w:szCs w:val="16"/>
       </w:rPr>
-      <w:t xml:space="preserve">  |  G9-IPTS  |  April 2026  |  Version 4.0</w:t>
+      <w:t xml:space="preserve">  |  G9-IPTS  |  April 2026  |  Version 5.0</w:t>
     </w:r>
   </w:p>
 </w:ftr>
@@ -15121,7 +15803,7 @@
         <w:sz w:val="16"/>
         <w:szCs w:val="16"/>
       </w:rPr>
-      <w:t xml:space="preserve">G9-IPTS Executive Briefing v4.0</w:t>
+      <w:t xml:space="preserve">G9-IPTS Executive Briefing v5.0</w:t>
     </w:r>
     <w:r>
       <w:rPr>

--- a/docs/G9-IPTS_Executive_Briefing.docx
+++ b/docs/G9-IPTS_Executive_Briefing.docx
@@ -153,7 +153,7 @@
           <w:sz w:val="24"/>
           <w:szCs w:val="24"/>
         </w:rPr>
-        <w:t xml:space="preserve">Version 5.0  |  April 2026</w:t>
+        <w:t xml:space="preserve">Version 6.0  |  April 2026</w:t>
       </w:r>
     </w:p>
     <w:p>
@@ -749,7 +749,7 @@
           <w:sz w:val="22"/>
           <w:szCs w:val="22"/>
         </w:rPr>
-        <w:t xml:space="preserve">This briefing provides senior leadership with a comprehensive overview of IPTS capabilities, including the significant enhancements delivered in Version 5.0: 17 new features spanning P2P transfers, ACH/Wire/SEPA payments, scheduled and QR code payments, multi-account management, beneficiary management, real-time ledger, virtual card generation, card controls, digital wallet provisioning, Spending 360 analytics, e-KYC verification, biometric controls, fraud alert monitoring, notification center, AI-powered support chat, and a fully redesigned 12-tab dashboard.</w:t>
+        <w:t xml:space="preserve">This briefing provides senior leadership with a comprehensive overview of IPTS capabilities, including the significant enhancements delivered in Version 6.0: 17 new features spanning P2P transfers, ACH/Wire/SEPA payments, scheduled and QR code payments, multi-account management, beneficiary management, real-time ledger, virtual card generation, card controls, digital wallet provisioning, Spending 360 analytics, e-KYC verification, biometric controls, fraud alert monitoring, notification center, AI-powered support chat, and a fully redesigned 12-tab dashboard.</w:t>
       </w:r>
     </w:p>
     <w:p>
@@ -3663,7 +3663,7 @@
           <w:sz w:val="22"/>
           <w:szCs w:val="22"/>
         </w:rPr>
-        <w:t xml:space="preserve">The following screenshots demonstrate the fully operational IPTS platform v5.0, captured from the live system running locally on macOS. The platform now features 12 functional tabs, 5 payment channels, virtual card services, spending analytics, E-KYC verification, and real-time notifications.</w:t>
+        <w:t xml:space="preserve">The following screenshots demonstrate the fully operational IPTS platform v6.0, captured from the live system running locally on macOS. The platform now features 17 functional tabs, 7 payment channels, virtual card services, spending analytics, E-KYC verification, DeFi hub, proof of reserve, network graph analysis, LLM-powered support, and real-time notifications.</w:t>
       </w:r>
     </w:p>
     <w:p>
@@ -4815,6 +4815,695 @@
     </w:p>
     <w:p>
       <w:pPr>
+        <w:pStyle w:val="Heading2"/>
+        <w:spacing w:after="160" w:before="280"/>
+      </w:pPr>
+      <w:r>
+        <w:rPr>
+          <w:rFonts w:ascii="Calibri" w:cs="Calibri" w:eastAsia="Calibri" w:hAnsi="Calibri"/>
+          <w:b/>
+          <w:bCs/>
+          <w:color w:val="1A2332"/>
+          <w:sz w:val="26"/>
+          <w:szCs w:val="26"/>
+        </w:rPr>
+        <w:t xml:space="preserve">4.9 DeFi Hub — AMM Swap, Staking &amp; HTLC Escrow</w:t>
+      </w:r>
+    </w:p>
+    <w:p>
+      <w:pPr>
+        <w:spacing w:after="120"/>
+        <w:jc w:val="both"/>
+      </w:pPr>
+      <w:r>
+        <w:rPr>
+          <w:rFonts w:ascii="Calibri" w:cs="Calibri" w:eastAsia="Calibri" w:hAnsi="Calibri"/>
+          <w:color w:val="333333"/>
+          <w:sz w:val="22"/>
+          <w:szCs w:val="22"/>
+        </w:rPr>
+        <w:t xml:space="preserve">The DeFi Hub introduces decentralized finance capabilities directly into the IPTS platform. Users can perform automated market maker (AMM) token swaps, stake assets for yield with configurable lock periods, and create Hash Time-Locked Contract (HTLC) escrow agreements for trustless cross-party settlements.</w:t>
+      </w:r>
+    </w:p>
+    <w:p>
+      <w:pPr>
+        <w:spacing w:after="80" w:before="200"/>
+        <w:jc w:val="center"/>
+      </w:pPr>
+      <w:r>
+        <w:drawing>
+          <wp:inline distT="0" distB="0" distL="0" distR="0">
+            <wp:extent cx="2667000" cy="1714500"/>
+            <wp:effectExtent t="0" r="0" b="0" l="0"/>
+            <wp:docPr id="1" name="DeFi_Swap" descr="AMM swap interface" title="DeFi Swap"/>
+            <wp:cNvGraphicFramePr>
+              <a:graphicFrameLocks xmlns:a="http://schemas.openxmlformats.org/drawingml/2006/main" noChangeAspect="1"/>
+            </wp:cNvGraphicFramePr>
+            <a:graphic xmlns:a="http://schemas.openxmlformats.org/drawingml/2006/main">
+              <a:graphicData uri="http://schemas.openxmlformats.org/drawingml/2006/picture">
+                <pic:pic xmlns:pic="http://schemas.openxmlformats.org/drawingml/2006/picture">
+                  <pic:nvPicPr>
+                    <pic:cNvPr id="0" name="" descr=""/>
+                    <pic:cNvPicPr>
+                      <a:picLocks noChangeAspect="1" noChangeArrowheads="1"/>
+                    </pic:cNvPicPr>
+                  </pic:nvPicPr>
+                  <pic:blipFill>
+                    <a:blip r:embed="rId29" cstate="none"/>
+                    <a:srcRect/>
+                    <a:stretch>
+                      <a:fillRect/>
+                    </a:stretch>
+                  </pic:blipFill>
+                  <pic:spPr bwMode="auto">
+                    <a:xfrm>
+                      <a:off x="0" y="0"/>
+                      <a:ext cx="2667000" cy="1714500"/>
+                    </a:xfrm>
+                    <a:prstGeom prst="rect">
+                      <a:avLst/>
+                    </a:prstGeom>
+                  </pic:spPr>
+                </pic:pic>
+              </a:graphicData>
+            </a:graphic>
+          </wp:inline>
+        </w:drawing>
+      </w:r>
+    </w:p>
+    <w:p>
+      <w:pPr>
+        <w:spacing w:after="200"/>
+        <w:jc w:val="center"/>
+      </w:pPr>
+      <w:r>
+        <w:rPr>
+          <w:rFonts w:ascii="Calibri" w:cs="Calibri" w:eastAsia="Calibri" w:hAnsi="Calibri"/>
+          <w:i/>
+          <w:iCs/>
+          <w:color w:val="777777"/>
+          <w:sz w:val="18"/>
+          <w:szCs w:val="18"/>
+        </w:rPr>
+        <w:t xml:space="preserve">Figure 18: DeFi Hub — AMM Swap Interface</w:t>
+      </w:r>
+    </w:p>
+    <w:p>
+      <w:pPr>
+        <w:spacing w:after="80" w:before="200"/>
+        <w:jc w:val="center"/>
+      </w:pPr>
+      <w:r>
+        <w:drawing>
+          <wp:inline distT="0" distB="0" distL="0" distR="0">
+            <wp:extent cx="2667000" cy="1714500"/>
+            <wp:effectExtent t="0" r="0" b="0" l="0"/>
+            <wp:docPr id="1" name="DeFi_Staking" descr="Staking dashboard" title="DeFi Staking"/>
+            <wp:cNvGraphicFramePr>
+              <a:graphicFrameLocks xmlns:a="http://schemas.openxmlformats.org/drawingml/2006/main" noChangeAspect="1"/>
+            </wp:cNvGraphicFramePr>
+            <a:graphic xmlns:a="http://schemas.openxmlformats.org/drawingml/2006/main">
+              <a:graphicData uri="http://schemas.openxmlformats.org/drawingml/2006/picture">
+                <pic:pic xmlns:pic="http://schemas.openxmlformats.org/drawingml/2006/picture">
+                  <pic:nvPicPr>
+                    <pic:cNvPr id="0" name="" descr=""/>
+                    <pic:cNvPicPr>
+                      <a:picLocks noChangeAspect="1" noChangeArrowheads="1"/>
+                    </pic:cNvPicPr>
+                  </pic:nvPicPr>
+                  <pic:blipFill>
+                    <a:blip r:embed="rId30" cstate="none"/>
+                    <a:srcRect/>
+                    <a:stretch>
+                      <a:fillRect/>
+                    </a:stretch>
+                  </pic:blipFill>
+                  <pic:spPr bwMode="auto">
+                    <a:xfrm>
+                      <a:off x="0" y="0"/>
+                      <a:ext cx="2667000" cy="1714500"/>
+                    </a:xfrm>
+                    <a:prstGeom prst="rect">
+                      <a:avLst/>
+                    </a:prstGeom>
+                  </pic:spPr>
+                </pic:pic>
+              </a:graphicData>
+            </a:graphic>
+          </wp:inline>
+        </w:drawing>
+      </w:r>
+    </w:p>
+    <w:p>
+      <w:pPr>
+        <w:spacing w:after="200"/>
+        <w:jc w:val="center"/>
+      </w:pPr>
+      <w:r>
+        <w:rPr>
+          <w:rFonts w:ascii="Calibri" w:cs="Calibri" w:eastAsia="Calibri" w:hAnsi="Calibri"/>
+          <w:i/>
+          <w:iCs/>
+          <w:color w:val="777777"/>
+          <w:sz w:val="18"/>
+          <w:szCs w:val="18"/>
+        </w:rPr>
+        <w:t xml:space="preserve">Figure 19: DeFi Hub — Staking Dashboard</w:t>
+      </w:r>
+    </w:p>
+    <w:p>
+      <w:pPr>
+        <w:spacing w:after="80" w:before="200"/>
+        <w:jc w:val="center"/>
+      </w:pPr>
+      <w:r>
+        <w:drawing>
+          <wp:inline distT="0" distB="0" distL="0" distR="0">
+            <wp:extent cx="2667000" cy="1714500"/>
+            <wp:effectExtent t="0" r="0" b="0" l="0"/>
+            <wp:docPr id="1" name="DeFi_Escrow" descr="HTLC escrow interface" title="DeFi Escrow"/>
+            <wp:cNvGraphicFramePr>
+              <a:graphicFrameLocks xmlns:a="http://schemas.openxmlformats.org/drawingml/2006/main" noChangeAspect="1"/>
+            </wp:cNvGraphicFramePr>
+            <a:graphic xmlns:a="http://schemas.openxmlformats.org/drawingml/2006/main">
+              <a:graphicData uri="http://schemas.openxmlformats.org/drawingml/2006/picture">
+                <pic:pic xmlns:pic="http://schemas.openxmlformats.org/drawingml/2006/picture">
+                  <pic:nvPicPr>
+                    <pic:cNvPr id="0" name="" descr=""/>
+                    <pic:cNvPicPr>
+                      <a:picLocks noChangeAspect="1" noChangeArrowheads="1"/>
+                    </pic:cNvPicPr>
+                  </pic:nvPicPr>
+                  <pic:blipFill>
+                    <a:blip r:embed="rId31" cstate="none"/>
+                    <a:srcRect/>
+                    <a:stretch>
+                      <a:fillRect/>
+                    </a:stretch>
+                  </pic:blipFill>
+                  <pic:spPr bwMode="auto">
+                    <a:xfrm>
+                      <a:off x="0" y="0"/>
+                      <a:ext cx="2667000" cy="1714500"/>
+                    </a:xfrm>
+                    <a:prstGeom prst="rect">
+                      <a:avLst/>
+                    </a:prstGeom>
+                  </pic:spPr>
+                </pic:pic>
+              </a:graphicData>
+            </a:graphic>
+          </wp:inline>
+        </w:drawing>
+      </w:r>
+    </w:p>
+    <w:p>
+      <w:pPr>
+        <w:spacing w:after="200"/>
+        <w:jc w:val="center"/>
+      </w:pPr>
+      <w:r>
+        <w:rPr>
+          <w:rFonts w:ascii="Calibri" w:cs="Calibri" w:eastAsia="Calibri" w:hAnsi="Calibri"/>
+          <w:i/>
+          <w:iCs/>
+          <w:color w:val="777777"/>
+          <w:sz w:val="18"/>
+          <w:szCs w:val="18"/>
+        </w:rPr>
+        <w:t xml:space="preserve">Figure 20: DeFi Hub — HTLC Escrow</w:t>
+      </w:r>
+    </w:p>
+    <w:p>
+      <w:pPr>
+        <w:spacing w:after="80"/>
+      </w:pPr>
+    </w:p>
+    <w:p>
+      <w:pPr>
+        <w:pStyle w:val="Heading2"/>
+        <w:spacing w:after="160" w:before="280"/>
+      </w:pPr>
+      <w:r>
+        <w:rPr>
+          <w:rFonts w:ascii="Calibri" w:cs="Calibri" w:eastAsia="Calibri" w:hAnsi="Calibri"/>
+          <w:b/>
+          <w:bCs/>
+          <w:color w:val="1A2332"/>
+          <w:sz w:val="26"/>
+          <w:szCs w:val="26"/>
+        </w:rPr>
+        <w:t xml:space="preserve">4.10 Global Fraud Heatmap</w:t>
+      </w:r>
+    </w:p>
+    <w:p>
+      <w:pPr>
+        <w:spacing w:after="120"/>
+        <w:jc w:val="both"/>
+      </w:pPr>
+      <w:r>
+        <w:rPr>
+          <w:rFonts w:ascii="Calibri" w:cs="Calibri" w:eastAsia="Calibri" w:hAnsi="Calibri"/>
+          <w:color w:val="333333"/>
+          <w:sz w:val="22"/>
+          <w:szCs w:val="22"/>
+        </w:rPr>
+        <w:t xml:space="preserve">The Global Fraud Heatmap provides a geographic visualization of fraud activity across all monitored jurisdictions. Risk hotspots are color-coded by severity, enabling compliance teams to identify emerging threat corridors and adjust AML policies in real time.</w:t>
+      </w:r>
+    </w:p>
+    <w:p>
+      <w:pPr>
+        <w:spacing w:after="80" w:before="200"/>
+        <w:jc w:val="center"/>
+      </w:pPr>
+      <w:r>
+        <w:drawing>
+          <wp:inline distT="0" distB="0" distL="0" distR="0">
+            <wp:extent cx="2667000" cy="1714500"/>
+            <wp:effectExtent t="0" r="0" b="0" l="0"/>
+            <wp:docPr id="1" name="Fraud_Heatmap" descr="Global fraud heatmap visualization" title="Fraud Heatmap"/>
+            <wp:cNvGraphicFramePr>
+              <a:graphicFrameLocks xmlns:a="http://schemas.openxmlformats.org/drawingml/2006/main" noChangeAspect="1"/>
+            </wp:cNvGraphicFramePr>
+            <a:graphic xmlns:a="http://schemas.openxmlformats.org/drawingml/2006/main">
+              <a:graphicData uri="http://schemas.openxmlformats.org/drawingml/2006/picture">
+                <pic:pic xmlns:pic="http://schemas.openxmlformats.org/drawingml/2006/picture">
+                  <pic:nvPicPr>
+                    <pic:cNvPr id="0" name="" descr=""/>
+                    <pic:cNvPicPr>
+                      <a:picLocks noChangeAspect="1" noChangeArrowheads="1"/>
+                    </pic:cNvPicPr>
+                  </pic:nvPicPr>
+                  <pic:blipFill>
+                    <a:blip r:embed="rId32" cstate="none"/>
+                    <a:srcRect/>
+                    <a:stretch>
+                      <a:fillRect/>
+                    </a:stretch>
+                  </pic:blipFill>
+                  <pic:spPr bwMode="auto">
+                    <a:xfrm>
+                      <a:off x="0" y="0"/>
+                      <a:ext cx="2667000" cy="1714500"/>
+                    </a:xfrm>
+                    <a:prstGeom prst="rect">
+                      <a:avLst/>
+                    </a:prstGeom>
+                  </pic:spPr>
+                </pic:pic>
+              </a:graphicData>
+            </a:graphic>
+          </wp:inline>
+        </w:drawing>
+      </w:r>
+    </w:p>
+    <w:p>
+      <w:pPr>
+        <w:spacing w:after="200"/>
+        <w:jc w:val="center"/>
+      </w:pPr>
+      <w:r>
+        <w:rPr>
+          <w:rFonts w:ascii="Calibri" w:cs="Calibri" w:eastAsia="Calibri" w:hAnsi="Calibri"/>
+          <w:i/>
+          <w:iCs/>
+          <w:color w:val="777777"/>
+          <w:sz w:val="18"/>
+          <w:szCs w:val="18"/>
+        </w:rPr>
+        <w:t xml:space="preserve">Figure 21: Global Fraud Heatmap</w:t>
+      </w:r>
+    </w:p>
+    <w:p>
+      <w:pPr>
+        <w:spacing w:after="80"/>
+      </w:pPr>
+    </w:p>
+    <w:p>
+      <w:pPr>
+        <w:pStyle w:val="Heading2"/>
+        <w:spacing w:after="160" w:before="280"/>
+      </w:pPr>
+      <w:r>
+        <w:rPr>
+          <w:rFonts w:ascii="Calibri" w:cs="Calibri" w:eastAsia="Calibri" w:hAnsi="Calibri"/>
+          <w:b/>
+          <w:bCs/>
+          <w:color w:val="1A2332"/>
+          <w:sz w:val="26"/>
+          <w:szCs w:val="26"/>
+        </w:rPr>
+        <w:t xml:space="preserve">4.11 Proof of Reserve</w:t>
+      </w:r>
+    </w:p>
+    <w:p>
+      <w:pPr>
+        <w:spacing w:after="120"/>
+        <w:jc w:val="both"/>
+      </w:pPr>
+      <w:r>
+        <w:rPr>
+          <w:rFonts w:ascii="Calibri" w:cs="Calibri" w:eastAsia="Calibri" w:hAnsi="Calibri"/>
+          <w:color w:val="333333"/>
+          <w:sz w:val="22"/>
+          <w:szCs w:val="22"/>
+        </w:rPr>
+        <w:t xml:space="preserve">The Proof of Reserve dashboard provides cryptographic verification of on-chain reserves against issued liabilities, ensuring full transparency and solvency attestation for all digital asset holdings on the platform.</w:t>
+      </w:r>
+    </w:p>
+    <w:p>
+      <w:pPr>
+        <w:spacing w:after="80" w:before="200"/>
+        <w:jc w:val="center"/>
+      </w:pPr>
+      <w:r>
+        <w:drawing>
+          <wp:inline distT="0" distB="0" distL="0" distR="0">
+            <wp:extent cx="2667000" cy="1714500"/>
+            <wp:effectExtent t="0" r="0" b="0" l="0"/>
+            <wp:docPr id="1" name="Dashboard_ProofOfReserve" descr="Proof of reserve dashboard" title="Proof of Reserve"/>
+            <wp:cNvGraphicFramePr>
+              <a:graphicFrameLocks xmlns:a="http://schemas.openxmlformats.org/drawingml/2006/main" noChangeAspect="1"/>
+            </wp:cNvGraphicFramePr>
+            <a:graphic xmlns:a="http://schemas.openxmlformats.org/drawingml/2006/main">
+              <a:graphicData uri="http://schemas.openxmlformats.org/drawingml/2006/picture">
+                <pic:pic xmlns:pic="http://schemas.openxmlformats.org/drawingml/2006/picture">
+                  <pic:nvPicPr>
+                    <pic:cNvPr id="0" name="" descr=""/>
+                    <pic:cNvPicPr>
+                      <a:picLocks noChangeAspect="1" noChangeArrowheads="1"/>
+                    </pic:cNvPicPr>
+                  </pic:nvPicPr>
+                  <pic:blipFill>
+                    <a:blip r:embed="rId33" cstate="none"/>
+                    <a:srcRect/>
+                    <a:stretch>
+                      <a:fillRect/>
+                    </a:stretch>
+                  </pic:blipFill>
+                  <pic:spPr bwMode="auto">
+                    <a:xfrm>
+                      <a:off x="0" y="0"/>
+                      <a:ext cx="2667000" cy="1714500"/>
+                    </a:xfrm>
+                    <a:prstGeom prst="rect">
+                      <a:avLst/>
+                    </a:prstGeom>
+                  </pic:spPr>
+                </pic:pic>
+              </a:graphicData>
+            </a:graphic>
+          </wp:inline>
+        </w:drawing>
+      </w:r>
+    </w:p>
+    <w:p>
+      <w:pPr>
+        <w:spacing w:after="200"/>
+        <w:jc w:val="center"/>
+      </w:pPr>
+      <w:r>
+        <w:rPr>
+          <w:rFonts w:ascii="Calibri" w:cs="Calibri" w:eastAsia="Calibri" w:hAnsi="Calibri"/>
+          <w:i/>
+          <w:iCs/>
+          <w:color w:val="777777"/>
+          <w:sz w:val="18"/>
+          <w:szCs w:val="18"/>
+        </w:rPr>
+        <w:t xml:space="preserve">Figure 22: Proof of Reserve Dashboard</w:t>
+      </w:r>
+    </w:p>
+    <w:p>
+      <w:pPr>
+        <w:spacing w:after="80"/>
+      </w:pPr>
+    </w:p>
+    <w:p>
+      <w:pPr>
+        <w:pStyle w:val="Heading2"/>
+        <w:spacing w:after="160" w:before="280"/>
+      </w:pPr>
+      <w:r>
+        <w:rPr>
+          <w:rFonts w:ascii="Calibri" w:cs="Calibri" w:eastAsia="Calibri" w:hAnsi="Calibri"/>
+          <w:b/>
+          <w:bCs/>
+          <w:color w:val="1A2332"/>
+          <w:sz w:val="26"/>
+          <w:szCs w:val="26"/>
+        </w:rPr>
+        <w:t xml:space="preserve">4.12 AI Support Chat with LLM</w:t>
+      </w:r>
+    </w:p>
+    <w:p>
+      <w:pPr>
+        <w:spacing w:after="120"/>
+        <w:jc w:val="both"/>
+      </w:pPr>
+      <w:r>
+        <w:rPr>
+          <w:rFonts w:ascii="Calibri" w:cs="Calibri" w:eastAsia="Calibri" w:hAnsi="Calibri"/>
+          <w:color w:val="333333"/>
+          <w:sz w:val="22"/>
+          <w:szCs w:val="22"/>
+        </w:rPr>
+        <w:t xml:space="preserve">The AI Support Chat has been upgraded with a large language model (LLM) backend, enabling natural language understanding for complex account, payment, compliance, and DeFi queries. The LLM provides context-aware responses with citation of relevant platform documentation and regulatory guidance.</w:t>
+      </w:r>
+    </w:p>
+    <w:p>
+      <w:pPr>
+        <w:spacing w:after="80" w:before="200"/>
+        <w:jc w:val="center"/>
+      </w:pPr>
+      <w:r>
+        <w:drawing>
+          <wp:inline distT="0" distB="0" distL="0" distR="0">
+            <wp:extent cx="2667000" cy="1714500"/>
+            <wp:effectExtent t="0" r="0" b="0" l="0"/>
+            <wp:docPr id="1" name="Support_Chat" descr="LLM-powered support chat" title="AI Support Chat LLM"/>
+            <wp:cNvGraphicFramePr>
+              <a:graphicFrameLocks xmlns:a="http://schemas.openxmlformats.org/drawingml/2006/main" noChangeAspect="1"/>
+            </wp:cNvGraphicFramePr>
+            <a:graphic xmlns:a="http://schemas.openxmlformats.org/drawingml/2006/main">
+              <a:graphicData uri="http://schemas.openxmlformats.org/drawingml/2006/picture">
+                <pic:pic xmlns:pic="http://schemas.openxmlformats.org/drawingml/2006/picture">
+                  <pic:nvPicPr>
+                    <pic:cNvPr id="0" name="" descr=""/>
+                    <pic:cNvPicPr>
+                      <a:picLocks noChangeAspect="1" noChangeArrowheads="1"/>
+                    </pic:cNvPicPr>
+                  </pic:nvPicPr>
+                  <pic:blipFill>
+                    <a:blip r:embed="rId28" cstate="none"/>
+                    <a:srcRect/>
+                    <a:stretch>
+                      <a:fillRect/>
+                    </a:stretch>
+                  </pic:blipFill>
+                  <pic:spPr bwMode="auto">
+                    <a:xfrm>
+                      <a:off x="0" y="0"/>
+                      <a:ext cx="2667000" cy="1714500"/>
+                    </a:xfrm>
+                    <a:prstGeom prst="rect">
+                      <a:avLst/>
+                    </a:prstGeom>
+                  </pic:spPr>
+                </pic:pic>
+              </a:graphicData>
+            </a:graphic>
+          </wp:inline>
+        </w:drawing>
+      </w:r>
+    </w:p>
+    <w:p>
+      <w:pPr>
+        <w:spacing w:after="200"/>
+        <w:jc w:val="center"/>
+      </w:pPr>
+      <w:r>
+        <w:rPr>
+          <w:rFonts w:ascii="Calibri" w:cs="Calibri" w:eastAsia="Calibri" w:hAnsi="Calibri"/>
+          <w:i/>
+          <w:iCs/>
+          <w:color w:val="777777"/>
+          <w:sz w:val="18"/>
+          <w:szCs w:val="18"/>
+        </w:rPr>
+        <w:t xml:space="preserve">Figure 23: AI Support Chat with LLM Integration</w:t>
+      </w:r>
+    </w:p>
+    <w:p>
+      <w:pPr>
+        <w:spacing w:after="80"/>
+      </w:pPr>
+    </w:p>
+    <w:p>
+      <w:pPr>
+        <w:pStyle w:val="Heading2"/>
+        <w:spacing w:after="160" w:before="280"/>
+      </w:pPr>
+      <w:r>
+        <w:rPr>
+          <w:rFonts w:ascii="Calibri" w:cs="Calibri" w:eastAsia="Calibri" w:hAnsi="Calibri"/>
+          <w:b/>
+          <w:bCs/>
+          <w:color w:val="1A2332"/>
+          <w:sz w:val="26"/>
+          <w:szCs w:val="26"/>
+        </w:rPr>
+        <w:t xml:space="preserve">4.13 Network Graph Analysis</w:t>
+      </w:r>
+    </w:p>
+    <w:p>
+      <w:pPr>
+        <w:spacing w:after="120"/>
+        <w:jc w:val="both"/>
+      </w:pPr>
+      <w:r>
+        <w:rPr>
+          <w:rFonts w:ascii="Calibri" w:cs="Calibri" w:eastAsia="Calibri" w:hAnsi="Calibri"/>
+          <w:color w:val="333333"/>
+          <w:sz w:val="22"/>
+          <w:szCs w:val="22"/>
+        </w:rPr>
+        <w:t xml:space="preserve">The Network Graph Analysis view provides dual-mode visualization of transaction relationships. The full graph displays all entities and edges, while the connected-component view isolates clusters for targeted fraud investigation and AML pattern detection.</w:t>
+      </w:r>
+    </w:p>
+    <w:p>
+      <w:pPr>
+        <w:spacing w:after="80" w:before="200"/>
+        <w:jc w:val="center"/>
+      </w:pPr>
+      <w:r>
+        <w:drawing>
+          <wp:inline distT="0" distB="0" distL="0" distR="0">
+            <wp:extent cx="2667000" cy="1714500"/>
+            <wp:effectExtent t="0" r="0" b="0" l="0"/>
+            <wp:docPr id="1" name="Network_Graph_Full" descr="Full network graph view" title="Network Graph Full"/>
+            <wp:cNvGraphicFramePr>
+              <a:graphicFrameLocks xmlns:a="http://schemas.openxmlformats.org/drawingml/2006/main" noChangeAspect="1"/>
+            </wp:cNvGraphicFramePr>
+            <a:graphic xmlns:a="http://schemas.openxmlformats.org/drawingml/2006/main">
+              <a:graphicData uri="http://schemas.openxmlformats.org/drawingml/2006/picture">
+                <pic:pic xmlns:pic="http://schemas.openxmlformats.org/drawingml/2006/picture">
+                  <pic:nvPicPr>
+                    <pic:cNvPr id="0" name="" descr=""/>
+                    <pic:cNvPicPr>
+                      <a:picLocks noChangeAspect="1" noChangeArrowheads="1"/>
+                    </pic:cNvPicPr>
+                  </pic:nvPicPr>
+                  <pic:blipFill>
+                    <a:blip r:embed="rId34" cstate="none"/>
+                    <a:srcRect/>
+                    <a:stretch>
+                      <a:fillRect/>
+                    </a:stretch>
+                  </pic:blipFill>
+                  <pic:spPr bwMode="auto">
+                    <a:xfrm>
+                      <a:off x="0" y="0"/>
+                      <a:ext cx="2667000" cy="1714500"/>
+                    </a:xfrm>
+                    <a:prstGeom prst="rect">
+                      <a:avLst/>
+                    </a:prstGeom>
+                  </pic:spPr>
+                </pic:pic>
+              </a:graphicData>
+            </a:graphic>
+          </wp:inline>
+        </w:drawing>
+      </w:r>
+    </w:p>
+    <w:p>
+      <w:pPr>
+        <w:spacing w:after="200"/>
+        <w:jc w:val="center"/>
+      </w:pPr>
+      <w:r>
+        <w:rPr>
+          <w:rFonts w:ascii="Calibri" w:cs="Calibri" w:eastAsia="Calibri" w:hAnsi="Calibri"/>
+          <w:i/>
+          <w:iCs/>
+          <w:color w:val="777777"/>
+          <w:sz w:val="18"/>
+          <w:szCs w:val="18"/>
+        </w:rPr>
+        <w:t xml:space="preserve">Figure 24: Network Graph — Full View</w:t>
+      </w:r>
+    </w:p>
+    <w:p>
+      <w:pPr>
+        <w:spacing w:after="80" w:before="200"/>
+        <w:jc w:val="center"/>
+      </w:pPr>
+      <w:r>
+        <w:drawing>
+          <wp:inline distT="0" distB="0" distL="0" distR="0">
+            <wp:extent cx="2667000" cy="1714500"/>
+            <wp:effectExtent t="0" r="0" b="0" l="0"/>
+            <wp:docPr id="1" name="Network_Graph_Connected" descr="Connected component view" title="Network Graph Connected"/>
+            <wp:cNvGraphicFramePr>
+              <a:graphicFrameLocks xmlns:a="http://schemas.openxmlformats.org/drawingml/2006/main" noChangeAspect="1"/>
+            </wp:cNvGraphicFramePr>
+            <a:graphic xmlns:a="http://schemas.openxmlformats.org/drawingml/2006/main">
+              <a:graphicData uri="http://schemas.openxmlformats.org/drawingml/2006/picture">
+                <pic:pic xmlns:pic="http://schemas.openxmlformats.org/drawingml/2006/picture">
+                  <pic:nvPicPr>
+                    <pic:cNvPr id="0" name="" descr=""/>
+                    <pic:cNvPicPr>
+                      <a:picLocks noChangeAspect="1" noChangeArrowheads="1"/>
+                    </pic:cNvPicPr>
+                  </pic:nvPicPr>
+                  <pic:blipFill>
+                    <a:blip r:embed="rId35" cstate="none"/>
+                    <a:srcRect/>
+                    <a:stretch>
+                      <a:fillRect/>
+                    </a:stretch>
+                  </pic:blipFill>
+                  <pic:spPr bwMode="auto">
+                    <a:xfrm>
+                      <a:off x="0" y="0"/>
+                      <a:ext cx="2667000" cy="1714500"/>
+                    </a:xfrm>
+                    <a:prstGeom prst="rect">
+                      <a:avLst/>
+                    </a:prstGeom>
+                  </pic:spPr>
+                </pic:pic>
+              </a:graphicData>
+            </a:graphic>
+          </wp:inline>
+        </w:drawing>
+      </w:r>
+    </w:p>
+    <w:p>
+      <w:pPr>
+        <w:spacing w:after="200"/>
+        <w:jc w:val="center"/>
+      </w:pPr>
+      <w:r>
+        <w:rPr>
+          <w:rFonts w:ascii="Calibri" w:cs="Calibri" w:eastAsia="Calibri" w:hAnsi="Calibri"/>
+          <w:i/>
+          <w:iCs/>
+          <w:color w:val="777777"/>
+          <w:sz w:val="18"/>
+          <w:szCs w:val="18"/>
+        </w:rPr>
+        <w:t xml:space="preserve">Figure 25: Network Graph — Connected Components</w:t>
+      </w:r>
+    </w:p>
+    <w:p>
+      <w:r>
+        <w:br w:type="page"/>
+      </w:r>
+    </w:p>
+    <w:p>
+      <w:pPr>
         <w:pStyle w:val="Heading1"/>
         <w:spacing w:after="200" w:before="360"/>
       </w:pPr>
@@ -4842,7 +5531,7 @@
           <w:sz w:val="22"/>
           <w:szCs w:val="22"/>
         </w:rPr>
-        <w:t xml:space="preserve">IPTS v5.0 deploys a 5-model machine learning ensemble trained on 15,000 synthetic transactions using a 16-dimensional feature vector that includes 8 real-time velocity features computed by the VelocityTracker. This represents a significant upgrade from the previous 4-model, 8-feature architecture.</w:t>
+        <w:t xml:space="preserve">IPTS v6.0 deploys a 5-model machine learning ensemble trained on 15,000 synthetic transactions using a 16-dimensional feature vector that includes 8 real-time velocity features computed by the VelocityTracker. This represents a significant upgrade from the previous 4-model, 8-feature architecture.</w:t>
       </w:r>
     </w:p>
     <w:p>
@@ -5970,7 +6659,7 @@
           <w:sz w:val="22"/>
           <w:szCs w:val="22"/>
         </w:rPr>
-        <w:t xml:space="preserve">Every risk decision in IPTS v5.0 is fully explainable. The system uses SHAP (SHapley Additive exPlanations) to decompose each risk score into per-feature contributions:</w:t>
+        <w:t xml:space="preserve">Every risk decision in IPTS v6.0 is fully explainable. The system uses SHAP (SHapley Additive exPlanations) to decompose each risk score into per-feature contributions:</w:t>
       </w:r>
     </w:p>
     <w:p>
@@ -6174,7 +6863,81 @@
           <w:sz w:val="26"/>
           <w:szCs w:val="26"/>
         </w:rPr>
-        <w:t xml:space="preserve">5.5 Continuous Learning</w:t>
+        <w:t xml:space="preserve">5.5 Global Fraud Heatmap</w:t>
+      </w:r>
+    </w:p>
+    <w:p>
+      <w:pPr>
+        <w:spacing w:after="120"/>
+        <w:jc w:val="both"/>
+      </w:pPr>
+      <w:r>
+        <w:rPr>
+          <w:rFonts w:ascii="Calibri" w:cs="Calibri" w:eastAsia="Calibri" w:hAnsi="Calibri"/>
+          <w:color w:val="333333"/>
+          <w:sz w:val="22"/>
+          <w:szCs w:val="22"/>
+        </w:rPr>
+        <w:t xml:space="preserve">A geographic fraud heatmap aggregates risk scores by jurisdiction and renders real-time hotspot visualization. The heatmap feeds from the ensemble model outputs and graph analytics to surface emerging threat corridors, enabling proactive AML policy adjustments.</w:t>
+      </w:r>
+    </w:p>
+    <w:p>
+      <w:pPr>
+        <w:spacing w:after="80"/>
+      </w:pPr>
+    </w:p>
+    <w:p>
+      <w:pPr>
+        <w:pStyle w:val="Heading2"/>
+        <w:spacing w:after="160" w:before="280"/>
+      </w:pPr>
+      <w:r>
+        <w:rPr>
+          <w:rFonts w:ascii="Calibri" w:cs="Calibri" w:eastAsia="Calibri" w:hAnsi="Calibri"/>
+          <w:b/>
+          <w:bCs/>
+          <w:color w:val="1A2332"/>
+          <w:sz w:val="26"/>
+          <w:szCs w:val="26"/>
+        </w:rPr>
+        <w:t xml:space="preserve">5.6 Model Caching</w:t>
+      </w:r>
+    </w:p>
+    <w:p>
+      <w:pPr>
+        <w:spacing w:after="120"/>
+        <w:jc w:val="both"/>
+      </w:pPr>
+      <w:r>
+        <w:rPr>
+          <w:rFonts w:ascii="Calibri" w:cs="Calibri" w:eastAsia="Calibri" w:hAnsi="Calibri"/>
+          <w:color w:val="333333"/>
+          <w:sz w:val="22"/>
+          <w:szCs w:val="22"/>
+        </w:rPr>
+        <w:t xml:space="preserve">Trained model artifacts are cached using joblib serialization with SHA-256 integrity verification. On startup, IPTS loads cached models in under 2 seconds, eliminating cold-start latency. Cache invalidation triggers automatically when retraining completes or when feature vector schema changes are detected.</w:t>
+      </w:r>
+    </w:p>
+    <w:p>
+      <w:pPr>
+        <w:spacing w:after="80"/>
+      </w:pPr>
+    </w:p>
+    <w:p>
+      <w:pPr>
+        <w:pStyle w:val="Heading2"/>
+        <w:spacing w:after="160" w:before="280"/>
+      </w:pPr>
+      <w:r>
+        <w:rPr>
+          <w:rFonts w:ascii="Calibri" w:cs="Calibri" w:eastAsia="Calibri" w:hAnsi="Calibri"/>
+          <w:b/>
+          <w:bCs/>
+          <w:color w:val="1A2332"/>
+          <w:sz w:val="26"/>
+          <w:szCs w:val="26"/>
+        </w:rPr>
+        <w:t xml:space="preserve">5.7 Continuous Learning</w:t>
       </w:r>
     </w:p>
     <w:p>
@@ -6226,7 +6989,7 @@
           <w:sz w:val="22"/>
           <w:szCs w:val="22"/>
         </w:rPr>
-        <w:t xml:space="preserve">IPTS v5.0 introduces a four-eyes dual approval mechanism that enforces segregation of duties for high-value transaction approvals, addressing a critical regulatory requirement for financial institutions.</w:t>
+        <w:t xml:space="preserve">IPTS v6.0 introduces a four-eyes dual approval mechanism that enforces segregation of duties for high-value transaction approvals, addressing a critical regulatory requirement for financial institutions.</w:t>
       </w:r>
     </w:p>
     <w:p>
@@ -12185,7 +12948,7 @@
                 <w:sz w:val="20"/>
                 <w:szCs w:val="20"/>
               </w:rPr>
-              <w:t xml:space="preserve">5 channels</w:t>
+              <w:t xml:space="preserve">7 channels</w:t>
             </w:r>
           </w:p>
         </w:tc>
@@ -12218,7 +12981,7 @@
                 <w:sz w:val="20"/>
                 <w:szCs w:val="20"/>
               </w:rPr>
-              <w:t xml:space="preserve">+400%</w:t>
+              <w:t xml:space="preserve">+600%</w:t>
             </w:r>
           </w:p>
         </w:tc>
@@ -12763,6 +13526,550 @@
                 <w:szCs w:val="20"/>
               </w:rPr>
               <w:t xml:space="preserve">100%</w:t>
+            </w:r>
+          </w:p>
+        </w:tc>
+      </w:tr>
+      <w:tr>
+        <w:tc>
+          <w:tcPr>
+            <w:tcW w:type="dxa" w:w="2800"/>
+            <w:tcBorders>
+              <w:top w:val="single" w:color="CCCCCC" w:sz="1"/>
+              <w:left w:val="single" w:color="CCCCCC" w:sz="1"/>
+              <w:bottom w:val="single" w:color="CCCCCC" w:sz="1"/>
+              <w:right w:val="single" w:color="CCCCCC" w:sz="1"/>
+            </w:tcBorders>
+            <w:shd w:fill="EDF2F7" w:val="clear"/>
+            <w:tcMar>
+              <w:top w:type="dxa" w:w="60"/>
+              <w:left w:type="dxa" w:w="100"/>
+              <w:bottom w:type="dxa" w:w="60"/>
+              <w:right w:type="dxa" w:w="100"/>
+            </w:tcMar>
+          </w:tcPr>
+          <w:p>
+            <w:pPr>
+              <w:jc w:val="left"/>
+            </w:pPr>
+            <w:r>
+              <w:rPr>
+                <w:rFonts w:ascii="Calibri" w:cs="Calibri" w:eastAsia="Calibri" w:hAnsi="Calibri"/>
+                <w:b/>
+                <w:bCs/>
+                <w:color w:val="333333"/>
+                <w:sz w:val="20"/>
+                <w:szCs w:val="20"/>
+              </w:rPr>
+              <w:t xml:space="preserve">Liquidity Pools</w:t>
+            </w:r>
+          </w:p>
+        </w:tc>
+        <w:tc>
+          <w:tcPr>
+            <w:tcW w:type="dxa" w:w="2200"/>
+            <w:tcBorders>
+              <w:top w:val="single" w:color="CCCCCC" w:sz="1"/>
+              <w:left w:val="single" w:color="CCCCCC" w:sz="1"/>
+              <w:bottom w:val="single" w:color="CCCCCC" w:sz="1"/>
+              <w:right w:val="single" w:color="CCCCCC" w:sz="1"/>
+            </w:tcBorders>
+            <w:shd w:fill="EDF2F7" w:val="clear"/>
+            <w:tcMar>
+              <w:top w:type="dxa" w:w="60"/>
+              <w:left w:type="dxa" w:w="100"/>
+              <w:bottom w:type="dxa" w:w="60"/>
+              <w:right w:type="dxa" w:w="100"/>
+            </w:tcMar>
+          </w:tcPr>
+          <w:p>
+            <w:pPr>
+              <w:jc w:val="left"/>
+            </w:pPr>
+            <w:r>
+              <w:rPr>
+                <w:rFonts w:ascii="Calibri" w:cs="Calibri" w:eastAsia="Calibri" w:hAnsi="Calibri"/>
+                <w:b w:val="false"/>
+                <w:bCs w:val="false"/>
+                <w:color w:val="333333"/>
+                <w:sz w:val="20"/>
+                <w:szCs w:val="20"/>
+              </w:rPr>
+              <w:t xml:space="preserve">None</w:t>
+            </w:r>
+          </w:p>
+        </w:tc>
+        <w:tc>
+          <w:tcPr>
+            <w:tcW w:type="dxa" w:w="2200"/>
+            <w:tcBorders>
+              <w:top w:val="single" w:color="CCCCCC" w:sz="1"/>
+              <w:left w:val="single" w:color="CCCCCC" w:sz="1"/>
+              <w:bottom w:val="single" w:color="CCCCCC" w:sz="1"/>
+              <w:right w:val="single" w:color="CCCCCC" w:sz="1"/>
+            </w:tcBorders>
+            <w:shd w:fill="EDF2F7" w:val="clear"/>
+            <w:tcMar>
+              <w:top w:type="dxa" w:w="60"/>
+              <w:left w:type="dxa" w:w="100"/>
+              <w:bottom w:type="dxa" w:w="60"/>
+              <w:right w:type="dxa" w:w="100"/>
+            </w:tcMar>
+          </w:tcPr>
+          <w:p>
+            <w:pPr>
+              <w:jc w:val="left"/>
+            </w:pPr>
+            <w:r>
+              <w:rPr>
+                <w:rFonts w:ascii="Calibri" w:cs="Calibri" w:eastAsia="Calibri" w:hAnsi="Calibri"/>
+                <w:b/>
+                <w:bCs/>
+                <w:color w:val="10B981"/>
+                <w:sz w:val="20"/>
+                <w:szCs w:val="20"/>
+              </w:rPr>
+              <w:t xml:space="preserve">AMM DeFi pools</w:t>
+            </w:r>
+          </w:p>
+        </w:tc>
+        <w:tc>
+          <w:tcPr>
+            <w:tcW w:type="dxa" w:w="2160"/>
+            <w:tcBorders>
+              <w:top w:val="single" w:color="CCCCCC" w:sz="1"/>
+              <w:left w:val="single" w:color="CCCCCC" w:sz="1"/>
+              <w:bottom w:val="single" w:color="CCCCCC" w:sz="1"/>
+              <w:right w:val="single" w:color="CCCCCC" w:sz="1"/>
+            </w:tcBorders>
+            <w:shd w:fill="EDF2F7" w:val="clear"/>
+            <w:tcMar>
+              <w:top w:type="dxa" w:w="60"/>
+              <w:left w:type="dxa" w:w="100"/>
+              <w:bottom w:type="dxa" w:w="60"/>
+              <w:right w:type="dxa" w:w="100"/>
+            </w:tcMar>
+          </w:tcPr>
+          <w:p>
+            <w:pPr>
+              <w:jc w:val="left"/>
+            </w:pPr>
+            <w:r>
+              <w:rPr>
+                <w:rFonts w:ascii="Calibri" w:cs="Calibri" w:eastAsia="Calibri" w:hAnsi="Calibri"/>
+                <w:b/>
+                <w:bCs/>
+                <w:color w:val="10B981"/>
+                <w:sz w:val="20"/>
+                <w:szCs w:val="20"/>
+              </w:rPr>
+              <w:t xml:space="preserve">New</w:t>
+            </w:r>
+          </w:p>
+        </w:tc>
+      </w:tr>
+      <w:tr>
+        <w:tc>
+          <w:tcPr>
+            <w:tcW w:type="dxa" w:w="2800"/>
+            <w:tcBorders>
+              <w:top w:val="single" w:color="CCCCCC" w:sz="1"/>
+              <w:left w:val="single" w:color="CCCCCC" w:sz="1"/>
+              <w:bottom w:val="single" w:color="CCCCCC" w:sz="1"/>
+              <w:right w:val="single" w:color="CCCCCC" w:sz="1"/>
+            </w:tcBorders>
+            <w:tcMar>
+              <w:top w:type="dxa" w:w="60"/>
+              <w:left w:type="dxa" w:w="100"/>
+              <w:bottom w:type="dxa" w:w="60"/>
+              <w:right w:type="dxa" w:w="100"/>
+            </w:tcMar>
+          </w:tcPr>
+          <w:p>
+            <w:pPr>
+              <w:jc w:val="left"/>
+            </w:pPr>
+            <w:r>
+              <w:rPr>
+                <w:rFonts w:ascii="Calibri" w:cs="Calibri" w:eastAsia="Calibri" w:hAnsi="Calibri"/>
+                <w:b/>
+                <w:bCs/>
+                <w:color w:val="333333"/>
+                <w:sz w:val="20"/>
+                <w:szCs w:val="20"/>
+              </w:rPr>
+              <w:t xml:space="preserve">Staking APY</w:t>
+            </w:r>
+          </w:p>
+        </w:tc>
+        <w:tc>
+          <w:tcPr>
+            <w:tcW w:type="dxa" w:w="2200"/>
+            <w:tcBorders>
+              <w:top w:val="single" w:color="CCCCCC" w:sz="1"/>
+              <w:left w:val="single" w:color="CCCCCC" w:sz="1"/>
+              <w:bottom w:val="single" w:color="CCCCCC" w:sz="1"/>
+              <w:right w:val="single" w:color="CCCCCC" w:sz="1"/>
+            </w:tcBorders>
+            <w:tcMar>
+              <w:top w:type="dxa" w:w="60"/>
+              <w:left w:type="dxa" w:w="100"/>
+              <w:bottom w:type="dxa" w:w="60"/>
+              <w:right w:type="dxa" w:w="100"/>
+            </w:tcMar>
+          </w:tcPr>
+          <w:p>
+            <w:pPr>
+              <w:jc w:val="left"/>
+            </w:pPr>
+            <w:r>
+              <w:rPr>
+                <w:rFonts w:ascii="Calibri" w:cs="Calibri" w:eastAsia="Calibri" w:hAnsi="Calibri"/>
+                <w:b w:val="false"/>
+                <w:bCs w:val="false"/>
+                <w:color w:val="333333"/>
+                <w:sz w:val="20"/>
+                <w:szCs w:val="20"/>
+              </w:rPr>
+              <w:t xml:space="preserve">None</w:t>
+            </w:r>
+          </w:p>
+        </w:tc>
+        <w:tc>
+          <w:tcPr>
+            <w:tcW w:type="dxa" w:w="2200"/>
+            <w:tcBorders>
+              <w:top w:val="single" w:color="CCCCCC" w:sz="1"/>
+              <w:left w:val="single" w:color="CCCCCC" w:sz="1"/>
+              <w:bottom w:val="single" w:color="CCCCCC" w:sz="1"/>
+              <w:right w:val="single" w:color="CCCCCC" w:sz="1"/>
+            </w:tcBorders>
+            <w:tcMar>
+              <w:top w:type="dxa" w:w="60"/>
+              <w:left w:type="dxa" w:w="100"/>
+              <w:bottom w:type="dxa" w:w="60"/>
+              <w:right w:type="dxa" w:w="100"/>
+            </w:tcMar>
+          </w:tcPr>
+          <w:p>
+            <w:pPr>
+              <w:jc w:val="left"/>
+            </w:pPr>
+            <w:r>
+              <w:rPr>
+                <w:rFonts w:ascii="Calibri" w:cs="Calibri" w:eastAsia="Calibri" w:hAnsi="Calibri"/>
+                <w:b/>
+                <w:bCs/>
+                <w:color w:val="10B981"/>
+                <w:sz w:val="20"/>
+                <w:szCs w:val="20"/>
+              </w:rPr>
+              <w:t xml:space="preserve">Configurable yield</w:t>
+            </w:r>
+          </w:p>
+        </w:tc>
+        <w:tc>
+          <w:tcPr>
+            <w:tcW w:type="dxa" w:w="2160"/>
+            <w:tcBorders>
+              <w:top w:val="single" w:color="CCCCCC" w:sz="1"/>
+              <w:left w:val="single" w:color="CCCCCC" w:sz="1"/>
+              <w:bottom w:val="single" w:color="CCCCCC" w:sz="1"/>
+              <w:right w:val="single" w:color="CCCCCC" w:sz="1"/>
+            </w:tcBorders>
+            <w:tcMar>
+              <w:top w:type="dxa" w:w="60"/>
+              <w:left w:type="dxa" w:w="100"/>
+              <w:bottom w:type="dxa" w:w="60"/>
+              <w:right w:type="dxa" w:w="100"/>
+            </w:tcMar>
+          </w:tcPr>
+          <w:p>
+            <w:pPr>
+              <w:jc w:val="left"/>
+            </w:pPr>
+            <w:r>
+              <w:rPr>
+                <w:rFonts w:ascii="Calibri" w:cs="Calibri" w:eastAsia="Calibri" w:hAnsi="Calibri"/>
+                <w:b/>
+                <w:bCs/>
+                <w:color w:val="10B981"/>
+                <w:sz w:val="20"/>
+                <w:szCs w:val="20"/>
+              </w:rPr>
+              <w:t xml:space="preserve">New</w:t>
+            </w:r>
+          </w:p>
+        </w:tc>
+      </w:tr>
+      <w:tr>
+        <w:tc>
+          <w:tcPr>
+            <w:tcW w:type="dxa" w:w="2800"/>
+            <w:tcBorders>
+              <w:top w:val="single" w:color="CCCCCC" w:sz="1"/>
+              <w:left w:val="single" w:color="CCCCCC" w:sz="1"/>
+              <w:bottom w:val="single" w:color="CCCCCC" w:sz="1"/>
+              <w:right w:val="single" w:color="CCCCCC" w:sz="1"/>
+            </w:tcBorders>
+            <w:shd w:fill="EDF2F7" w:val="clear"/>
+            <w:tcMar>
+              <w:top w:type="dxa" w:w="60"/>
+              <w:left w:type="dxa" w:w="100"/>
+              <w:bottom w:type="dxa" w:w="60"/>
+              <w:right w:type="dxa" w:w="100"/>
+            </w:tcMar>
+          </w:tcPr>
+          <w:p>
+            <w:pPr>
+              <w:jc w:val="left"/>
+            </w:pPr>
+            <w:r>
+              <w:rPr>
+                <w:rFonts w:ascii="Calibri" w:cs="Calibri" w:eastAsia="Calibri" w:hAnsi="Calibri"/>
+                <w:b/>
+                <w:bCs/>
+                <w:color w:val="333333"/>
+                <w:sz w:val="20"/>
+                <w:szCs w:val="20"/>
+              </w:rPr>
+              <w:t xml:space="preserve">Escrow (HTLC)</w:t>
+            </w:r>
+          </w:p>
+        </w:tc>
+        <w:tc>
+          <w:tcPr>
+            <w:tcW w:type="dxa" w:w="2200"/>
+            <w:tcBorders>
+              <w:top w:val="single" w:color="CCCCCC" w:sz="1"/>
+              <w:left w:val="single" w:color="CCCCCC" w:sz="1"/>
+              <w:bottom w:val="single" w:color="CCCCCC" w:sz="1"/>
+              <w:right w:val="single" w:color="CCCCCC" w:sz="1"/>
+            </w:tcBorders>
+            <w:shd w:fill="EDF2F7" w:val="clear"/>
+            <w:tcMar>
+              <w:top w:type="dxa" w:w="60"/>
+              <w:left w:type="dxa" w:w="100"/>
+              <w:bottom w:type="dxa" w:w="60"/>
+              <w:right w:type="dxa" w:w="100"/>
+            </w:tcMar>
+          </w:tcPr>
+          <w:p>
+            <w:pPr>
+              <w:jc w:val="left"/>
+            </w:pPr>
+            <w:r>
+              <w:rPr>
+                <w:rFonts w:ascii="Calibri" w:cs="Calibri" w:eastAsia="Calibri" w:hAnsi="Calibri"/>
+                <w:b w:val="false"/>
+                <w:bCs w:val="false"/>
+                <w:color w:val="333333"/>
+                <w:sz w:val="20"/>
+                <w:szCs w:val="20"/>
+              </w:rPr>
+              <w:t xml:space="preserve">None</w:t>
+            </w:r>
+          </w:p>
+        </w:tc>
+        <w:tc>
+          <w:tcPr>
+            <w:tcW w:type="dxa" w:w="2200"/>
+            <w:tcBorders>
+              <w:top w:val="single" w:color="CCCCCC" w:sz="1"/>
+              <w:left w:val="single" w:color="CCCCCC" w:sz="1"/>
+              <w:bottom w:val="single" w:color="CCCCCC" w:sz="1"/>
+              <w:right w:val="single" w:color="CCCCCC" w:sz="1"/>
+            </w:tcBorders>
+            <w:shd w:fill="EDF2F7" w:val="clear"/>
+            <w:tcMar>
+              <w:top w:type="dxa" w:w="60"/>
+              <w:left w:type="dxa" w:w="100"/>
+              <w:bottom w:type="dxa" w:w="60"/>
+              <w:right w:type="dxa" w:w="100"/>
+            </w:tcMar>
+          </w:tcPr>
+          <w:p>
+            <w:pPr>
+              <w:jc w:val="left"/>
+            </w:pPr>
+            <w:r>
+              <w:rPr>
+                <w:rFonts w:ascii="Calibri" w:cs="Calibri" w:eastAsia="Calibri" w:hAnsi="Calibri"/>
+                <w:b/>
+                <w:bCs/>
+                <w:color w:val="10B981"/>
+                <w:sz w:val="20"/>
+                <w:szCs w:val="20"/>
+              </w:rPr>
+              <w:t xml:space="preserve">Trustless escrow</w:t>
+            </w:r>
+          </w:p>
+        </w:tc>
+        <w:tc>
+          <w:tcPr>
+            <w:tcW w:type="dxa" w:w="2160"/>
+            <w:tcBorders>
+              <w:top w:val="single" w:color="CCCCCC" w:sz="1"/>
+              <w:left w:val="single" w:color="CCCCCC" w:sz="1"/>
+              <w:bottom w:val="single" w:color="CCCCCC" w:sz="1"/>
+              <w:right w:val="single" w:color="CCCCCC" w:sz="1"/>
+            </w:tcBorders>
+            <w:shd w:fill="EDF2F7" w:val="clear"/>
+            <w:tcMar>
+              <w:top w:type="dxa" w:w="60"/>
+              <w:left w:type="dxa" w:w="100"/>
+              <w:bottom w:type="dxa" w:w="60"/>
+              <w:right w:type="dxa" w:w="100"/>
+            </w:tcMar>
+          </w:tcPr>
+          <w:p>
+            <w:pPr>
+              <w:jc w:val="left"/>
+            </w:pPr>
+            <w:r>
+              <w:rPr>
+                <w:rFonts w:ascii="Calibri" w:cs="Calibri" w:eastAsia="Calibri" w:hAnsi="Calibri"/>
+                <w:b/>
+                <w:bCs/>
+                <w:color w:val="10B981"/>
+                <w:sz w:val="20"/>
+                <w:szCs w:val="20"/>
+              </w:rPr>
+              <w:t xml:space="preserve">New</w:t>
+            </w:r>
+          </w:p>
+        </w:tc>
+      </w:tr>
+      <w:tr>
+        <w:tc>
+          <w:tcPr>
+            <w:tcW w:type="dxa" w:w="2800"/>
+            <w:tcBorders>
+              <w:top w:val="single" w:color="CCCCCC" w:sz="1"/>
+              <w:left w:val="single" w:color="CCCCCC" w:sz="1"/>
+              <w:bottom w:val="single" w:color="CCCCCC" w:sz="1"/>
+              <w:right w:val="single" w:color="CCCCCC" w:sz="1"/>
+            </w:tcBorders>
+            <w:tcMar>
+              <w:top w:type="dxa" w:w="60"/>
+              <w:left w:type="dxa" w:w="100"/>
+              <w:bottom w:type="dxa" w:w="60"/>
+              <w:right w:type="dxa" w:w="100"/>
+            </w:tcMar>
+          </w:tcPr>
+          <w:p>
+            <w:pPr>
+              <w:jc w:val="left"/>
+            </w:pPr>
+            <w:r>
+              <w:rPr>
+                <w:rFonts w:ascii="Calibri" w:cs="Calibri" w:eastAsia="Calibri" w:hAnsi="Calibri"/>
+                <w:b/>
+                <w:bCs/>
+                <w:color w:val="333333"/>
+                <w:sz w:val="20"/>
+                <w:szCs w:val="20"/>
+              </w:rPr>
+              <w:t xml:space="preserve">LLM Chat</w:t>
+            </w:r>
+          </w:p>
+        </w:tc>
+        <w:tc>
+          <w:tcPr>
+            <w:tcW w:type="dxa" w:w="2200"/>
+            <w:tcBorders>
+              <w:top w:val="single" w:color="CCCCCC" w:sz="1"/>
+              <w:left w:val="single" w:color="CCCCCC" w:sz="1"/>
+              <w:bottom w:val="single" w:color="CCCCCC" w:sz="1"/>
+              <w:right w:val="single" w:color="CCCCCC" w:sz="1"/>
+            </w:tcBorders>
+            <w:tcMar>
+              <w:top w:type="dxa" w:w="60"/>
+              <w:left w:type="dxa" w:w="100"/>
+              <w:bottom w:type="dxa" w:w="60"/>
+              <w:right w:type="dxa" w:w="100"/>
+            </w:tcMar>
+          </w:tcPr>
+          <w:p>
+            <w:pPr>
+              <w:jc w:val="left"/>
+            </w:pPr>
+            <w:r>
+              <w:rPr>
+                <w:rFonts w:ascii="Calibri" w:cs="Calibri" w:eastAsia="Calibri" w:hAnsi="Calibri"/>
+                <w:b w:val="false"/>
+                <w:bCs w:val="false"/>
+                <w:color w:val="333333"/>
+                <w:sz w:val="20"/>
+                <w:szCs w:val="20"/>
+              </w:rPr>
+              <w:t xml:space="preserve">None</w:t>
+            </w:r>
+          </w:p>
+        </w:tc>
+        <w:tc>
+          <w:tcPr>
+            <w:tcW w:type="dxa" w:w="2200"/>
+            <w:tcBorders>
+              <w:top w:val="single" w:color="CCCCCC" w:sz="1"/>
+              <w:left w:val="single" w:color="CCCCCC" w:sz="1"/>
+              <w:bottom w:val="single" w:color="CCCCCC" w:sz="1"/>
+              <w:right w:val="single" w:color="CCCCCC" w:sz="1"/>
+            </w:tcBorders>
+            <w:tcMar>
+              <w:top w:type="dxa" w:w="60"/>
+              <w:left w:type="dxa" w:w="100"/>
+              <w:bottom w:type="dxa" w:w="60"/>
+              <w:right w:type="dxa" w:w="100"/>
+            </w:tcMar>
+          </w:tcPr>
+          <w:p>
+            <w:pPr>
+              <w:jc w:val="left"/>
+            </w:pPr>
+            <w:r>
+              <w:rPr>
+                <w:rFonts w:ascii="Calibri" w:cs="Calibri" w:eastAsia="Calibri" w:hAnsi="Calibri"/>
+                <w:b/>
+                <w:bCs/>
+                <w:color w:val="10B981"/>
+                <w:sz w:val="20"/>
+                <w:szCs w:val="20"/>
+              </w:rPr>
+              <w:t xml:space="preserve">AI support (LLM)</w:t>
+            </w:r>
+          </w:p>
+        </w:tc>
+        <w:tc>
+          <w:tcPr>
+            <w:tcW w:type="dxa" w:w="2160"/>
+            <w:tcBorders>
+              <w:top w:val="single" w:color="CCCCCC" w:sz="1"/>
+              <w:left w:val="single" w:color="CCCCCC" w:sz="1"/>
+              <w:bottom w:val="single" w:color="CCCCCC" w:sz="1"/>
+              <w:right w:val="single" w:color="CCCCCC" w:sz="1"/>
+            </w:tcBorders>
+            <w:tcMar>
+              <w:top w:type="dxa" w:w="60"/>
+              <w:left w:type="dxa" w:w="100"/>
+              <w:bottom w:type="dxa" w:w="60"/>
+              <w:right w:type="dxa" w:w="100"/>
+            </w:tcMar>
+          </w:tcPr>
+          <w:p>
+            <w:pPr>
+              <w:jc w:val="left"/>
+            </w:pPr>
+            <w:r>
+              <w:rPr>
+                <w:rFonts w:ascii="Calibri" w:cs="Calibri" w:eastAsia="Calibri" w:hAnsi="Calibri"/>
+                <w:b/>
+                <w:bCs/>
+                <w:color w:val="10B981"/>
+                <w:sz w:val="20"/>
+                <w:szCs w:val="20"/>
+              </w:rPr>
+              <w:t xml:space="preserve">New</w:t>
             </w:r>
           </w:p>
         </w:tc>
@@ -15112,7 +16419,7 @@
           <w:sz w:val="22"/>
           <w:szCs w:val="22"/>
         </w:rPr>
-        <w:t xml:space="preserve">IPTS v5.0 represents a transformational platform that addresses the fundamental challenges of cross-border settlement through blockchain, explainable AI, enterprise-grade operational controls, and a comprehensive digital banking experience including multi-channel payments, virtual card services, spending analytics, and E-KYC verification.</w:t>
+        <w:t xml:space="preserve">IPTS v6.0 represents a transformational platform that addresses the fundamental challenges of cross-border settlement through blockchain, explainable AI, enterprise-grade operational controls, and a comprehensive digital banking experience including multi-channel payments, virtual card services, spending analytics, E-KYC verification, DeFi capabilities (AMM swap, staking, HTLC escrow), LLM-powered support, and advanced network graph analytics.</w:t>
       </w:r>
     </w:p>
     <w:p>
@@ -15315,7 +16622,7 @@
           <w:sz w:val="22"/>
           <w:szCs w:val="22"/>
         </w:rPr>
-        <w:t xml:space="preserve">5 payment channels (Settlement, P2P, ACH/Wire/SEPA, Scheduled, QR Pay) cover all enterprise payment needs.</w:t>
+        <w:t xml:space="preserve">7 payment channels (Settlement, P2P, ACH/Wire/SEPA, Scheduled, QR Pay, DeFi Swap, HTLC Escrow) cover all enterprise payment needs.</w:t>
       </w:r>
     </w:p>
     <w:p>
@@ -15426,6 +16733,116 @@
           <w:szCs w:val="22"/>
         </w:rPr>
         <w:t xml:space="preserve">Real-time notification center with SSE-powered alerts and AI support chat improve user experience.</w:t>
+      </w:r>
+    </w:p>
+    <w:p>
+      <w:pPr>
+        <w:spacing w:after="100"/>
+      </w:pPr>
+      <w:r>
+        <w:rPr>
+          <w:rFonts w:ascii="Calibri" w:cs="Calibri" w:eastAsia="Calibri" w:hAnsi="Calibri"/>
+          <w:sz w:val="22"/>
+          <w:szCs w:val="22"/>
+        </w:rPr>
+        <w:t xml:space="preserve">✅  </w:t>
+      </w:r>
+      <w:r>
+        <w:rPr>
+          <w:rFonts w:ascii="Calibri" w:cs="Calibri" w:eastAsia="Calibri" w:hAnsi="Calibri"/>
+          <w:color w:val="333333"/>
+          <w:sz w:val="22"/>
+          <w:szCs w:val="22"/>
+        </w:rPr>
+        <w:t xml:space="preserve">DeFi Hub with AMM swap, staking yield, and HTLC escrow extends the platform into decentralized finance.</w:t>
+      </w:r>
+    </w:p>
+    <w:p>
+      <w:pPr>
+        <w:spacing w:after="100"/>
+      </w:pPr>
+      <w:r>
+        <w:rPr>
+          <w:rFonts w:ascii="Calibri" w:cs="Calibri" w:eastAsia="Calibri" w:hAnsi="Calibri"/>
+          <w:sz w:val="22"/>
+          <w:szCs w:val="22"/>
+        </w:rPr>
+        <w:t xml:space="preserve">✅  </w:t>
+      </w:r>
+      <w:r>
+        <w:rPr>
+          <w:rFonts w:ascii="Calibri" w:cs="Calibri" w:eastAsia="Calibri" w:hAnsi="Calibri"/>
+          <w:color w:val="333333"/>
+          <w:sz w:val="22"/>
+          <w:szCs w:val="22"/>
+        </w:rPr>
+        <w:t xml:space="preserve">Global fraud heatmap provides geographic risk visualization for proactive AML policy management.</w:t>
+      </w:r>
+    </w:p>
+    <w:p>
+      <w:pPr>
+        <w:spacing w:after="100"/>
+      </w:pPr>
+      <w:r>
+        <w:rPr>
+          <w:rFonts w:ascii="Calibri" w:cs="Calibri" w:eastAsia="Calibri" w:hAnsi="Calibri"/>
+          <w:sz w:val="22"/>
+          <w:szCs w:val="22"/>
+        </w:rPr>
+        <w:t xml:space="preserve">✅  </w:t>
+      </w:r>
+      <w:r>
+        <w:rPr>
+          <w:rFonts w:ascii="Calibri" w:cs="Calibri" w:eastAsia="Calibri" w:hAnsi="Calibri"/>
+          <w:color w:val="333333"/>
+          <w:sz w:val="22"/>
+          <w:szCs w:val="22"/>
+        </w:rPr>
+        <w:t xml:space="preserve">Proof of Reserve dashboard delivers cryptographic solvency attestation for digital asset holdings.</w:t>
+      </w:r>
+    </w:p>
+    <w:p>
+      <w:pPr>
+        <w:spacing w:after="100"/>
+      </w:pPr>
+      <w:r>
+        <w:rPr>
+          <w:rFonts w:ascii="Calibri" w:cs="Calibri" w:eastAsia="Calibri" w:hAnsi="Calibri"/>
+          <w:sz w:val="22"/>
+          <w:szCs w:val="22"/>
+        </w:rPr>
+        <w:t xml:space="preserve">✅  </w:t>
+      </w:r>
+      <w:r>
+        <w:rPr>
+          <w:rFonts w:ascii="Calibri" w:cs="Calibri" w:eastAsia="Calibri" w:hAnsi="Calibri"/>
+          <w:color w:val="333333"/>
+          <w:sz w:val="22"/>
+          <w:szCs w:val="22"/>
+        </w:rPr>
+        <w:t xml:space="preserve">LLM-powered AI Support Chat enables natural language queries across account, payment, and compliance domains.</w:t>
+      </w:r>
+    </w:p>
+    <w:p>
+      <w:pPr>
+        <w:spacing w:after="100"/>
+      </w:pPr>
+      <w:r>
+        <w:rPr>
+          <w:rFonts w:ascii="Calibri" w:cs="Calibri" w:eastAsia="Calibri" w:hAnsi="Calibri"/>
+          <w:sz w:val="22"/>
+          <w:szCs w:val="22"/>
+        </w:rPr>
+        <w:t xml:space="preserve">✅  </w:t>
+      </w:r>
+      <w:r>
+        <w:rPr>
+          <w:rFonts w:ascii="Calibri" w:cs="Calibri" w:eastAsia="Calibri" w:hAnsi="Calibri"/>
+          <w:color w:val="333333"/>
+          <w:sz w:val="22"/>
+          <w:szCs w:val="22"/>
+        </w:rPr>
+        <w:t xml:space="preserve">Network Graph Analysis with dual-view visualization strengthens fraud investigation and pattern detection.</w:t>
       </w:r>
     </w:p>
     <w:p>
@@ -15742,7 +17159,7 @@
         <w:sz w:val="16"/>
         <w:szCs w:val="16"/>
       </w:rPr>
-      <w:t xml:space="preserve">  |  G9-IPTS  |  April 2026  |  Version 5.0</w:t>
+      <w:t xml:space="preserve">  |  G9-IPTS  |  April 2026  |  Version 6.0</w:t>
     </w:r>
   </w:p>
 </w:ftr>
@@ -15803,7 +17220,7 @@
         <w:sz w:val="16"/>
         <w:szCs w:val="16"/>
       </w:rPr>
-      <w:t xml:space="preserve">G9-IPTS Executive Briefing v5.0</w:t>
+      <w:t xml:space="preserve">G9-IPTS Executive Briefing v6.0</w:t>
     </w:r>
     <w:r>
       <w:rPr>
